--- a/CVS/CVS Data Architecture Approach - Workstreams A, B, C.docx
+++ b/CVS/CVS Data Architecture Approach - Workstreams A, B, C.docx
@@ -8,6 +8,9 @@
         <w:pStyle w:val="Heading1"/>
       </w:pPr>
       <w:r>
+        <w:rPr>
+          <w:rFonts w:ascii="Arial" w:hAnsi="Arial" w:cs="Arial" w:eastAsia="Arial"/>
+        </w:rPr>
         <w:t xml:space="preserve">CVS Data Architecture Approach: Workstreams A, B1/B2, C</w:t>
       </w:r>
     </w:p>
@@ -18,66 +21,106 @@
       <w:r>
         <w:rPr>
           <w:bCs/>
+          <w:rFonts w:ascii="Arial" w:hAnsi="Arial" w:cs="Arial" w:eastAsia="Arial"/>
           <w:b/>
         </w:rPr>
         <w:t xml:space="preserve">Lens:</w:t>
       </w:r>
       <w:r>
+        <w:rPr>
+          <w:rFonts w:ascii="Arial" w:hAnsi="Arial" w:cs="Arial" w:eastAsia="Arial"/>
+        </w:rPr>
         <w:t xml:space="preserve"> </w:t>
       </w:r>
       <w:r>
+        <w:rPr>
+          <w:rFonts w:ascii="Arial" w:hAnsi="Arial" w:cs="Arial" w:eastAsia="Arial"/>
+        </w:rPr>
         <w:t xml:space="preserve">data architecture, organized by the four Data Foundation areas in the Databricks Architecture Primer (Data Architecture, Data Ingestion and Processing, Storage Architecture, Medallion Architecture).</w:t>
       </w:r>
       <w:r>
+        <w:rPr>
+          <w:rFonts w:ascii="Arial" w:hAnsi="Arial" w:cs="Arial" w:eastAsia="Arial"/>
+        </w:rPr>
         <w:t xml:space="preserve"> </w:t>
       </w:r>
       <w:r>
         <w:rPr>
           <w:bCs/>
+          <w:rFonts w:ascii="Arial" w:hAnsi="Arial" w:cs="Arial" w:eastAsia="Arial"/>
           <w:b/>
         </w:rPr>
         <w:t xml:space="preserve">Built from:</w:t>
       </w:r>
       <w:r>
+        <w:rPr>
+          <w:rFonts w:ascii="Arial" w:hAnsi="Arial" w:cs="Arial" w:eastAsia="Arial"/>
+        </w:rPr>
         <w:t xml:space="preserve"> </w:t>
       </w:r>
       <w:r>
+        <w:rPr>
+          <w:rFonts w:ascii="Arial" w:hAnsi="Arial" w:cs="Arial" w:eastAsia="Arial"/>
+        </w:rPr>
         <w:t xml:space="preserve">every file in the</w:t>
       </w:r>
       <w:r>
+        <w:rPr>
+          <w:rFonts w:ascii="Arial" w:hAnsi="Arial" w:cs="Arial" w:eastAsia="Arial"/>
+        </w:rPr>
         <w:t xml:space="preserve"> </w:t>
       </w:r>
       <w:r>
         <w:rPr>
           <w:rStyle w:val="VerbatimChar"/>
+          <w:rFonts w:ascii="Arial" w:hAnsi="Arial" w:cs="Arial" w:eastAsia="Arial"/>
         </w:rPr>
         <w:t xml:space="preserve">CVS</w:t>
       </w:r>
       <w:r>
+        <w:rPr>
+          <w:rFonts w:ascii="Arial" w:hAnsi="Arial" w:cs="Arial" w:eastAsia="Arial"/>
+        </w:rPr>
         <w:t xml:space="preserve"> </w:t>
       </w:r>
       <w:r>
+        <w:rPr>
+          <w:rFonts w:ascii="Arial" w:hAnsi="Arial" w:cs="Arial" w:eastAsia="Arial"/>
+        </w:rPr>
         <w:t xml:space="preserve">folder (see Section 8). Where files disagree, Section 6 lists the conflict and a recommended ruling.</w:t>
       </w:r>
       <w:r>
+        <w:rPr>
+          <w:rFonts w:ascii="Arial" w:hAnsi="Arial" w:cs="Arial" w:eastAsia="Arial"/>
+        </w:rPr>
         <w:t xml:space="preserve"> </w:t>
       </w:r>
       <w:r>
         <w:rPr>
           <w:bCs/>
+          <w:rFonts w:ascii="Arial" w:hAnsi="Arial" w:cs="Arial" w:eastAsia="Arial"/>
           <w:b/>
         </w:rPr>
         <w:t xml:space="preserve">Status:</w:t>
       </w:r>
       <w:r>
+        <w:rPr>
+          <w:rFonts w:ascii="Arial" w:hAnsi="Arial" w:cs="Arial" w:eastAsia="Arial"/>
+        </w:rPr>
         <w:t xml:space="preserve"> </w:t>
       </w:r>
       <w:r>
+        <w:rPr>
+          <w:rFonts w:ascii="Arial" w:hAnsi="Arial" w:cs="Arial" w:eastAsia="Arial"/>
+        </w:rPr>
         <w:t xml:space="preserve">working draft for SME review. Not client-ready until the Section 6 decisions are taken.</w:t>
       </w:r>
     </w:p>
     <w:p>
       <w:r>
+        <w:rPr>
+          <w:rFonts w:ascii="Arial" w:hAnsi="Arial" w:cs="Arial" w:eastAsia="Arial"/>
+        </w:rPr>
         <w:pict>
           <v:rect style="width:0;height:1.5pt" o:hralign="center" o:hrstd="t" o:hr="t"/>
         </w:pict>
@@ -89,6 +132,9 @@
         <w:pStyle w:val="Heading2"/>
       </w:pPr>
       <w:r>
+        <w:rPr>
+          <w:rFonts w:ascii="Arial" w:hAnsi="Arial" w:cs="Arial" w:eastAsia="Arial"/>
+        </w:rPr>
         <w:t xml:space="preserve">1. The integrated approach in one view</w:t>
       </w:r>
     </w:p>
@@ -97,351 +143,585 @@
         <w:pStyle w:val="FirstParagraph"/>
       </w:pPr>
       <w:r>
+        <w:rPr>
+          <w:rFonts w:ascii="Arial" w:hAnsi="Arial" w:cs="Arial" w:eastAsia="Arial"/>
+        </w:rPr>
         <w:t xml:space="preserve">The four workstreams are one data-architecture chain. A proves and fixes the pattern, B1 decides which data is governed and how, B2 lands it in Bronze, C turns it into Silver and Gold products.</w:t>
       </w:r>
     </w:p>
     <w:tbl>
       <w:tblPr>
         <w:tblStyle w:val="Table"/>
-        <w:tblW w:type="pct" w:w="5000"/>
+        <w:tblW w:type="dxa" w:w="9648"/>
         <w:tblLook w:firstRow="1" w:lastRow="0" w:firstColumn="0" w:lastColumn="0" w:noHBand="0" w:noVBand="0" w:val="0020"/>
         <w:jc w:val="start"/>
+        <w:tblBorders>
+          <w:top w:val="single" w:sz="4" w:space="0" w:color="BFC9DD"/>
+          <w:left w:val="single" w:sz="4" w:space="0" w:color="BFC9DD"/>
+          <w:bottom w:val="single" w:sz="4" w:space="0" w:color="BFC9DD"/>
+          <w:right w:val="single" w:sz="4" w:space="0" w:color="BFC9DD"/>
+          <w:insideH w:val="single" w:sz="4" w:space="0" w:color="BFC9DD"/>
+          <w:insideV w:val="single" w:sz="4" w:space="0" w:color="BFC9DD"/>
+        </w:tblBorders>
+        <w:tblCellMar>
+          <w:top w:w="50" w:type="dxa"/>
+          <w:left w:w="90" w:type="dxa"/>
+          <w:bottom w:w="50" w:type="dxa"/>
+          <w:right w:w="90" w:type="dxa"/>
+        </w:tblCellMar>
+        <w:tblLayout w:type="fixed"/>
       </w:tblPr>
       <w:tblGrid>
-        <w:gridCol w:w="2640"/>
-        <w:gridCol w:w="2640"/>
-        <w:gridCol w:w="2640"/>
+        <w:gridCol w:w="1494"/>
+        <w:gridCol w:w="4840"/>
+        <w:gridCol w:w="3313"/>
       </w:tblGrid>
       <w:tr>
         <w:trPr>
           <w:tblHeader w:val="true"/>
+          <w:cantSplit/>
+          <w:tblHeader/>
         </w:trPr>
         <w:tc>
-          <w:tcPr/>
-          <w:p>
-            <w:pPr>
-              <w:pStyle w:val="Compact"/>
-              <w:jc w:val="left"/>
-            </w:pPr>
-            <w:r>
+          <w:tcPr>
+            <w:tcW w:type="dxa" w:w="1494"/>
+            <w:shd w:val="clear" w:color="auto" w:fill="00338D"/>
+          </w:tcPr>
+          <w:p>
+            <w:pPr>
+              <w:pStyle w:val="Compact"/>
+              <w:spacing w:after="40" w:before="0" w:line="240" w:lineRule="auto"/>
+              <w:jc w:val="left"/>
+            </w:pPr>
+            <w:r>
+              <w:rPr>
+                <w:rFonts w:ascii="Arial" w:hAnsi="Arial"/>
+                <w:b/>
+                <w:color w:val="FFFFFF"/>
+                <w:sz w:val="17"/>
+              </w:rPr>
               <w:t xml:space="preserve">From → To</w:t>
             </w:r>
           </w:p>
         </w:tc>
         <w:tc>
-          <w:tcPr/>
-          <w:p>
-            <w:pPr>
-              <w:pStyle w:val="Compact"/>
-              <w:jc w:val="left"/>
-            </w:pPr>
-            <w:r>
+          <w:tcPr>
+            <w:tcW w:type="dxa" w:w="4840"/>
+            <w:shd w:val="clear" w:color="auto" w:fill="00338D"/>
+          </w:tcPr>
+          <w:p>
+            <w:pPr>
+              <w:pStyle w:val="Compact"/>
+              <w:spacing w:after="40" w:before="0" w:line="240" w:lineRule="auto"/>
+              <w:jc w:val="left"/>
+            </w:pPr>
+            <w:r>
+              <w:rPr>
+                <w:rFonts w:ascii="Arial" w:hAnsi="Arial"/>
+                <w:b/>
+                <w:color w:val="FFFFFF"/>
+                <w:sz w:val="17"/>
+              </w:rPr>
               <w:t xml:space="preserve">What passes across</w:t>
             </w:r>
           </w:p>
         </w:tc>
         <w:tc>
-          <w:tcPr/>
-          <w:p>
-            <w:pPr>
-              <w:pStyle w:val="Compact"/>
-              <w:jc w:val="left"/>
-            </w:pPr>
-            <w:r>
+          <w:tcPr>
+            <w:tcW w:type="dxa" w:w="3313"/>
+            <w:shd w:val="clear" w:color="auto" w:fill="00338D"/>
+          </w:tcPr>
+          <w:p>
+            <w:pPr>
+              <w:pStyle w:val="Compact"/>
+              <w:spacing w:after="40" w:before="0" w:line="240" w:lineRule="auto"/>
+              <w:jc w:val="left"/>
+            </w:pPr>
+            <w:r>
+              <w:rPr>
+                <w:rFonts w:ascii="Arial" w:hAnsi="Arial"/>
+                <w:b/>
+                <w:color w:val="FFFFFF"/>
+                <w:sz w:val="17"/>
+              </w:rPr>
               <w:t xml:space="preserve">Gate to release</w:t>
             </w:r>
           </w:p>
         </w:tc>
       </w:tr>
       <w:tr>
-        <w:tc>
-          <w:tcPr/>
-          <w:p>
-            <w:pPr>
-              <w:pStyle w:val="Compact"/>
+        <w:trPr>
+          <w:cantSplit/>
+        </w:trPr>
+        <w:tc>
+          <w:tcPr>
+            <w:tcW w:type="dxa" w:w="1494"/>
+          </w:tcPr>
+          <w:p>
+            <w:pPr>
+              <w:pStyle w:val="Compact"/>
+              <w:spacing w:after="40" w:before="0" w:line="240" w:lineRule="auto"/>
               <w:jc w:val="left"/>
             </w:pPr>
             <w:r>
               <w:rPr>
                 <w:bCs/>
+                <w:rFonts w:ascii="Arial" w:hAnsi="Arial"/>
                 <w:b/>
+                <w:color w:val="262626"/>
+                <w:sz w:val="17"/>
               </w:rPr>
               <w:t xml:space="preserve">A → B1</w:t>
             </w:r>
           </w:p>
         </w:tc>
         <w:tc>
-          <w:tcPr/>
-          <w:p>
-            <w:pPr>
-              <w:pStyle w:val="Compact"/>
-              <w:jc w:val="left"/>
-            </w:pPr>
-            <w:r>
+          <w:tcPr>
+            <w:tcW w:type="dxa" w:w="4840"/>
+          </w:tcPr>
+          <w:p>
+            <w:pPr>
+              <w:pStyle w:val="Compact"/>
+              <w:spacing w:after="40" w:before="0" w:line="240" w:lineRule="auto"/>
+              <w:jc w:val="left"/>
+            </w:pPr>
+            <w:r>
+              <w:rPr>
+                <w:rFonts w:ascii="Arial" w:hAnsi="Arial"/>
+                <w:color w:val="262626"/>
+                <w:sz w:val="17"/>
+              </w:rPr>
               <w:t xml:space="preserve">Canonical metadata standard, ODCS template, Unity Catalog namespace hierarchy</w:t>
             </w:r>
           </w:p>
         </w:tc>
         <w:tc>
-          <w:tcPr/>
-          <w:p>
-            <w:pPr>
-              <w:pStyle w:val="Compact"/>
-              <w:jc w:val="left"/>
-            </w:pPr>
-            <w:r>
+          <w:tcPr>
+            <w:tcW w:type="dxa" w:w="3313"/>
+          </w:tcPr>
+          <w:p>
+            <w:pPr>
+              <w:pStyle w:val="Compact"/>
+              <w:spacing w:after="40" w:before="0" w:line="240" w:lineRule="auto"/>
+              <w:jc w:val="left"/>
+            </w:pPr>
+            <w:r>
+              <w:rPr>
+                <w:rFonts w:ascii="Arial" w:hAnsi="Arial"/>
+                <w:color w:val="262626"/>
+                <w:sz w:val="17"/>
+              </w:rPr>
               <w:t xml:space="preserve">Catalog taxonomy decision (Section 6, D2)</w:t>
             </w:r>
           </w:p>
         </w:tc>
       </w:tr>
       <w:tr>
-        <w:tc>
-          <w:tcPr/>
-          <w:p>
-            <w:pPr>
-              <w:pStyle w:val="Compact"/>
+        <w:trPr>
+          <w:cantSplit/>
+        </w:trPr>
+        <w:tc>
+          <w:tcPr>
+            <w:tcW w:type="dxa" w:w="1494"/>
+            <w:shd w:val="clear" w:color="auto" w:fill="F2F5FA"/>
+          </w:tcPr>
+          <w:p>
+            <w:pPr>
+              <w:pStyle w:val="Compact"/>
+              <w:spacing w:after="40" w:before="0" w:line="240" w:lineRule="auto"/>
               <w:jc w:val="left"/>
             </w:pPr>
             <w:r>
               <w:rPr>
                 <w:bCs/>
+                <w:rFonts w:ascii="Arial" w:hAnsi="Arial"/>
                 <w:b/>
+                <w:color w:val="262626"/>
+                <w:sz w:val="17"/>
               </w:rPr>
               <w:t xml:space="preserve">A → B2</w:t>
             </w:r>
           </w:p>
         </w:tc>
         <w:tc>
-          <w:tcPr/>
-          <w:p>
-            <w:pPr>
-              <w:pStyle w:val="Compact"/>
-              <w:jc w:val="left"/>
-            </w:pPr>
-            <w:r>
+          <w:tcPr>
+            <w:tcW w:type="dxa" w:w="4840"/>
+            <w:shd w:val="clear" w:color="auto" w:fill="F2F5FA"/>
+          </w:tcPr>
+          <w:p>
+            <w:pPr>
+              <w:pStyle w:val="Compact"/>
+              <w:spacing w:after="40" w:before="0" w:line="240" w:lineRule="auto"/>
+              <w:jc w:val="left"/>
+            </w:pPr>
+            <w:r>
+              <w:rPr>
+                <w:rFonts w:ascii="Arial" w:hAnsi="Arial"/>
+                <w:color w:val="262626"/>
+                <w:sz w:val="17"/>
+              </w:rPr>
               <w:t xml:space="preserve">Validated Auto Loader + Event Grid pattern, ADLS folder hierarchy, throughput benchmarks</w:t>
             </w:r>
           </w:p>
         </w:tc>
         <w:tc>
-          <w:tcPr/>
-          <w:p>
-            <w:pPr>
-              <w:pStyle w:val="Compact"/>
-              <w:jc w:val="left"/>
-            </w:pPr>
-            <w:r>
+          <w:tcPr>
+            <w:tcW w:type="dxa" w:w="3313"/>
+            <w:shd w:val="clear" w:color="auto" w:fill="F2F5FA"/>
+          </w:tcPr>
+          <w:p>
+            <w:pPr>
+              <w:pStyle w:val="Compact"/>
+              <w:spacing w:after="40" w:before="0" w:line="240" w:lineRule="auto"/>
+              <w:jc w:val="left"/>
+            </w:pPr>
+            <w:r>
+              <w:rPr>
+                <w:rFonts w:ascii="Arial" w:hAnsi="Arial"/>
+                <w:color w:val="262626"/>
+                <w:sz w:val="17"/>
+              </w:rPr>
               <w:t xml:space="preserve">Landing-zone and network clearance; A2 pilot performance baseline</w:t>
             </w:r>
           </w:p>
         </w:tc>
       </w:tr>
       <w:tr>
-        <w:tc>
-          <w:tcPr/>
-          <w:p>
-            <w:pPr>
-              <w:pStyle w:val="Compact"/>
+        <w:trPr>
+          <w:cantSplit/>
+        </w:trPr>
+        <w:tc>
+          <w:tcPr>
+            <w:tcW w:type="dxa" w:w="1494"/>
+          </w:tcPr>
+          <w:p>
+            <w:pPr>
+              <w:pStyle w:val="Compact"/>
+              <w:spacing w:after="40" w:before="0" w:line="240" w:lineRule="auto"/>
               <w:jc w:val="left"/>
             </w:pPr>
             <w:r>
               <w:rPr>
                 <w:bCs/>
+                <w:rFonts w:ascii="Arial" w:hAnsi="Arial"/>
                 <w:b/>
+                <w:color w:val="262626"/>
+                <w:sz w:val="17"/>
               </w:rPr>
               <w:t xml:space="preserve">A → C</w:t>
             </w:r>
           </w:p>
         </w:tc>
         <w:tc>
-          <w:tcPr/>
-          <w:p>
-            <w:pPr>
-              <w:pStyle w:val="Compact"/>
-              <w:jc w:val="left"/>
-            </w:pPr>
-            <w:r>
+          <w:tcPr>
+            <w:tcW w:type="dxa" w:w="4840"/>
+          </w:tcPr>
+          <w:p>
+            <w:pPr>
+              <w:pStyle w:val="Compact"/>
+              <w:spacing w:after="40" w:before="0" w:line="240" w:lineRule="auto"/>
+              <w:jc w:val="left"/>
+            </w:pPr>
+            <w:r>
+              <w:rPr>
+                <w:rFonts w:ascii="Arial" w:hAnsi="Arial"/>
+                <w:color w:val="262626"/>
+                <w:sz w:val="17"/>
+              </w:rPr>
               <w:t xml:space="preserve">Pilot as reference pattern: DLT code, Silver schema, RBAC and masking pattern, FinOps baseline</w:t>
             </w:r>
           </w:p>
         </w:tc>
         <w:tc>
-          <w:tcPr/>
-          <w:p>
-            <w:pPr>
-              <w:pStyle w:val="Compact"/>
-              <w:jc w:val="left"/>
-            </w:pPr>
-            <w:r>
+          <w:tcPr>
+            <w:tcW w:type="dxa" w:w="3313"/>
+          </w:tcPr>
+          <w:p>
+            <w:pPr>
+              <w:pStyle w:val="Compact"/>
+              <w:spacing w:after="40" w:before="0" w:line="240" w:lineRule="auto"/>
+              <w:jc w:val="left"/>
+            </w:pPr>
+            <w:r>
+              <w:rPr>
+                <w:rFonts w:ascii="Arial" w:hAnsi="Arial"/>
+                <w:color w:val="262626"/>
+                <w:sz w:val="17"/>
+              </w:rPr>
               <w:t xml:space="preserve">Pilot accepted by CVS product owner</w:t>
             </w:r>
           </w:p>
         </w:tc>
       </w:tr>
       <w:tr>
-        <w:tc>
-          <w:tcPr/>
-          <w:p>
-            <w:pPr>
-              <w:pStyle w:val="Compact"/>
+        <w:trPr>
+          <w:cantSplit/>
+        </w:trPr>
+        <w:tc>
+          <w:tcPr>
+            <w:tcW w:type="dxa" w:w="1494"/>
+            <w:shd w:val="clear" w:color="auto" w:fill="F2F5FA"/>
+          </w:tcPr>
+          <w:p>
+            <w:pPr>
+              <w:pStyle w:val="Compact"/>
+              <w:spacing w:after="40" w:before="0" w:line="240" w:lineRule="auto"/>
               <w:jc w:val="left"/>
             </w:pPr>
             <w:r>
               <w:rPr>
                 <w:bCs/>
+                <w:rFonts w:ascii="Arial" w:hAnsi="Arial"/>
                 <w:b/>
+                <w:color w:val="262626"/>
+                <w:sz w:val="17"/>
               </w:rPr>
               <w:t xml:space="preserve">B1 → B2</w:t>
             </w:r>
           </w:p>
         </w:tc>
         <w:tc>
-          <w:tcPr/>
-          <w:p>
-            <w:pPr>
-              <w:pStyle w:val="Compact"/>
-              <w:jc w:val="left"/>
-            </w:pPr>
-            <w:r>
+          <w:tcPr>
+            <w:tcW w:type="dxa" w:w="4840"/>
+            <w:shd w:val="clear" w:color="auto" w:fill="F2F5FA"/>
+          </w:tcPr>
+          <w:p>
+            <w:pPr>
+              <w:pStyle w:val="Compact"/>
+              <w:spacing w:after="40" w:before="0" w:line="240" w:lineRule="auto"/>
+              <w:jc w:val="left"/>
+            </w:pPr>
+            <w:r>
+              <w:rPr>
+                <w:rFonts w:ascii="Arial" w:hAnsi="Arial"/>
+                <w:color w:val="262626"/>
+                <w:sz w:val="17"/>
+              </w:rPr>
               <w:t xml:space="preserve">Approved contract per source family: routing rule, Bronze table, partition keys</w:t>
             </w:r>
           </w:p>
         </w:tc>
         <w:tc>
-          <w:tcPr/>
-          <w:p>
-            <w:pPr>
-              <w:pStyle w:val="Compact"/>
-              <w:jc w:val="left"/>
-            </w:pPr>
-            <w:r>
+          <w:tcPr>
+            <w:tcW w:type="dxa" w:w="3313"/>
+            <w:shd w:val="clear" w:color="auto" w:fill="F2F5FA"/>
+          </w:tcPr>
+          <w:p>
+            <w:pPr>
+              <w:pStyle w:val="Compact"/>
+              <w:spacing w:after="40" w:before="0" w:line="240" w:lineRule="auto"/>
+              <w:jc w:val="left"/>
+            </w:pPr>
+            <w:r>
+              <w:rPr>
+                <w:rFonts w:ascii="Arial" w:hAnsi="Arial"/>
+                <w:color w:val="262626"/>
+                <w:sz w:val="17"/>
+              </w:rPr>
               <w:t xml:space="preserve">Contract registered in Unity Catalog before the source activates</w:t>
             </w:r>
           </w:p>
         </w:tc>
       </w:tr>
       <w:tr>
-        <w:tc>
-          <w:tcPr/>
-          <w:p>
-            <w:pPr>
-              <w:pStyle w:val="Compact"/>
+        <w:trPr>
+          <w:cantSplit/>
+        </w:trPr>
+        <w:tc>
+          <w:tcPr>
+            <w:tcW w:type="dxa" w:w="1494"/>
+          </w:tcPr>
+          <w:p>
+            <w:pPr>
+              <w:pStyle w:val="Compact"/>
+              <w:spacing w:after="40" w:before="0" w:line="240" w:lineRule="auto"/>
               <w:jc w:val="left"/>
             </w:pPr>
             <w:r>
               <w:rPr>
                 <w:bCs/>
+                <w:rFonts w:ascii="Arial" w:hAnsi="Arial"/>
                 <w:b/>
+                <w:color w:val="262626"/>
+                <w:sz w:val="17"/>
               </w:rPr>
               <w:t xml:space="preserve">B1 → C</w:t>
             </w:r>
           </w:p>
         </w:tc>
         <w:tc>
-          <w:tcPr/>
-          <w:p>
-            <w:pPr>
-              <w:pStyle w:val="Compact"/>
-              <w:jc w:val="left"/>
-            </w:pPr>
-            <w:r>
+          <w:tcPr>
+            <w:tcW w:type="dxa" w:w="4840"/>
+          </w:tcPr>
+          <w:p>
+            <w:pPr>
+              <w:pStyle w:val="Compact"/>
+              <w:spacing w:after="40" w:before="0" w:line="240" w:lineRule="auto"/>
+              <w:jc w:val="left"/>
+            </w:pPr>
+            <w:r>
+              <w:rPr>
+                <w:rFonts w:ascii="Arial" w:hAnsi="Arial"/>
+                <w:color w:val="262626"/>
+                <w:sz w:val="17"/>
+              </w:rPr>
               <w:t xml:space="preserve">Schema, classification, SLA, masking rules, lineage, downstream specification</w:t>
             </w:r>
           </w:p>
         </w:tc>
         <w:tc>
-          <w:tcPr/>
-          <w:p>
-            <w:pPr>
-              <w:pStyle w:val="Compact"/>
-              <w:jc w:val="left"/>
-            </w:pPr>
-            <w:r>
+          <w:tcPr>
+            <w:tcW w:type="dxa" w:w="3313"/>
+          </w:tcPr>
+          <w:p>
+            <w:pPr>
+              <w:pStyle w:val="Compact"/>
+              <w:spacing w:after="40" w:before="0" w:line="240" w:lineRule="auto"/>
+              <w:jc w:val="left"/>
+            </w:pPr>
+            <w:r>
+              <w:rPr>
+                <w:rFonts w:ascii="Arial" w:hAnsi="Arial"/>
+                <w:color w:val="262626"/>
+                <w:sz w:val="17"/>
+              </w:rPr>
               <w:t xml:space="preserve">Approved contract for the target family</w:t>
             </w:r>
           </w:p>
         </w:tc>
       </w:tr>
       <w:tr>
-        <w:tc>
-          <w:tcPr/>
-          <w:p>
-            <w:pPr>
-              <w:pStyle w:val="Compact"/>
+        <w:trPr>
+          <w:cantSplit/>
+        </w:trPr>
+        <w:tc>
+          <w:tcPr>
+            <w:tcW w:type="dxa" w:w="1494"/>
+            <w:shd w:val="clear" w:color="auto" w:fill="F2F5FA"/>
+          </w:tcPr>
+          <w:p>
+            <w:pPr>
+              <w:pStyle w:val="Compact"/>
+              <w:spacing w:after="40" w:before="0" w:line="240" w:lineRule="auto"/>
               <w:jc w:val="left"/>
             </w:pPr>
             <w:r>
               <w:rPr>
                 <w:bCs/>
+                <w:rFonts w:ascii="Arial" w:hAnsi="Arial"/>
                 <w:b/>
+                <w:color w:val="262626"/>
+                <w:sz w:val="17"/>
               </w:rPr>
               <w:t xml:space="preserve">B2 → C</w:t>
             </w:r>
           </w:p>
         </w:tc>
         <w:tc>
-          <w:tcPr/>
-          <w:p>
-            <w:pPr>
-              <w:pStyle w:val="Compact"/>
-              <w:jc w:val="left"/>
-            </w:pPr>
-            <w:r>
+          <w:tcPr>
+            <w:tcW w:type="dxa" w:w="4840"/>
+            <w:shd w:val="clear" w:color="auto" w:fill="F2F5FA"/>
+          </w:tcPr>
+          <w:p>
+            <w:pPr>
+              <w:pStyle w:val="Compact"/>
+              <w:spacing w:after="40" w:before="0" w:line="240" w:lineRule="auto"/>
+              <w:jc w:val="left"/>
+            </w:pPr>
+            <w:r>
+              <w:rPr>
+                <w:rFonts w:ascii="Arial" w:hAnsi="Arial"/>
+                <w:color w:val="262626"/>
+                <w:sz w:val="17"/>
+              </w:rPr>
               <w:t xml:space="preserve">Populated Bronze tables, confirmed schemas and partition keys</w:t>
             </w:r>
           </w:p>
         </w:tc>
         <w:tc>
-          <w:tcPr/>
-          <w:p>
-            <w:pPr>
-              <w:pStyle w:val="Compact"/>
-              <w:jc w:val="left"/>
-            </w:pPr>
-            <w:r>
+          <w:tcPr>
+            <w:tcW w:type="dxa" w:w="3313"/>
+            <w:shd w:val="clear" w:color="auto" w:fill="F2F5FA"/>
+          </w:tcPr>
+          <w:p>
+            <w:pPr>
+              <w:pStyle w:val="Compact"/>
+              <w:spacing w:after="40" w:before="0" w:line="240" w:lineRule="auto"/>
+              <w:jc w:val="left"/>
+            </w:pPr>
+            <w:r>
+              <w:rPr>
+                <w:rFonts w:ascii="Arial" w:hAnsi="Arial"/>
+                <w:color w:val="262626"/>
+                <w:sz w:val="17"/>
+              </w:rPr>
               <w:t xml:space="preserve">Tier 1 Bronze tables carrying production data</w:t>
             </w:r>
           </w:p>
         </w:tc>
       </w:tr>
       <w:tr>
-        <w:tc>
-          <w:tcPr/>
-          <w:p>
-            <w:pPr>
-              <w:pStyle w:val="Compact"/>
+        <w:trPr>
+          <w:cantSplit/>
+        </w:trPr>
+        <w:tc>
+          <w:tcPr>
+            <w:tcW w:type="dxa" w:w="1494"/>
+          </w:tcPr>
+          <w:p>
+            <w:pPr>
+              <w:pStyle w:val="Compact"/>
+              <w:spacing w:after="40" w:before="0" w:line="240" w:lineRule="auto"/>
               <w:jc w:val="left"/>
             </w:pPr>
             <w:r>
               <w:rPr>
                 <w:bCs/>
+                <w:rFonts w:ascii="Arial" w:hAnsi="Arial"/>
                 <w:b/>
+                <w:color w:val="262626"/>
+                <w:sz w:val="17"/>
               </w:rPr>
               <w:t xml:space="preserve">C → D</w:t>
             </w:r>
           </w:p>
         </w:tc>
         <w:tc>
-          <w:tcPr/>
-          <w:p>
-            <w:pPr>
-              <w:pStyle w:val="Compact"/>
-              <w:jc w:val="left"/>
-            </w:pPr>
-            <w:r>
+          <w:tcPr>
+            <w:tcW w:type="dxa" w:w="4840"/>
+          </w:tcPr>
+          <w:p>
+            <w:pPr>
+              <w:pStyle w:val="Compact"/>
+              <w:spacing w:after="40" w:before="0" w:line="240" w:lineRule="auto"/>
+              <w:jc w:val="left"/>
+            </w:pPr>
+            <w:r>
+              <w:rPr>
+                <w:rFonts w:ascii="Arial" w:hAnsi="Arial"/>
+                <w:color w:val="262626"/>
+                <w:sz w:val="17"/>
+              </w:rPr>
               <w:t xml:space="preserve">Silver and Gold tables, including pre-aggregated tables for the 16 ES accelerated CIM data models</w:t>
             </w:r>
           </w:p>
         </w:tc>
         <w:tc>
-          <w:tcPr/>
-          <w:p>
-            <w:pPr>
-              <w:pStyle w:val="Compact"/>
-              <w:jc w:val="left"/>
-            </w:pPr>
-            <w:r>
+          <w:tcPr>
+            <w:tcW w:type="dxa" w:w="3313"/>
+          </w:tcPr>
+          <w:p>
+            <w:pPr>
+              <w:pStyle w:val="Compact"/>
+              <w:spacing w:after="40" w:before="0" w:line="240" w:lineRule="auto"/>
+              <w:jc w:val="left"/>
+            </w:pPr>
+            <w:r>
+              <w:rPr>
+                <w:rFonts w:ascii="Arial" w:hAnsi="Arial"/>
+                <w:color w:val="262626"/>
+                <w:sz w:val="17"/>
+              </w:rPr>
               <w:t xml:space="preserve">Queryable Silver data (hard sequencing dependency per WS-D §7.3)</w:t>
             </w:r>
           </w:p>
@@ -455,339 +735,595 @@
       <w:r>
         <w:rPr>
           <w:bCs/>
+          <w:rFonts w:ascii="Arial" w:hAnsi="Arial" w:cs="Arial" w:eastAsia="Arial"/>
           <w:b/>
         </w:rPr>
         <w:t xml:space="preserve">Framework area × workstream</w:t>
       </w:r>
       <w:r>
+        <w:rPr>
+          <w:rFonts w:ascii="Arial" w:hAnsi="Arial" w:cs="Arial" w:eastAsia="Arial"/>
+        </w:rPr>
         <w:t xml:space="preserve"> </w:t>
       </w:r>
       <w:r>
+        <w:rPr>
+          <w:rFonts w:ascii="Arial" w:hAnsi="Arial" w:cs="Arial" w:eastAsia="Arial"/>
+        </w:rPr>
         <w:t xml:space="preserve">(L = leads, C = contributes, I = consumes):</w:t>
       </w:r>
     </w:p>
     <w:tbl>
       <w:tblPr>
         <w:tblStyle w:val="Table"/>
-        <w:tblW w:type="pct" w:w="5000"/>
+        <w:tblW w:type="dxa" w:w="9648"/>
         <w:tblLook w:firstRow="1" w:lastRow="0" w:firstColumn="0" w:lastColumn="0" w:noHBand="0" w:noVBand="0" w:val="0020"/>
         <w:jc w:val="start"/>
+        <w:tblBorders>
+          <w:top w:val="single" w:sz="4" w:space="0" w:color="BFC9DD"/>
+          <w:left w:val="single" w:sz="4" w:space="0" w:color="BFC9DD"/>
+          <w:bottom w:val="single" w:sz="4" w:space="0" w:color="BFC9DD"/>
+          <w:right w:val="single" w:sz="4" w:space="0" w:color="BFC9DD"/>
+          <w:insideH w:val="single" w:sz="4" w:space="0" w:color="BFC9DD"/>
+          <w:insideV w:val="single" w:sz="4" w:space="0" w:color="BFC9DD"/>
+        </w:tblBorders>
+        <w:tblCellMar>
+          <w:top w:w="50" w:type="dxa"/>
+          <w:left w:w="90" w:type="dxa"/>
+          <w:bottom w:w="50" w:type="dxa"/>
+          <w:right w:w="90" w:type="dxa"/>
+        </w:tblCellMar>
+        <w:tblLayout w:type="fixed"/>
       </w:tblPr>
       <w:tblGrid>
-        <w:gridCol w:w="1584"/>
-        <w:gridCol w:w="1584"/>
-        <w:gridCol w:w="1584"/>
-        <w:gridCol w:w="1584"/>
-        <w:gridCol w:w="1584"/>
+        <w:gridCol w:w="2239"/>
+        <w:gridCol w:w="1954"/>
+        <w:gridCol w:w="1898"/>
+        <w:gridCol w:w="1614"/>
+        <w:gridCol w:w="1940"/>
       </w:tblGrid>
       <w:tr>
         <w:trPr>
           <w:tblHeader w:val="true"/>
+          <w:cantSplit/>
+          <w:tblHeader/>
         </w:trPr>
         <w:tc>
-          <w:tcPr/>
-          <w:p>
-            <w:pPr>
-              <w:pStyle w:val="Compact"/>
-              <w:jc w:val="left"/>
-            </w:pPr>
-            <w:r>
+          <w:tcPr>
+            <w:tcW w:type="dxa" w:w="2240"/>
+            <w:shd w:val="clear" w:color="auto" w:fill="00338D"/>
+          </w:tcPr>
+          <w:p>
+            <w:pPr>
+              <w:pStyle w:val="Compact"/>
+              <w:spacing w:after="40" w:before="0" w:line="240" w:lineRule="auto"/>
+              <w:jc w:val="left"/>
+            </w:pPr>
+            <w:r>
+              <w:rPr>
+                <w:rFonts w:ascii="Arial" w:hAnsi="Arial"/>
+                <w:b/>
+                <w:color w:val="FFFFFF"/>
+                <w:sz w:val="17"/>
+              </w:rPr>
               <w:t xml:space="preserve">Framework area</w:t>
             </w:r>
           </w:p>
         </w:tc>
         <w:tc>
-          <w:tcPr/>
-          <w:p>
-            <w:pPr>
-              <w:pStyle w:val="Compact"/>
-              <w:jc w:val="left"/>
-            </w:pPr>
-            <w:r>
+          <w:tcPr>
+            <w:tcW w:type="dxa" w:w="1954"/>
+            <w:shd w:val="clear" w:color="auto" w:fill="00338D"/>
+          </w:tcPr>
+          <w:p>
+            <w:pPr>
+              <w:pStyle w:val="Compact"/>
+              <w:spacing w:after="40" w:before="0" w:line="240" w:lineRule="auto"/>
+              <w:jc w:val="left"/>
+            </w:pPr>
+            <w:r>
+              <w:rPr>
+                <w:rFonts w:ascii="Arial" w:hAnsi="Arial"/>
+                <w:b/>
+                <w:color w:val="FFFFFF"/>
+                <w:sz w:val="17"/>
+              </w:rPr>
               <w:t xml:space="preserve">A</w:t>
             </w:r>
           </w:p>
         </w:tc>
         <w:tc>
-          <w:tcPr/>
-          <w:p>
-            <w:pPr>
-              <w:pStyle w:val="Compact"/>
-              <w:jc w:val="left"/>
-            </w:pPr>
-            <w:r>
+          <w:tcPr>
+            <w:tcW w:type="dxa" w:w="1899"/>
+            <w:shd w:val="clear" w:color="auto" w:fill="00338D"/>
+          </w:tcPr>
+          <w:p>
+            <w:pPr>
+              <w:pStyle w:val="Compact"/>
+              <w:spacing w:after="40" w:before="0" w:line="240" w:lineRule="auto"/>
+              <w:jc w:val="left"/>
+            </w:pPr>
+            <w:r>
+              <w:rPr>
+                <w:rFonts w:ascii="Arial" w:hAnsi="Arial"/>
+                <w:b/>
+                <w:color w:val="FFFFFF"/>
+                <w:sz w:val="17"/>
+              </w:rPr>
               <w:t xml:space="preserve">B1</w:t>
             </w:r>
           </w:p>
         </w:tc>
         <w:tc>
-          <w:tcPr/>
-          <w:p>
-            <w:pPr>
-              <w:pStyle w:val="Compact"/>
-              <w:jc w:val="left"/>
-            </w:pPr>
-            <w:r>
+          <w:tcPr>
+            <w:tcW w:type="dxa" w:w="1615"/>
+            <w:shd w:val="clear" w:color="auto" w:fill="00338D"/>
+          </w:tcPr>
+          <w:p>
+            <w:pPr>
+              <w:pStyle w:val="Compact"/>
+              <w:spacing w:after="40" w:before="0" w:line="240" w:lineRule="auto"/>
+              <w:jc w:val="left"/>
+            </w:pPr>
+            <w:r>
+              <w:rPr>
+                <w:rFonts w:ascii="Arial" w:hAnsi="Arial"/>
+                <w:b/>
+                <w:color w:val="FFFFFF"/>
+                <w:sz w:val="17"/>
+              </w:rPr>
               <w:t xml:space="preserve">B2</w:t>
             </w:r>
           </w:p>
         </w:tc>
         <w:tc>
-          <w:tcPr/>
-          <w:p>
-            <w:pPr>
-              <w:pStyle w:val="Compact"/>
-              <w:jc w:val="left"/>
-            </w:pPr>
-            <w:r>
+          <w:tcPr>
+            <w:tcW w:type="dxa" w:w="1940"/>
+            <w:shd w:val="clear" w:color="auto" w:fill="00338D"/>
+          </w:tcPr>
+          <w:p>
+            <w:pPr>
+              <w:pStyle w:val="Compact"/>
+              <w:spacing w:after="40" w:before="0" w:line="240" w:lineRule="auto"/>
+              <w:jc w:val="left"/>
+            </w:pPr>
+            <w:r>
+              <w:rPr>
+                <w:rFonts w:ascii="Arial" w:hAnsi="Arial"/>
+                <w:b/>
+                <w:color w:val="FFFFFF"/>
+                <w:sz w:val="17"/>
+              </w:rPr>
               <w:t xml:space="preserve">C</w:t>
             </w:r>
           </w:p>
         </w:tc>
       </w:tr>
       <w:tr>
-        <w:tc>
-          <w:tcPr/>
-          <w:p>
-            <w:pPr>
-              <w:pStyle w:val="Compact"/>
-              <w:jc w:val="left"/>
-            </w:pPr>
-            <w:r>
+        <w:trPr>
+          <w:cantSplit/>
+        </w:trPr>
+        <w:tc>
+          <w:tcPr>
+            <w:tcW w:type="dxa" w:w="2240"/>
+          </w:tcPr>
+          <w:p>
+            <w:pPr>
+              <w:pStyle w:val="Compact"/>
+              <w:spacing w:after="40" w:before="0" w:line="240" w:lineRule="auto"/>
+              <w:jc w:val="left"/>
+            </w:pPr>
+            <w:r>
+              <w:rPr>
+                <w:rFonts w:ascii="Arial" w:hAnsi="Arial"/>
+                <w:color w:val="262626"/>
+                <w:sz w:val="17"/>
+              </w:rPr>
               <w:t xml:space="preserve">Data Architecture (modeling, semantics, products)</w:t>
             </w:r>
           </w:p>
         </w:tc>
         <w:tc>
-          <w:tcPr/>
-          <w:p>
-            <w:pPr>
-              <w:pStyle w:val="Compact"/>
-              <w:jc w:val="left"/>
-            </w:pPr>
-            <w:r>
+          <w:tcPr>
+            <w:tcW w:type="dxa" w:w="1954"/>
+          </w:tcPr>
+          <w:p>
+            <w:pPr>
+              <w:pStyle w:val="Compact"/>
+              <w:spacing w:after="40" w:before="0" w:line="240" w:lineRule="auto"/>
+              <w:jc w:val="left"/>
+            </w:pPr>
+            <w:r>
+              <w:rPr>
+                <w:rFonts w:ascii="Arial" w:hAnsi="Arial"/>
+                <w:color w:val="262626"/>
+                <w:sz w:val="17"/>
+              </w:rPr>
               <w:t xml:space="preserve">L: sets pattern and decisions</w:t>
             </w:r>
           </w:p>
         </w:tc>
         <w:tc>
-          <w:tcPr/>
-          <w:p>
-            <w:pPr>
-              <w:pStyle w:val="Compact"/>
-              <w:jc w:val="left"/>
-            </w:pPr>
-            <w:r>
+          <w:tcPr>
+            <w:tcW w:type="dxa" w:w="1899"/>
+          </w:tcPr>
+          <w:p>
+            <w:pPr>
+              <w:pStyle w:val="Compact"/>
+              <w:spacing w:after="40" w:before="0" w:line="240" w:lineRule="auto"/>
+              <w:jc w:val="left"/>
+            </w:pPr>
+            <w:r>
+              <w:rPr>
+                <w:rFonts w:ascii="Arial" w:hAnsi="Arial"/>
+                <w:color w:val="262626"/>
+                <w:sz w:val="17"/>
+              </w:rPr>
               <w:t xml:space="preserve">L: contracts, taxonomy, classification</w:t>
             </w:r>
           </w:p>
         </w:tc>
         <w:tc>
-          <w:tcPr/>
-          <w:p>
-            <w:pPr>
-              <w:pStyle w:val="Compact"/>
-              <w:jc w:val="left"/>
-            </w:pPr>
-            <w:r>
+          <w:tcPr>
+            <w:tcW w:type="dxa" w:w="1615"/>
+          </w:tcPr>
+          <w:p>
+            <w:pPr>
+              <w:pStyle w:val="Compact"/>
+              <w:spacing w:after="40" w:before="0" w:line="240" w:lineRule="auto"/>
+              <w:jc w:val="left"/>
+            </w:pPr>
+            <w:r>
+              <w:rPr>
+                <w:rFonts w:ascii="Arial" w:hAnsi="Arial"/>
+                <w:color w:val="262626"/>
+                <w:sz w:val="17"/>
+              </w:rPr>
               <w:t xml:space="preserve">I</w:t>
             </w:r>
           </w:p>
         </w:tc>
         <w:tc>
-          <w:tcPr/>
-          <w:p>
-            <w:pPr>
-              <w:pStyle w:val="Compact"/>
-              <w:jc w:val="left"/>
-            </w:pPr>
-            <w:r>
+          <w:tcPr>
+            <w:tcW w:type="dxa" w:w="1940"/>
+          </w:tcPr>
+          <w:p>
+            <w:pPr>
+              <w:pStyle w:val="Compact"/>
+              <w:spacing w:after="40" w:before="0" w:line="240" w:lineRule="auto"/>
+              <w:jc w:val="left"/>
+            </w:pPr>
+            <w:r>
+              <w:rPr>
+                <w:rFonts w:ascii="Arial" w:hAnsi="Arial"/>
+                <w:color w:val="262626"/>
+                <w:sz w:val="17"/>
+              </w:rPr>
               <w:t xml:space="preserve">L: canonical model, conformed dimensions, data products</w:t>
             </w:r>
           </w:p>
         </w:tc>
       </w:tr>
       <w:tr>
-        <w:tc>
-          <w:tcPr/>
-          <w:p>
-            <w:pPr>
-              <w:pStyle w:val="Compact"/>
-              <w:jc w:val="left"/>
-            </w:pPr>
-            <w:r>
+        <w:trPr>
+          <w:cantSplit/>
+        </w:trPr>
+        <w:tc>
+          <w:tcPr>
+            <w:tcW w:type="dxa" w:w="2240"/>
+            <w:shd w:val="clear" w:color="auto" w:fill="F2F5FA"/>
+          </w:tcPr>
+          <w:p>
+            <w:pPr>
+              <w:pStyle w:val="Compact"/>
+              <w:spacing w:after="40" w:before="0" w:line="240" w:lineRule="auto"/>
+              <w:jc w:val="left"/>
+            </w:pPr>
+            <w:r>
+              <w:rPr>
+                <w:rFonts w:ascii="Arial" w:hAnsi="Arial"/>
+                <w:color w:val="262626"/>
+                <w:sz w:val="17"/>
+              </w:rPr>
               <w:t xml:space="preserve">Data Ingestion and Processing</w:t>
             </w:r>
           </w:p>
         </w:tc>
         <w:tc>
-          <w:tcPr/>
-          <w:p>
-            <w:pPr>
-              <w:pStyle w:val="Compact"/>
-              <w:jc w:val="left"/>
-            </w:pPr>
-            <w:r>
+          <w:tcPr>
+            <w:tcW w:type="dxa" w:w="1954"/>
+            <w:shd w:val="clear" w:color="auto" w:fill="F2F5FA"/>
+          </w:tcPr>
+          <w:p>
+            <w:pPr>
+              <w:pStyle w:val="Compact"/>
+              <w:spacing w:after="40" w:before="0" w:line="240" w:lineRule="auto"/>
+              <w:jc w:val="left"/>
+            </w:pPr>
+            <w:r>
+              <w:rPr>
+                <w:rFonts w:ascii="Arial" w:hAnsi="Arial"/>
+                <w:color w:val="262626"/>
+                <w:sz w:val="17"/>
+              </w:rPr>
               <w:t xml:space="preserve">L: validates 1–3, scalability</w:t>
             </w:r>
           </w:p>
         </w:tc>
         <w:tc>
-          <w:tcPr/>
-          <w:p>
-            <w:pPr>
-              <w:pStyle w:val="Compact"/>
-              <w:jc w:val="left"/>
-            </w:pPr>
-            <w:r>
+          <w:tcPr>
+            <w:tcW w:type="dxa" w:w="1899"/>
+            <w:shd w:val="clear" w:color="auto" w:fill="F2F5FA"/>
+          </w:tcPr>
+          <w:p>
+            <w:pPr>
+              <w:pStyle w:val="Compact"/>
+              <w:spacing w:after="40" w:before="0" w:line="240" w:lineRule="auto"/>
+              <w:jc w:val="left"/>
+            </w:pPr>
+            <w:r>
+              <w:rPr>
+                <w:rFonts w:ascii="Arial" w:hAnsi="Arial"/>
+                <w:color w:val="262626"/>
+                <w:sz w:val="17"/>
+              </w:rPr>
               <w:t xml:space="preserve">C: routing rules</w:t>
             </w:r>
           </w:p>
         </w:tc>
         <w:tc>
-          <w:tcPr/>
-          <w:p>
-            <w:pPr>
-              <w:pStyle w:val="Compact"/>
-              <w:jc w:val="left"/>
-            </w:pPr>
-            <w:r>
+          <w:tcPr>
+            <w:tcW w:type="dxa" w:w="1615"/>
+            <w:shd w:val="clear" w:color="auto" w:fill="F2F5FA"/>
+          </w:tcPr>
+          <w:p>
+            <w:pPr>
+              <w:pStyle w:val="Compact"/>
+              <w:spacing w:after="40" w:before="0" w:line="240" w:lineRule="auto"/>
+              <w:jc w:val="left"/>
+            </w:pPr>
+            <w:r>
+              <w:rPr>
+                <w:rFonts w:ascii="Arial" w:hAnsi="Arial"/>
+                <w:color w:val="262626"/>
+                <w:sz w:val="17"/>
+              </w:rPr>
               <w:t xml:space="preserve">L: WF1–WF6, Auto Loader, tiering, SLA</w:t>
             </w:r>
           </w:p>
         </w:tc>
         <w:tc>
-          <w:tcPr/>
-          <w:p>
-            <w:pPr>
-              <w:pStyle w:val="Compact"/>
-              <w:jc w:val="left"/>
-            </w:pPr>
-            <w:r>
+          <w:tcPr>
+            <w:tcW w:type="dxa" w:w="1940"/>
+            <w:shd w:val="clear" w:color="auto" w:fill="F2F5FA"/>
+          </w:tcPr>
+          <w:p>
+            <w:pPr>
+              <w:pStyle w:val="Compact"/>
+              <w:spacing w:after="40" w:before="0" w:line="240" w:lineRule="auto"/>
+              <w:jc w:val="left"/>
+            </w:pPr>
+            <w:r>
+              <w:rPr>
+                <w:rFonts w:ascii="Arial" w:hAnsi="Arial"/>
+                <w:color w:val="262626"/>
+                <w:sz w:val="17"/>
+              </w:rPr>
               <w:t xml:space="preserve">L: DLT templates, hot/warm/cold tiers</w:t>
             </w:r>
           </w:p>
         </w:tc>
       </w:tr>
       <w:tr>
-        <w:tc>
-          <w:tcPr/>
-          <w:p>
-            <w:pPr>
-              <w:pStyle w:val="Compact"/>
-              <w:jc w:val="left"/>
-            </w:pPr>
-            <w:r>
+        <w:trPr>
+          <w:cantSplit/>
+        </w:trPr>
+        <w:tc>
+          <w:tcPr>
+            <w:tcW w:type="dxa" w:w="2240"/>
+          </w:tcPr>
+          <w:p>
+            <w:pPr>
+              <w:pStyle w:val="Compact"/>
+              <w:spacing w:after="40" w:before="0" w:line="240" w:lineRule="auto"/>
+              <w:jc w:val="left"/>
+            </w:pPr>
+            <w:r>
+              <w:rPr>
+                <w:rFonts w:ascii="Arial" w:hAnsi="Arial"/>
+                <w:color w:val="262626"/>
+                <w:sz w:val="17"/>
+              </w:rPr>
               <w:t xml:space="preserve">Storage Architecture</w:t>
             </w:r>
           </w:p>
         </w:tc>
         <w:tc>
-          <w:tcPr/>
-          <w:p>
-            <w:pPr>
-              <w:pStyle w:val="Compact"/>
-              <w:jc w:val="left"/>
-            </w:pPr>
-            <w:r>
+          <w:tcPr>
+            <w:tcW w:type="dxa" w:w="1954"/>
+          </w:tcPr>
+          <w:p>
+            <w:pPr>
+              <w:pStyle w:val="Compact"/>
+              <w:spacing w:after="40" w:before="0" w:line="240" w:lineRule="auto"/>
+              <w:jc w:val="left"/>
+            </w:pPr>
+            <w:r>
+              <w:rPr>
+                <w:rFonts w:ascii="Arial" w:hAnsi="Arial"/>
+                <w:color w:val="262626"/>
+                <w:sz w:val="17"/>
+              </w:rPr>
               <w:t xml:space="preserve">L: ADLS, encryption, DR assessment</w:t>
             </w:r>
           </w:p>
         </w:tc>
         <w:tc>
-          <w:tcPr/>
-          <w:p>
-            <w:pPr>
-              <w:pStyle w:val="Compact"/>
-              <w:jc w:val="left"/>
-            </w:pPr>
-            <w:r>
+          <w:tcPr>
+            <w:tcW w:type="dxa" w:w="1899"/>
+          </w:tcPr>
+          <w:p>
+            <w:pPr>
+              <w:pStyle w:val="Compact"/>
+              <w:spacing w:after="40" w:before="0" w:line="240" w:lineRule="auto"/>
+              <w:jc w:val="left"/>
+            </w:pPr>
+            <w:r>
+              <w:rPr>
+                <w:rFonts w:ascii="Arial" w:hAnsi="Arial"/>
+                <w:color w:val="262626"/>
+                <w:sz w:val="17"/>
+              </w:rPr>
               <w:t xml:space="preserve">C: retention, classification</w:t>
             </w:r>
           </w:p>
         </w:tc>
         <w:tc>
-          <w:tcPr/>
-          <w:p>
-            <w:pPr>
-              <w:pStyle w:val="Compact"/>
-              <w:jc w:val="left"/>
-            </w:pPr>
-            <w:r>
+          <w:tcPr>
+            <w:tcW w:type="dxa" w:w="1615"/>
+          </w:tcPr>
+          <w:p>
+            <w:pPr>
+              <w:pStyle w:val="Compact"/>
+              <w:spacing w:after="40" w:before="0" w:line="240" w:lineRule="auto"/>
+              <w:jc w:val="left"/>
+            </w:pPr>
+            <w:r>
+              <w:rPr>
+                <w:rFonts w:ascii="Arial" w:hAnsi="Arial"/>
+                <w:color w:val="262626"/>
+                <w:sz w:val="17"/>
+              </w:rPr>
               <w:t xml:space="preserve">L: landing paths, file standards, queues</w:t>
             </w:r>
           </w:p>
         </w:tc>
         <w:tc>
-          <w:tcPr/>
-          <w:p>
-            <w:pPr>
-              <w:pStyle w:val="Compact"/>
-              <w:jc w:val="left"/>
-            </w:pPr>
-            <w:r>
+          <w:tcPr>
+            <w:tcW w:type="dxa" w:w="1940"/>
+          </w:tcPr>
+          <w:p>
+            <w:pPr>
+              <w:pStyle w:val="Compact"/>
+              <w:spacing w:after="40" w:before="0" w:line="240" w:lineRule="auto"/>
+              <w:jc w:val="left"/>
+            </w:pPr>
+            <w:r>
+              <w:rPr>
+                <w:rFonts w:ascii="Arial" w:hAnsi="Arial"/>
+                <w:color w:val="262626"/>
+                <w:sz w:val="17"/>
+              </w:rPr>
               <w:t xml:space="preserve">I</w:t>
             </w:r>
           </w:p>
         </w:tc>
       </w:tr>
       <w:tr>
-        <w:tc>
-          <w:tcPr/>
-          <w:p>
-            <w:pPr>
-              <w:pStyle w:val="Compact"/>
-              <w:jc w:val="left"/>
-            </w:pPr>
-            <w:r>
+        <w:trPr>
+          <w:cantSplit/>
+        </w:trPr>
+        <w:tc>
+          <w:tcPr>
+            <w:tcW w:type="dxa" w:w="2240"/>
+            <w:shd w:val="clear" w:color="auto" w:fill="F2F5FA"/>
+          </w:tcPr>
+          <w:p>
+            <w:pPr>
+              <w:pStyle w:val="Compact"/>
+              <w:spacing w:after="40" w:before="0" w:line="240" w:lineRule="auto"/>
+              <w:jc w:val="left"/>
+            </w:pPr>
+            <w:r>
+              <w:rPr>
+                <w:rFonts w:ascii="Arial" w:hAnsi="Arial"/>
+                <w:color w:val="262626"/>
+                <w:sz w:val="17"/>
+              </w:rPr>
               <w:t xml:space="preserve">Medallion Architecture</w:t>
             </w:r>
           </w:p>
         </w:tc>
         <w:tc>
-          <w:tcPr/>
-          <w:p>
-            <w:pPr>
-              <w:pStyle w:val="Compact"/>
-              <w:jc w:val="left"/>
-            </w:pPr>
-            <w:r>
+          <w:tcPr>
+            <w:tcW w:type="dxa" w:w="1954"/>
+            <w:shd w:val="clear" w:color="auto" w:fill="F2F5FA"/>
+          </w:tcPr>
+          <w:p>
+            <w:pPr>
+              <w:pStyle w:val="Compact"/>
+              <w:spacing w:after="40" w:before="0" w:line="240" w:lineRule="auto"/>
+              <w:jc w:val="left"/>
+            </w:pPr>
+            <w:r>
+              <w:rPr>
+                <w:rFonts w:ascii="Arial" w:hAnsi="Arial"/>
+                <w:color w:val="262626"/>
+                <w:sz w:val="17"/>
+              </w:rPr>
               <w:t xml:space="preserve">L: pilot Bronze→Gold</w:t>
             </w:r>
           </w:p>
         </w:tc>
         <w:tc>
-          <w:tcPr/>
-          <w:p>
-            <w:pPr>
-              <w:pStyle w:val="Compact"/>
-              <w:jc w:val="left"/>
-            </w:pPr>
-            <w:r>
+          <w:tcPr>
+            <w:tcW w:type="dxa" w:w="1899"/>
+            <w:shd w:val="clear" w:color="auto" w:fill="F2F5FA"/>
+          </w:tcPr>
+          <w:p>
+            <w:pPr>
+              <w:pStyle w:val="Compact"/>
+              <w:spacing w:after="40" w:before="0" w:line="240" w:lineRule="auto"/>
+              <w:jc w:val="left"/>
+            </w:pPr>
+            <w:r>
+              <w:rPr>
+                <w:rFonts w:ascii="Arial" w:hAnsi="Arial"/>
+                <w:color w:val="262626"/>
+                <w:sz w:val="17"/>
+              </w:rPr>
               <w:t xml:space="preserve">C: contract = Bronze spec</w:t>
             </w:r>
           </w:p>
         </w:tc>
         <w:tc>
-          <w:tcPr/>
-          <w:p>
-            <w:pPr>
-              <w:pStyle w:val="Compact"/>
-              <w:jc w:val="left"/>
-            </w:pPr>
-            <w:r>
+          <w:tcPr>
+            <w:tcW w:type="dxa" w:w="1615"/>
+            <w:shd w:val="clear" w:color="auto" w:fill="F2F5FA"/>
+          </w:tcPr>
+          <w:p>
+            <w:pPr>
+              <w:pStyle w:val="Compact"/>
+              <w:spacing w:after="40" w:before="0" w:line="240" w:lineRule="auto"/>
+              <w:jc w:val="left"/>
+            </w:pPr>
+            <w:r>
+              <w:rPr>
+                <w:rFonts w:ascii="Arial" w:hAnsi="Arial"/>
+                <w:color w:val="262626"/>
+                <w:sz w:val="17"/>
+              </w:rPr>
               <w:t xml:space="preserve">L: Bronze</w:t>
             </w:r>
           </w:p>
         </w:tc>
         <w:tc>
-          <w:tcPr/>
-          <w:p>
-            <w:pPr>
-              <w:pStyle w:val="Compact"/>
-              <w:jc w:val="left"/>
-            </w:pPr>
-            <w:r>
+          <w:tcPr>
+            <w:tcW w:type="dxa" w:w="1940"/>
+            <w:shd w:val="clear" w:color="auto" w:fill="F2F5FA"/>
+          </w:tcPr>
+          <w:p>
+            <w:pPr>
+              <w:pStyle w:val="Compact"/>
+              <w:spacing w:after="40" w:before="0" w:line="240" w:lineRule="auto"/>
+              <w:jc w:val="left"/>
+            </w:pPr>
+            <w:r>
+              <w:rPr>
+                <w:rFonts w:ascii="Arial" w:hAnsi="Arial"/>
+                <w:color w:val="262626"/>
+                <w:sz w:val="17"/>
+              </w:rPr>
               <w:t xml:space="preserve">L: Silver and Gold</w:t>
             </w:r>
           </w:p>
@@ -796,6 +1332,9 @@
     </w:tbl>
     <w:p>
       <w:r>
+        <w:rPr>
+          <w:rFonts w:ascii="Arial" w:hAnsi="Arial" w:cs="Arial" w:eastAsia="Arial"/>
+        </w:rPr>
         <w:pict>
           <v:rect style="width:0;height:1.5pt" o:hralign="center" o:hrstd="t" o:hr="t"/>
         </w:pict>
@@ -808,6 +1347,9 @@
         <w:pStyle w:val="Heading2"/>
       </w:pPr>
       <w:r>
+        <w:rPr>
+          <w:rFonts w:ascii="Arial" w:hAnsi="Arial" w:cs="Arial" w:eastAsia="Arial"/>
+        </w:rPr>
         <w:t xml:space="preserve">2. Workstream A: Architecture Assessment, Pilot, Remediation (12 weeks)</w:t>
       </w:r>
     </w:p>
@@ -818,14 +1360,21 @@
       <w:r>
         <w:rPr>
           <w:bCs/>
+          <w:rFonts w:ascii="Arial" w:hAnsi="Arial" w:cs="Arial" w:eastAsia="Arial"/>
           <w:b/>
         </w:rPr>
         <w:t xml:space="preserve">Data-architecture objective:</w:t>
       </w:r>
       <w:r>
+        <w:rPr>
+          <w:rFonts w:ascii="Arial" w:hAnsi="Arial" w:cs="Arial" w:eastAsia="Arial"/>
+        </w:rPr>
         <w:t xml:space="preserve"> </w:t>
       </w:r>
       <w:r>
+        <w:rPr>
+          <w:rFonts w:ascii="Arial" w:hAnsi="Arial" w:cs="Arial" w:eastAsia="Arial"/>
+        </w:rPr>
         <w:t xml:space="preserve">prove the Bronze → Silver → Gold pattern on real data and set the decisions B and C build on, so neither workstream reworks.</w:t>
       </w:r>
     </w:p>
@@ -836,22 +1385,33 @@
       <w:r>
         <w:rPr>
           <w:bCs/>
+          <w:rFonts w:ascii="Arial" w:hAnsi="Arial" w:cs="Arial" w:eastAsia="Arial"/>
           <w:b/>
         </w:rPr>
         <w:t xml:space="preserve">Gap to close first.</w:t>
       </w:r>
       <w:r>
+        <w:rPr>
+          <w:rFonts w:ascii="Arial" w:hAnsi="Arial" w:cs="Arial" w:eastAsia="Arial"/>
+        </w:rPr>
         <w:t xml:space="preserve"> </w:t>
       </w:r>
       <w:r>
+        <w:rPr>
+          <w:rFonts w:ascii="Arial" w:hAnsi="Arial" w:cs="Arial" w:eastAsia="Arial"/>
+        </w:rPr>
         <w:t xml:space="preserve">A’s seven assessment domains are platform-centric (Unity Catalog, security, encryption, DR, scalability, FinOps, CI/CD). Data modeling, Bronze design, landing-zone layout and ingestion patterns are only covered implicitly through the pilot.</w:t>
       </w:r>
       <w:r>
+        <w:rPr>
+          <w:rFonts w:ascii="Arial" w:hAnsi="Arial" w:cs="Arial" w:eastAsia="Arial"/>
+        </w:rPr>
         <w:t xml:space="preserve"> </w:t>
       </w:r>
       <w:r>
         <w:rPr>
           <w:bCs/>
+          <w:rFonts w:ascii="Arial" w:hAnsi="Arial" w:cs="Arial" w:eastAsia="Arial"/>
           <w:b/>
         </w:rPr>
         <w:t xml:space="preserve">Recommendation: add Domain 8,</w:t>
@@ -859,6 +1419,7 @@
       <w:r>
         <w:rPr>
           <w:bCs/>
+          <w:rFonts w:ascii="Arial" w:hAnsi="Arial" w:cs="Arial" w:eastAsia="Arial"/>
           <w:b/>
         </w:rPr>
         <w:t xml:space="preserve"> </w:t>
@@ -866,6 +1427,7 @@
       <w:r>
         <w:rPr>
           <w:bCs/>
+          <w:rFonts w:ascii="Arial" w:hAnsi="Arial" w:cs="Arial" w:eastAsia="Arial"/>
           <w:b/>
         </w:rPr>
         <w:t xml:space="preserve">“</w:t>
@@ -873,6 +1435,7 @@
       <w:r>
         <w:rPr>
           <w:bCs/>
+          <w:rFonts w:ascii="Arial" w:hAnsi="Arial" w:cs="Arial" w:eastAsia="Arial"/>
           <w:b/>
         </w:rPr>
         <w:t xml:space="preserve">Data Architecture and Medallion Design</w:t>
@@ -880,384 +1443,684 @@
       <w:r>
         <w:rPr>
           <w:bCs/>
+          <w:rFonts w:ascii="Arial" w:hAnsi="Arial" w:cs="Arial" w:eastAsia="Arial"/>
           <w:b/>
         </w:rPr>
         <w:t xml:space="preserve">”</w:t>
       </w:r>
       <w:r>
+        <w:rPr>
+          <w:rFonts w:ascii="Arial" w:hAnsi="Arial" w:cs="Arial" w:eastAsia="Arial"/>
+        </w:rPr>
         <w:t xml:space="preserve"> </w:t>
       </w:r>
       <w:r>
+        <w:rPr>
+          <w:rFonts w:ascii="Arial" w:hAnsi="Arial" w:cs="Arial" w:eastAsia="Arial"/>
+        </w:rPr>
         <w:t xml:space="preserve">(and a matching feature 1.x in the kickoff epic), scored with the same Green/Yellow/Red rubric:</w:t>
       </w:r>
     </w:p>
     <w:tbl>
       <w:tblPr>
         <w:tblStyle w:val="Table"/>
-        <w:tblW w:type="pct" w:w="5000"/>
+        <w:tblW w:type="dxa" w:w="9648"/>
         <w:tblLook w:firstRow="1" w:lastRow="0" w:firstColumn="0" w:lastColumn="0" w:noHBand="0" w:noVBand="0" w:val="0020"/>
         <w:jc w:val="start"/>
+        <w:tblBorders>
+          <w:top w:val="single" w:sz="4" w:space="0" w:color="BFC9DD"/>
+          <w:left w:val="single" w:sz="4" w:space="0" w:color="BFC9DD"/>
+          <w:bottom w:val="single" w:sz="4" w:space="0" w:color="BFC9DD"/>
+          <w:right w:val="single" w:sz="4" w:space="0" w:color="BFC9DD"/>
+          <w:insideH w:val="single" w:sz="4" w:space="0" w:color="BFC9DD"/>
+          <w:insideV w:val="single" w:sz="4" w:space="0" w:color="BFC9DD"/>
+        </w:tblBorders>
+        <w:tblCellMar>
+          <w:top w:w="50" w:type="dxa"/>
+          <w:left w:w="90" w:type="dxa"/>
+          <w:bottom w:w="50" w:type="dxa"/>
+          <w:right w:w="90" w:type="dxa"/>
+        </w:tblCellMar>
+        <w:tblLayout w:type="fixed"/>
       </w:tblPr>
       <w:tblGrid>
-        <w:gridCol w:w="2640"/>
-        <w:gridCol w:w="2640"/>
-        <w:gridCol w:w="2640"/>
+        <w:gridCol w:w="3241"/>
+        <w:gridCol w:w="2409"/>
+        <w:gridCol w:w="3996"/>
       </w:tblGrid>
       <w:tr>
         <w:trPr>
           <w:tblHeader w:val="true"/>
+          <w:cantSplit/>
+          <w:tblHeader/>
         </w:trPr>
         <w:tc>
-          <w:tcPr/>
-          <w:p>
-            <w:pPr>
-              <w:pStyle w:val="Compact"/>
-              <w:jc w:val="left"/>
-            </w:pPr>
-            <w:r>
+          <w:tcPr>
+            <w:tcW w:type="dxa" w:w="3242"/>
+            <w:shd w:val="clear" w:color="auto" w:fill="00338D"/>
+          </w:tcPr>
+          <w:p>
+            <w:pPr>
+              <w:pStyle w:val="Compact"/>
+              <w:spacing w:after="40" w:before="0" w:line="240" w:lineRule="auto"/>
+              <w:jc w:val="left"/>
+            </w:pPr>
+            <w:r>
+              <w:rPr>
+                <w:rFonts w:ascii="Arial" w:hAnsi="Arial"/>
+                <w:b/>
+                <w:color w:val="FFFFFF"/>
+                <w:sz w:val="17"/>
+              </w:rPr>
               <w:t xml:space="preserve">Assessment item</w:t>
             </w:r>
           </w:p>
         </w:tc>
         <w:tc>
-          <w:tcPr/>
-          <w:p>
-            <w:pPr>
-              <w:pStyle w:val="Compact"/>
-              <w:jc w:val="left"/>
-            </w:pPr>
-            <w:r>
+          <w:tcPr>
+            <w:tcW w:type="dxa" w:w="2409"/>
+            <w:shd w:val="clear" w:color="auto" w:fill="00338D"/>
+          </w:tcPr>
+          <w:p>
+            <w:pPr>
+              <w:pStyle w:val="Compact"/>
+              <w:spacing w:after="40" w:before="0" w:line="240" w:lineRule="auto"/>
+              <w:jc w:val="left"/>
+            </w:pPr>
+            <w:r>
+              <w:rPr>
+                <w:rFonts w:ascii="Arial" w:hAnsi="Arial"/>
+                <w:b/>
+                <w:color w:val="FFFFFF"/>
+                <w:sz w:val="17"/>
+              </w:rPr>
               <w:t xml:space="preserve">Evidence</w:t>
             </w:r>
           </w:p>
         </w:tc>
         <w:tc>
-          <w:tcPr/>
-          <w:p>
-            <w:pPr>
-              <w:pStyle w:val="Compact"/>
-              <w:jc w:val="left"/>
-            </w:pPr>
-            <w:r>
+          <w:tcPr>
+            <w:tcW w:type="dxa" w:w="3997"/>
+            <w:shd w:val="clear" w:color="auto" w:fill="00338D"/>
+          </w:tcPr>
+          <w:p>
+            <w:pPr>
+              <w:pStyle w:val="Compact"/>
+              <w:spacing w:after="40" w:before="0" w:line="240" w:lineRule="auto"/>
+              <w:jc w:val="left"/>
+            </w:pPr>
+            <w:r>
+              <w:rPr>
+                <w:rFonts w:ascii="Arial" w:hAnsi="Arial"/>
+                <w:b/>
+                <w:color w:val="FFFFFF"/>
+                <w:sz w:val="17"/>
+              </w:rPr>
               <w:t xml:space="preserve">Green / Yellow / Red</w:t>
             </w:r>
           </w:p>
         </w:tc>
       </w:tr>
       <w:tr>
-        <w:tc>
-          <w:tcPr/>
-          <w:p>
-            <w:pPr>
-              <w:pStyle w:val="Compact"/>
-              <w:jc w:val="left"/>
-            </w:pPr>
-            <w:r>
+        <w:trPr>
+          <w:cantSplit/>
+        </w:trPr>
+        <w:tc>
+          <w:tcPr>
+            <w:tcW w:type="dxa" w:w="3242"/>
+          </w:tcPr>
+          <w:p>
+            <w:pPr>
+              <w:pStyle w:val="Compact"/>
+              <w:spacing w:after="40" w:before="0" w:line="240" w:lineRule="auto"/>
+              <w:jc w:val="left"/>
+            </w:pPr>
+            <w:r>
+              <w:rPr>
+                <w:rFonts w:ascii="Arial" w:hAnsi="Arial"/>
+                <w:color w:val="262626"/>
+                <w:sz w:val="17"/>
+              </w:rPr>
               <w:t xml:space="preserve">Canonical Bronze metadata envelope defined and applied</w:t>
             </w:r>
           </w:p>
         </w:tc>
         <w:tc>
-          <w:tcPr/>
-          <w:p>
-            <w:pPr>
-              <w:pStyle w:val="Compact"/>
-              <w:jc w:val="left"/>
-            </w:pPr>
-            <w:r>
+          <w:tcPr>
+            <w:tcW w:type="dxa" w:w="2409"/>
+          </w:tcPr>
+          <w:p>
+            <w:pPr>
+              <w:pStyle w:val="Compact"/>
+              <w:spacing w:after="40" w:before="0" w:line="240" w:lineRule="auto"/>
+              <w:jc w:val="left"/>
+            </w:pPr>
+            <w:r>
+              <w:rPr>
+                <w:rFonts w:ascii="Arial" w:hAnsi="Arial"/>
+                <w:color w:val="262626"/>
+                <w:sz w:val="17"/>
+              </w:rPr>
               <w:t xml:space="preserve">Bronze DDL, schema registry</w:t>
             </w:r>
           </w:p>
         </w:tc>
         <w:tc>
-          <w:tcPr/>
-          <w:p>
-            <w:pPr>
-              <w:pStyle w:val="Compact"/>
-              <w:jc w:val="left"/>
-            </w:pPr>
-            <w:r>
+          <w:tcPr>
+            <w:tcW w:type="dxa" w:w="3997"/>
+          </w:tcPr>
+          <w:p>
+            <w:pPr>
+              <w:pStyle w:val="Compact"/>
+              <w:spacing w:after="40" w:before="0" w:line="240" w:lineRule="auto"/>
+              <w:jc w:val="left"/>
+            </w:pPr>
+            <w:r>
+              <w:rPr>
+                <w:rFonts w:ascii="Arial" w:hAnsi="Arial"/>
+                <w:color w:val="262626"/>
+                <w:sz w:val="17"/>
+              </w:rPr>
               <w:t xml:space="preserve">All tables carry it / partial / ad-hoc schemas</w:t>
             </w:r>
           </w:p>
         </w:tc>
       </w:tr>
       <w:tr>
-        <w:tc>
-          <w:tcPr/>
-          <w:p>
-            <w:pPr>
-              <w:pStyle w:val="Compact"/>
-              <w:jc w:val="left"/>
-            </w:pPr>
-            <w:r>
+        <w:trPr>
+          <w:cantSplit/>
+        </w:trPr>
+        <w:tc>
+          <w:tcPr>
+            <w:tcW w:type="dxa" w:w="3242"/>
+            <w:shd w:val="clear" w:color="auto" w:fill="F2F5FA"/>
+          </w:tcPr>
+          <w:p>
+            <w:pPr>
+              <w:pStyle w:val="Compact"/>
+              <w:spacing w:after="40" w:before="0" w:line="240" w:lineRule="auto"/>
+              <w:jc w:val="left"/>
+            </w:pPr>
+            <w:r>
+              <w:rPr>
+                <w:rFonts w:ascii="Arial" w:hAnsi="Arial"/>
+                <w:color w:val="262626"/>
+                <w:sz w:val="17"/>
+              </w:rPr>
               <w:t xml:space="preserve">Source-family → Bronze-table consolidation documented</w:t>
             </w:r>
           </w:p>
         </w:tc>
         <w:tc>
-          <w:tcPr/>
-          <w:p>
-            <w:pPr>
-              <w:pStyle w:val="Compact"/>
-              <w:jc w:val="left"/>
-            </w:pPr>
-            <w:r>
+          <w:tcPr>
+            <w:tcW w:type="dxa" w:w="2409"/>
+            <w:shd w:val="clear" w:color="auto" w:fill="F2F5FA"/>
+          </w:tcPr>
+          <w:p>
+            <w:pPr>
+              <w:pStyle w:val="Compact"/>
+              <w:spacing w:after="40" w:before="0" w:line="240" w:lineRule="auto"/>
+              <w:jc w:val="left"/>
+            </w:pPr>
+            <w:r>
+              <w:rPr>
+                <w:rFonts w:ascii="Arial" w:hAnsi="Arial"/>
+                <w:color w:val="262626"/>
+                <w:sz w:val="17"/>
+              </w:rPr>
               <w:t xml:space="preserve">Mapping sheet, Bronze table list</w:t>
             </w:r>
           </w:p>
         </w:tc>
         <w:tc>
-          <w:tcPr/>
-          <w:p>
-            <w:pPr>
-              <w:pStyle w:val="Compact"/>
-              <w:jc w:val="left"/>
-            </w:pPr>
-            <w:r>
+          <w:tcPr>
+            <w:tcW w:type="dxa" w:w="3997"/>
+            <w:shd w:val="clear" w:color="auto" w:fill="F2F5FA"/>
+          </w:tcPr>
+          <w:p>
+            <w:pPr>
+              <w:pStyle w:val="Compact"/>
+              <w:spacing w:after="40" w:before="0" w:line="240" w:lineRule="auto"/>
+              <w:jc w:val="left"/>
+            </w:pPr>
+            <w:r>
+              <w:rPr>
+                <w:rFonts w:ascii="Arial" w:hAnsi="Arial"/>
+                <w:color w:val="262626"/>
+                <w:sz w:val="17"/>
+              </w:rPr>
               <w:t xml:space="preserve">Documented and ratified / draft / table per index</w:t>
             </w:r>
           </w:p>
         </w:tc>
       </w:tr>
       <w:tr>
-        <w:tc>
-          <w:tcPr/>
-          <w:p>
-            <w:pPr>
-              <w:pStyle w:val="Compact"/>
-              <w:jc w:val="left"/>
-            </w:pPr>
-            <w:r>
+        <w:trPr>
+          <w:cantSplit/>
+        </w:trPr>
+        <w:tc>
+          <w:tcPr>
+            <w:tcW w:type="dxa" w:w="3242"/>
+          </w:tcPr>
+          <w:p>
+            <w:pPr>
+              <w:pStyle w:val="Compact"/>
+              <w:spacing w:after="40" w:before="0" w:line="240" w:lineRule="auto"/>
+              <w:jc w:val="left"/>
+            </w:pPr>
+            <w:r>
+              <w:rPr>
+                <w:rFonts w:ascii="Arial" w:hAnsi="Arial"/>
+                <w:color w:val="262626"/>
+                <w:sz w:val="17"/>
+              </w:rPr>
               <w:t xml:space="preserve">Landing-zone and folder convention, quarantine path</w:t>
             </w:r>
           </w:p>
         </w:tc>
         <w:tc>
-          <w:tcPr/>
-          <w:p>
-            <w:pPr>
-              <w:pStyle w:val="Compact"/>
-              <w:jc w:val="left"/>
-            </w:pPr>
-            <w:r>
+          <w:tcPr>
+            <w:tcW w:type="dxa" w:w="2409"/>
+          </w:tcPr>
+          <w:p>
+            <w:pPr>
+              <w:pStyle w:val="Compact"/>
+              <w:spacing w:after="40" w:before="0" w:line="240" w:lineRule="auto"/>
+              <w:jc w:val="left"/>
+            </w:pPr>
+            <w:r>
+              <w:rPr>
+                <w:rFonts w:ascii="Arial" w:hAnsi="Arial"/>
+                <w:color w:val="262626"/>
+                <w:sz w:val="17"/>
+              </w:rPr>
               <w:t xml:space="preserve">ADLS container inspection</w:t>
             </w:r>
           </w:p>
         </w:tc>
         <w:tc>
-          <w:tcPr/>
-          <w:p>
-            <w:pPr>
-              <w:pStyle w:val="Compact"/>
-              <w:jc w:val="left"/>
-            </w:pPr>
-            <w:r>
+          <w:tcPr>
+            <w:tcW w:type="dxa" w:w="3997"/>
+          </w:tcPr>
+          <w:p>
+            <w:pPr>
+              <w:pStyle w:val="Compact"/>
+              <w:spacing w:after="40" w:before="0" w:line="240" w:lineRule="auto"/>
+              <w:jc w:val="left"/>
+            </w:pPr>
+            <w:r>
+              <w:rPr>
+                <w:rFonts w:ascii="Arial" w:hAnsi="Arial"/>
+                <w:color w:val="262626"/>
+                <w:sz w:val="17"/>
+              </w:rPr>
               <w:t xml:space="preserve">By product/date with quarantine / convention without quarantine / ad hoc</w:t>
             </w:r>
           </w:p>
         </w:tc>
       </w:tr>
       <w:tr>
-        <w:tc>
-          <w:tcPr/>
-          <w:p>
-            <w:pPr>
-              <w:pStyle w:val="Compact"/>
-              <w:jc w:val="left"/>
-            </w:pPr>
-            <w:r>
+        <w:trPr>
+          <w:cantSplit/>
+        </w:trPr>
+        <w:tc>
+          <w:tcPr>
+            <w:tcW w:type="dxa" w:w="3242"/>
+            <w:shd w:val="clear" w:color="auto" w:fill="F2F5FA"/>
+          </w:tcPr>
+          <w:p>
+            <w:pPr>
+              <w:pStyle w:val="Compact"/>
+              <w:spacing w:after="40" w:before="0" w:line="240" w:lineRule="auto"/>
+              <w:jc w:val="left"/>
+            </w:pPr>
+            <w:r>
+              <w:rPr>
+                <w:rFonts w:ascii="Arial" w:hAnsi="Arial"/>
+                <w:color w:val="262626"/>
+                <w:sz w:val="17"/>
+              </w:rPr>
               <w:t xml:space="preserve">Auto Loader configuration</w:t>
             </w:r>
           </w:p>
         </w:tc>
         <w:tc>
-          <w:tcPr/>
-          <w:p>
-            <w:pPr>
-              <w:pStyle w:val="Compact"/>
-              <w:jc w:val="left"/>
-            </w:pPr>
-            <w:r>
+          <w:tcPr>
+            <w:tcW w:type="dxa" w:w="2409"/>
+            <w:shd w:val="clear" w:color="auto" w:fill="F2F5FA"/>
+          </w:tcPr>
+          <w:p>
+            <w:pPr>
+              <w:pStyle w:val="Compact"/>
+              <w:spacing w:after="40" w:before="0" w:line="240" w:lineRule="auto"/>
+              <w:jc w:val="left"/>
+            </w:pPr>
+            <w:r>
+              <w:rPr>
+                <w:rFonts w:ascii="Arial" w:hAnsi="Arial"/>
+                <w:color w:val="262626"/>
+                <w:sz w:val="17"/>
+              </w:rPr>
               <w:t xml:space="preserve">Job config, checkpoint review</w:t>
             </w:r>
           </w:p>
         </w:tc>
         <w:tc>
-          <w:tcPr/>
-          <w:p>
-            <w:pPr>
-              <w:pStyle w:val="Compact"/>
-              <w:jc w:val="left"/>
-            </w:pPr>
-            <w:r>
+          <w:tcPr>
+            <w:tcW w:type="dxa" w:w="3997"/>
+            <w:shd w:val="clear" w:color="auto" w:fill="F2F5FA"/>
+          </w:tcPr>
+          <w:p>
+            <w:pPr>
+              <w:pStyle w:val="Compact"/>
+              <w:spacing w:after="40" w:before="0" w:line="240" w:lineRule="auto"/>
+              <w:jc w:val="left"/>
+            </w:pPr>
+            <w:r>
+              <w:rPr>
+                <w:rFonts w:ascii="Arial" w:hAnsi="Arial"/>
+                <w:color w:val="262626"/>
+                <w:sz w:val="17"/>
+              </w:rPr>
               <w:t xml:space="preserve">File notification, rescued-data column, quarantine / partly / directory listing with</w:t>
             </w:r>
             <w:r>
+              <w:rPr>
+                <w:rFonts w:ascii="Arial" w:hAnsi="Arial"/>
+                <w:color w:val="262626"/>
+                <w:sz w:val="17"/>
+              </w:rPr>
               <w:t xml:space="preserve"> </w:t>
             </w:r>
             <w:r>
               <w:rPr>
                 <w:rStyle w:val="VerbatimChar"/>
+                <w:rFonts w:ascii="Arial" w:hAnsi="Arial"/>
+                <w:color w:val="262626"/>
+                <w:sz w:val="17"/>
               </w:rPr>
               <w:t xml:space="preserve">mergeSchema</w:t>
             </w:r>
             <w:r>
+              <w:rPr>
+                <w:rFonts w:ascii="Arial" w:hAnsi="Arial"/>
+                <w:color w:val="262626"/>
+                <w:sz w:val="17"/>
+              </w:rPr>
               <w:t xml:space="preserve"> </w:t>
             </w:r>
             <w:r>
+              <w:rPr>
+                <w:rFonts w:ascii="Arial" w:hAnsi="Arial"/>
+                <w:color w:val="262626"/>
+                <w:sz w:val="17"/>
+              </w:rPr>
               <w:t xml:space="preserve">only</w:t>
             </w:r>
           </w:p>
         </w:tc>
       </w:tr>
       <w:tr>
-        <w:tc>
-          <w:tcPr/>
-          <w:p>
-            <w:pPr>
-              <w:pStyle w:val="Compact"/>
-              <w:jc w:val="left"/>
-            </w:pPr>
-            <w:r>
+        <w:trPr>
+          <w:cantSplit/>
+        </w:trPr>
+        <w:tc>
+          <w:tcPr>
+            <w:tcW w:type="dxa" w:w="3242"/>
+          </w:tcPr>
+          <w:p>
+            <w:pPr>
+              <w:pStyle w:val="Compact"/>
+              <w:spacing w:after="40" w:before="0" w:line="240" w:lineRule="auto"/>
+              <w:jc w:val="left"/>
+            </w:pPr>
+            <w:r>
+              <w:rPr>
+                <w:rFonts w:ascii="Arial" w:hAnsi="Arial"/>
+                <w:color w:val="262626"/>
+                <w:sz w:val="17"/>
+              </w:rPr>
               <w:t xml:space="preserve">Partitioning, clustering, file size</w:t>
             </w:r>
           </w:p>
         </w:tc>
         <w:tc>
-          <w:tcPr/>
-          <w:p>
-            <w:pPr>
-              <w:pStyle w:val="Compact"/>
-              <w:jc w:val="left"/>
-            </w:pPr>
-            <w:r>
+          <w:tcPr>
+            <w:tcW w:type="dxa" w:w="2409"/>
+          </w:tcPr>
+          <w:p>
+            <w:pPr>
+              <w:pStyle w:val="Compact"/>
+              <w:spacing w:after="40" w:before="0" w:line="240" w:lineRule="auto"/>
+              <w:jc w:val="left"/>
+            </w:pPr>
+            <w:r>
+              <w:rPr>
+                <w:rFonts w:ascii="Arial" w:hAnsi="Arial"/>
+                <w:color w:val="262626"/>
+                <w:sz w:val="17"/>
+              </w:rPr>
               <w:t xml:space="preserve">Table details, file-size histogram</w:t>
             </w:r>
           </w:p>
         </w:tc>
         <w:tc>
-          <w:tcPr/>
-          <w:p>
-            <w:pPr>
-              <w:pStyle w:val="Compact"/>
-              <w:jc w:val="left"/>
-            </w:pPr>
-            <w:r>
+          <w:tcPr>
+            <w:tcW w:type="dxa" w:w="3997"/>
+          </w:tcPr>
+          <w:p>
+            <w:pPr>
+              <w:pStyle w:val="Compact"/>
+              <w:spacing w:after="40" w:before="0" w:line="240" w:lineRule="auto"/>
+              <w:jc w:val="left"/>
+            </w:pPr>
+            <w:r>
+              <w:rPr>
+                <w:rFonts w:ascii="Arial" w:hAnsi="Arial"/>
+                <w:color w:val="262626"/>
+                <w:sz w:val="17"/>
+              </w:rPr>
               <w:t xml:space="preserve">Average ≥128 MB / 64–128 MB / &lt;64 MB (alert threshold in B2 §7.4)</w:t>
             </w:r>
           </w:p>
         </w:tc>
       </w:tr>
       <w:tr>
-        <w:tc>
-          <w:tcPr/>
-          <w:p>
-            <w:pPr>
-              <w:pStyle w:val="Compact"/>
-              <w:jc w:val="left"/>
-            </w:pPr>
-            <w:r>
+        <w:trPr>
+          <w:cantSplit/>
+        </w:trPr>
+        <w:tc>
+          <w:tcPr>
+            <w:tcW w:type="dxa" w:w="3242"/>
+            <w:shd w:val="clear" w:color="auto" w:fill="F2F5FA"/>
+          </w:tcPr>
+          <w:p>
+            <w:pPr>
+              <w:pStyle w:val="Compact"/>
+              <w:spacing w:after="40" w:before="0" w:line="240" w:lineRule="auto"/>
+              <w:jc w:val="left"/>
+            </w:pPr>
+            <w:r>
+              <w:rPr>
+                <w:rFonts w:ascii="Arial" w:hAnsi="Arial"/>
+                <w:color w:val="262626"/>
+                <w:sz w:val="17"/>
+              </w:rPr>
               <w:t xml:space="preserve">Classification boundary enforced (Restricted → Internal)</w:t>
             </w:r>
           </w:p>
         </w:tc>
         <w:tc>
-          <w:tcPr/>
-          <w:p>
-            <w:pPr>
-              <w:pStyle w:val="Compact"/>
-              <w:jc w:val="left"/>
-            </w:pPr>
-            <w:r>
+          <w:tcPr>
+            <w:tcW w:type="dxa" w:w="2409"/>
+            <w:shd w:val="clear" w:color="auto" w:fill="F2F5FA"/>
+          </w:tcPr>
+          <w:p>
+            <w:pPr>
+              <w:pStyle w:val="Compact"/>
+              <w:spacing w:after="40" w:before="0" w:line="240" w:lineRule="auto"/>
+              <w:jc w:val="left"/>
+            </w:pPr>
+            <w:r>
+              <w:rPr>
+                <w:rFonts w:ascii="Arial" w:hAnsi="Arial"/>
+                <w:color w:val="262626"/>
+                <w:sz w:val="17"/>
+              </w:rPr>
               <w:t xml:space="preserve">UC tags, masking test evidence</w:t>
             </w:r>
           </w:p>
         </w:tc>
         <w:tc>
-          <w:tcPr/>
-          <w:p>
-            <w:pPr>
-              <w:pStyle w:val="Compact"/>
-              <w:jc w:val="left"/>
-            </w:pPr>
-            <w:r>
+          <w:tcPr>
+            <w:tcW w:type="dxa" w:w="3997"/>
+            <w:shd w:val="clear" w:color="auto" w:fill="F2F5FA"/>
+          </w:tcPr>
+          <w:p>
+            <w:pPr>
+              <w:pStyle w:val="Compact"/>
+              <w:spacing w:after="40" w:before="0" w:line="240" w:lineRule="auto"/>
+              <w:jc w:val="left"/>
+            </w:pPr>
+            <w:r>
+              <w:rPr>
+                <w:rFonts w:ascii="Arial" w:hAnsi="Arial"/>
+                <w:color w:val="262626"/>
+                <w:sz w:val="17"/>
+              </w:rPr>
               <w:t xml:space="preserve">Tested and tagged / defined, untested / undefined</w:t>
             </w:r>
           </w:p>
         </w:tc>
       </w:tr>
       <w:tr>
-        <w:tc>
-          <w:tcPr/>
-          <w:p>
-            <w:pPr>
-              <w:pStyle w:val="Compact"/>
-              <w:jc w:val="left"/>
-            </w:pPr>
-            <w:r>
+        <w:trPr>
+          <w:cantSplit/>
+        </w:trPr>
+        <w:tc>
+          <w:tcPr>
+            <w:tcW w:type="dxa" w:w="3242"/>
+          </w:tcPr>
+          <w:p>
+            <w:pPr>
+              <w:pStyle w:val="Compact"/>
+              <w:spacing w:after="40" w:before="0" w:line="240" w:lineRule="auto"/>
+              <w:jc w:val="left"/>
+            </w:pPr>
+            <w:r>
+              <w:rPr>
+                <w:rFonts w:ascii="Arial" w:hAnsi="Arial"/>
+                <w:color w:val="262626"/>
+                <w:sz w:val="17"/>
+              </w:rPr>
               <w:t xml:space="preserve">Silver contract enforcement and quality expectations</w:t>
             </w:r>
           </w:p>
         </w:tc>
         <w:tc>
-          <w:tcPr/>
-          <w:p>
-            <w:pPr>
-              <w:pStyle w:val="Compact"/>
-              <w:jc w:val="left"/>
-            </w:pPr>
-            <w:r>
+          <w:tcPr>
+            <w:tcW w:type="dxa" w:w="2409"/>
+          </w:tcPr>
+          <w:p>
+            <w:pPr>
+              <w:pStyle w:val="Compact"/>
+              <w:spacing w:after="40" w:before="0" w:line="240" w:lineRule="auto"/>
+              <w:jc w:val="left"/>
+            </w:pPr>
+            <w:r>
+              <w:rPr>
+                <w:rFonts w:ascii="Arial" w:hAnsi="Arial"/>
+                <w:color w:val="262626"/>
+                <w:sz w:val="17"/>
+              </w:rPr>
               <w:t xml:space="preserve">DLT expectations, quarantine counts</w:t>
             </w:r>
           </w:p>
         </w:tc>
         <w:tc>
-          <w:tcPr/>
-          <w:p>
-            <w:pPr>
-              <w:pStyle w:val="Compact"/>
-              <w:jc w:val="left"/>
-            </w:pPr>
-            <w:r>
+          <w:tcPr>
+            <w:tcW w:type="dxa" w:w="3997"/>
+          </w:tcPr>
+          <w:p>
+            <w:pPr>
+              <w:pStyle w:val="Compact"/>
+              <w:spacing w:after="40" w:before="0" w:line="240" w:lineRule="auto"/>
+              <w:jc w:val="left"/>
+            </w:pPr>
+            <w:r>
+              <w:rPr>
+                <w:rFonts w:ascii="Arial" w:hAnsi="Arial"/>
+                <w:color w:val="262626"/>
+                <w:sz w:val="17"/>
+              </w:rPr>
               <w:t xml:space="preserve">Enforced from contract / manual / none</w:t>
             </w:r>
           </w:p>
         </w:tc>
       </w:tr>
       <w:tr>
-        <w:tc>
-          <w:tcPr/>
-          <w:p>
-            <w:pPr>
-              <w:pStyle w:val="Compact"/>
-              <w:jc w:val="left"/>
-            </w:pPr>
-            <w:r>
+        <w:trPr>
+          <w:cantSplit/>
+        </w:trPr>
+        <w:tc>
+          <w:tcPr>
+            <w:tcW w:type="dxa" w:w="3242"/>
+            <w:shd w:val="clear" w:color="auto" w:fill="F2F5FA"/>
+          </w:tcPr>
+          <w:p>
+            <w:pPr>
+              <w:pStyle w:val="Compact"/>
+              <w:spacing w:after="40" w:before="0" w:line="240" w:lineRule="auto"/>
+              <w:jc w:val="left"/>
+            </w:pPr>
+            <w:r>
+              <w:rPr>
+                <w:rFonts w:ascii="Arial" w:hAnsi="Arial"/>
+                <w:color w:val="262626"/>
+                <w:sz w:val="17"/>
+              </w:rPr>
               <w:t xml:space="preserve">Retention by layer, WORM scope</w:t>
             </w:r>
           </w:p>
         </w:tc>
         <w:tc>
-          <w:tcPr/>
-          <w:p>
-            <w:pPr>
-              <w:pStyle w:val="Compact"/>
-              <w:jc w:val="left"/>
-            </w:pPr>
-            <w:r>
+          <w:tcPr>
+            <w:tcW w:type="dxa" w:w="2409"/>
+            <w:shd w:val="clear" w:color="auto" w:fill="F2F5FA"/>
+          </w:tcPr>
+          <w:p>
+            <w:pPr>
+              <w:pStyle w:val="Compact"/>
+              <w:spacing w:after="40" w:before="0" w:line="240" w:lineRule="auto"/>
+              <w:jc w:val="left"/>
+            </w:pPr>
+            <w:r>
+              <w:rPr>
+                <w:rFonts w:ascii="Arial" w:hAnsi="Arial"/>
+                <w:color w:val="262626"/>
+                <w:sz w:val="17"/>
+              </w:rPr>
               <w:t xml:space="preserve">Lifecycle rules, immutability policy</w:t>
             </w:r>
           </w:p>
         </w:tc>
         <w:tc>
-          <w:tcPr/>
-          <w:p>
-            <w:pPr>
-              <w:pStyle w:val="Compact"/>
-              <w:jc w:val="left"/>
-            </w:pPr>
-            <w:r>
+          <w:tcPr>
+            <w:tcW w:type="dxa" w:w="3997"/>
+            <w:shd w:val="clear" w:color="auto" w:fill="F2F5FA"/>
+          </w:tcPr>
+          <w:p>
+            <w:pPr>
+              <w:pStyle w:val="Compact"/>
+              <w:spacing w:after="40" w:before="0" w:line="240" w:lineRule="auto"/>
+              <w:jc w:val="left"/>
+            </w:pPr>
+            <w:r>
+              <w:rPr>
+                <w:rFonts w:ascii="Arial" w:hAnsi="Arial"/>
+                <w:color w:val="262626"/>
+                <w:sz w:val="17"/>
+              </w:rPr>
               <w:t xml:space="preserve">Active and tested / defined only / missing</w:t>
             </w:r>
           </w:p>
@@ -1271,6 +2134,7 @@
       <w:r>
         <w:rPr>
           <w:bCs/>
+          <w:rFonts w:ascii="Arial" w:hAnsi="Arial" w:cs="Arial" w:eastAsia="Arial"/>
           <w:b/>
         </w:rPr>
         <w:t xml:space="preserve">Approach</w:t>
@@ -1287,14 +2151,21 @@
       <w:r>
         <w:rPr>
           <w:bCs/>
+          <w:rFonts w:ascii="Arial" w:hAnsi="Arial" w:cs="Arial" w:eastAsia="Arial"/>
           <w:b/>
         </w:rPr>
         <w:t xml:space="preserve">Weeks 1–3, inventory.</w:t>
       </w:r>
       <w:r>
+        <w:rPr>
+          <w:rFonts w:ascii="Arial" w:hAnsi="Arial" w:cs="Arial" w:eastAsia="Arial"/>
+        </w:rPr>
         <w:t xml:space="preserve"> </w:t>
       </w:r>
       <w:r>
+        <w:rPr>
+          <w:rFonts w:ascii="Arial" w:hAnsi="Arial" w:cs="Arial" w:eastAsia="Arial"/>
+        </w:rPr>
         <w:t xml:space="preserve">Catalogs, schemas, tables, Auto Loader jobs, ADLS containers and lifecycle rules across the ~201 workspaces. Treat the departed architect’s artifacts as undocumented until proven. Coordinate with Lovelytics so security domains are not assessed twice.</w:t>
       </w:r>
     </w:p>
@@ -1309,14 +2180,21 @@
       <w:r>
         <w:rPr>
           <w:bCs/>
+          <w:rFonts w:ascii="Arial" w:hAnsi="Arial" w:cs="Arial" w:eastAsia="Arial"/>
           <w:b/>
         </w:rPr>
         <w:t xml:space="preserve">Weeks 4–6, assess and score.</w:t>
       </w:r>
       <w:r>
+        <w:rPr>
+          <w:rFonts w:ascii="Arial" w:hAnsi="Arial" w:cs="Arial" w:eastAsia="Arial"/>
+        </w:rPr>
         <w:t xml:space="preserve"> </w:t>
       </w:r>
       <w:r>
+        <w:rPr>
+          <w:rFonts w:ascii="Arial" w:hAnsi="Arial" w:cs="Arial" w:eastAsia="Arial"/>
+        </w:rPr>
         <w:t xml:space="preserve">Run the eight-domain checklists. Test the PHI masking boundary with edge cases (schema evolution, late-arriving fields). Load-test Auto Loader at representative volume. Gap register v1 in Week 4, report in Week 6.</w:t>
       </w:r>
     </w:p>
@@ -1331,14 +2209,21 @@
       <w:r>
         <w:rPr>
           <w:bCs/>
+          <w:rFonts w:ascii="Arial" w:hAnsi="Arial" w:cs="Arial" w:eastAsia="Arial"/>
           <w:b/>
         </w:rPr>
         <w:t xml:space="preserve">Weeks 7–10, pilot (K8s/CRM or network security).</w:t>
       </w:r>
       <w:r>
+        <w:rPr>
+          <w:rFonts w:ascii="Arial" w:hAnsi="Arial" w:cs="Arial" w:eastAsia="Arial"/>
+        </w:rPr>
         <w:t xml:space="preserve"> </w:t>
       </w:r>
       <w:r>
+        <w:rPr>
+          <w:rFonts w:ascii="Arial" w:hAnsi="Arial" w:cs="Arial" w:eastAsia="Arial"/>
+        </w:rPr>
         <w:t xml:space="preserve">Build the pilot as a reference: ODCS contract, Bronze table with envelope, parameterized DLT pipeline with masking and expectations, one enrichment join, Gold output, concurrency and latency tests.</w:t>
       </w:r>
     </w:p>
@@ -1353,14 +2238,21 @@
       <w:r>
         <w:rPr>
           <w:bCs/>
+          <w:rFonts w:ascii="Arial" w:hAnsi="Arial" w:cs="Arial" w:eastAsia="Arial"/>
           <w:b/>
         </w:rPr>
         <w:t xml:space="preserve">Weeks 4–12, remediate and decide.</w:t>
       </w:r>
       <w:r>
+        <w:rPr>
+          <w:rFonts w:ascii="Arial" w:hAnsi="Arial" w:cs="Arial" w:eastAsia="Arial"/>
+        </w:rPr>
         <w:t xml:space="preserve"> </w:t>
       </w:r>
       <w:r>
+        <w:rPr>
+          <w:rFonts w:ascii="Arial" w:hAnsi="Arial" w:cs="Arial" w:eastAsia="Arial"/>
+        </w:rPr>
         <w:t xml:space="preserve">Must-fix items before the change freeze; take the Section 6 decisions; assemble the B–E handoff package.</w:t>
       </w:r>
     </w:p>
@@ -1371,14 +2263,21 @@
       <w:r>
         <w:rPr>
           <w:bCs/>
+          <w:rFonts w:ascii="Arial" w:hAnsi="Arial" w:cs="Arial" w:eastAsia="Arial"/>
           <w:b/>
         </w:rPr>
         <w:t xml:space="preserve">Outputs:</w:t>
       </w:r>
       <w:r>
+        <w:rPr>
+          <w:rFonts w:ascii="Arial" w:hAnsi="Arial" w:cs="Arial" w:eastAsia="Arial"/>
+        </w:rPr>
         <w:t xml:space="preserve"> </w:t>
       </w:r>
       <w:r>
+        <w:rPr>
+          <w:rFonts w:ascii="Arial" w:hAnsi="Arial" w:cs="Arial" w:eastAsia="Arial"/>
+        </w:rPr>
         <w:t xml:space="preserve">assessment report with data-architecture domain, gap register, pilot evidence, remediation tracker, Day 1 / Day 2 architecture, handoff package. Dates in the kickoff deck: A.1 definition of done Dec 7, 2026; A.2 (90-day window) Jan 18, 2027.</w:t>
       </w:r>
     </w:p>
@@ -1389,19 +2288,29 @@
       <w:r>
         <w:rPr>
           <w:bCs/>
+          <w:rFonts w:ascii="Arial" w:hAnsi="Arial" w:cs="Arial" w:eastAsia="Arial"/>
           <w:b/>
         </w:rPr>
         <w:t xml:space="preserve">Exit gate:</w:t>
       </w:r>
       <w:r>
+        <w:rPr>
+          <w:rFonts w:ascii="Arial" w:hAnsi="Arial" w:cs="Arial" w:eastAsia="Arial"/>
+        </w:rPr>
         <w:t xml:space="preserve"> </w:t>
       </w:r>
       <w:r>
+        <w:rPr>
+          <w:rFonts w:ascii="Arial" w:hAnsi="Arial" w:cs="Arial" w:eastAsia="Arial"/>
+        </w:rPr>
         <w:t xml:space="preserve">B1, B2 and C can start from the handoff without rework, and the Section 6 decisions D1–D4 are closed.</w:t>
       </w:r>
     </w:p>
     <w:p>
       <w:r>
+        <w:rPr>
+          <w:rFonts w:ascii="Arial" w:hAnsi="Arial" w:cs="Arial" w:eastAsia="Arial"/>
+        </w:rPr>
         <w:pict>
           <v:rect style="width:0;height:1.5pt" o:hralign="center" o:hrstd="t" o:hr="t"/>
         </w:pict>
@@ -1414,6 +2323,9 @@
         <w:pStyle w:val="Heading2"/>
       </w:pPr>
       <w:r>
+        <w:rPr>
+          <w:rFonts w:ascii="Arial" w:hAnsi="Arial" w:cs="Arial" w:eastAsia="Arial"/>
+        </w:rPr>
         <w:t xml:space="preserve">3. Workstream B1: Data Contracts and Source Rationalization</w:t>
       </w:r>
     </w:p>
@@ -1424,30 +2336,47 @@
       <w:r>
         <w:rPr>
           <w:bCs/>
+          <w:rFonts w:ascii="Arial" w:hAnsi="Arial" w:cs="Arial" w:eastAsia="Arial"/>
           <w:b/>
         </w:rPr>
         <w:t xml:space="preserve">Data-architecture objective:</w:t>
       </w:r>
       <w:r>
+        <w:rPr>
+          <w:rFonts w:ascii="Arial" w:hAnsi="Arial" w:cs="Arial" w:eastAsia="Arial"/>
+        </w:rPr>
         <w:t xml:space="preserve"> </w:t>
       </w:r>
       <w:r>
+        <w:rPr>
+          <w:rFonts w:ascii="Arial" w:hAnsi="Arial" w:cs="Arial" w:eastAsia="Arial"/>
+        </w:rPr>
         <w:t xml:space="preserve">turn 12,910 sourcetypes into ~250–300 governed source families whose contracts</w:t>
       </w:r>
       <w:r>
+        <w:rPr>
+          <w:rFonts w:ascii="Arial" w:hAnsi="Arial" w:cs="Arial" w:eastAsia="Arial"/>
+        </w:rPr>
         <w:t xml:space="preserve"> </w:t>
       </w:r>
       <w:r>
         <w:rPr>
           <w:iCs/>
+          <w:rFonts w:ascii="Arial" w:hAnsi="Arial" w:cs="Arial" w:eastAsia="Arial"/>
           <w:i/>
         </w:rPr>
         <w:t xml:space="preserve">are</w:t>
       </w:r>
       <w:r>
+        <w:rPr>
+          <w:rFonts w:ascii="Arial" w:hAnsi="Arial" w:cs="Arial" w:eastAsia="Arial"/>
+        </w:rPr>
         <w:t xml:space="preserve"> </w:t>
       </w:r>
       <w:r>
+        <w:rPr>
+          <w:rFonts w:ascii="Arial" w:hAnsi="Arial" w:cs="Arial" w:eastAsia="Arial"/>
+        </w:rPr>
         <w:t xml:space="preserve">the Bronze and Silver specifications.</w:t>
       </w:r>
     </w:p>
@@ -1458,6 +2387,7 @@
       <w:r>
         <w:rPr>
           <w:bCs/>
+          <w:rFonts w:ascii="Arial" w:hAnsi="Arial" w:cs="Arial" w:eastAsia="Arial"/>
           <w:b/>
         </w:rPr>
         <w:t xml:space="preserve">Approach (four-step funnel, factory model)</w:t>
@@ -1474,14 +2404,21 @@
       <w:r>
         <w:rPr>
           <w:bCs/>
+          <w:rFonts w:ascii="Arial" w:hAnsi="Arial" w:cs="Arial" w:eastAsia="Arial"/>
           <w:b/>
         </w:rPr>
         <w:t xml:space="preserve">Discover and group</w:t>
       </w:r>
       <w:r>
+        <w:rPr>
+          <w:rFonts w:ascii="Arial" w:hAnsi="Arial" w:cs="Arial" w:eastAsia="Arial"/>
+        </w:rPr>
         <w:t xml:space="preserve"> </w:t>
       </w:r>
       <w:r>
+        <w:rPr>
+          <w:rFonts w:ascii="Arial" w:hAnsi="Arial" w:cs="Arial" w:eastAsia="Arial"/>
+        </w:rPr>
         <w:t xml:space="preserve">(AI-assisted pattern recognition): 12,910 sourcetypes → ~250–300 families → 12 source-domain categories. Kubernetes (10,790 sourcetypes, 84%) collapses to ~40 families by promoting deployment, namespace, cluster and environment to columns.</w:t>
       </w:r>
     </w:p>
@@ -1496,14 +2433,21 @@
       <w:r>
         <w:rPr>
           <w:bCs/>
+          <w:rFonts w:ascii="Arial" w:hAnsi="Arial" w:cs="Arial" w:eastAsia="Arial"/>
           <w:b/>
         </w:rPr>
         <w:t xml:space="preserve">Classify and tier:</w:t>
       </w:r>
       <w:r>
+        <w:rPr>
+          <w:rFonts w:ascii="Arial" w:hAnsi="Arial" w:cs="Arial" w:eastAsia="Arial"/>
+        </w:rPr>
         <w:t xml:space="preserve"> </w:t>
       </w:r>
       <w:r>
+        <w:rPr>
+          <w:rFonts w:ascii="Arial" w:hAnsi="Arial" w:cs="Arial" w:eastAsia="Arial"/>
+        </w:rPr>
         <w:t xml:space="preserve">Tier 1 = ~126 production-validated families (145.4 TB/day, ~98% of volume), contracted in Weeks 1–10; Tiers 2 and 3 follow by Week 20.</w:t>
       </w:r>
     </w:p>
@@ -1518,14 +2462,21 @@
       <w:r>
         <w:rPr>
           <w:bCs/>
+          <w:rFonts w:ascii="Arial" w:hAnsi="Arial" w:cs="Arial" w:eastAsia="Arial"/>
           <w:b/>
         </w:rPr>
         <w:t xml:space="preserve">Disposition:</w:t>
       </w:r>
       <w:r>
+        <w:rPr>
+          <w:rFonts w:ascii="Arial" w:hAnsi="Arial" w:cs="Arial" w:eastAsia="Arial"/>
+        </w:rPr>
         <w:t xml:space="preserve"> </w:t>
       </w:r>
       <w:r>
+        <w:rPr>
+          <w:rFonts w:ascii="Arial" w:hAnsi="Arial" w:cs="Arial" w:eastAsia="Arial"/>
+        </w:rPr>
         <w:t xml:space="preserve">Retain &amp; Contract / Consolidate / Retire, informed by usage of dependent searches, dashboards and knowledge objects.</w:t>
       </w:r>
     </w:p>
@@ -1540,14 +2491,21 @@
       <w:r>
         <w:rPr>
           <w:bCs/>
+          <w:rFonts w:ascii="Arial" w:hAnsi="Arial" w:cs="Arial" w:eastAsia="Arial"/>
           <w:b/>
         </w:rPr>
         <w:t xml:space="preserve">Author and register:</w:t>
       </w:r>
       <w:r>
+        <w:rPr>
+          <w:rFonts w:ascii="Arial" w:hAnsi="Arial" w:cs="Arial" w:eastAsia="Arial"/>
+        </w:rPr>
         <w:t xml:space="preserve"> </w:t>
       </w:r>
       <w:r>
+        <w:rPr>
+          <w:rFonts w:ascii="Arial" w:hAnsi="Arial" w:cs="Arial" w:eastAsia="Arial"/>
+        </w:rPr>
         <w:t xml:space="preserve">AI pre-populates ODCS contracts; owner workshop; register in Unity Catalog.</w:t>
       </w:r>
     </w:p>
@@ -1558,6 +2516,7 @@
       <w:r>
         <w:rPr>
           <w:bCs/>
+          <w:rFonts w:ascii="Arial" w:hAnsi="Arial" w:cs="Arial" w:eastAsia="Arial"/>
           <w:b/>
         </w:rPr>
         <w:t xml:space="preserve">Data-architecture checks the SME applies to every contract before release</w:t>
@@ -1572,6 +2531,9 @@
         <w:pStyle w:val="Compact"/>
       </w:pPr>
       <w:r>
+        <w:rPr>
+          <w:rFonts w:ascii="Arial" w:hAnsi="Arial" w:cs="Arial" w:eastAsia="Arial"/>
+        </w:rPr>
         <w:t xml:space="preserve">The contract names exactly one Bronze target table, partition keys and the canonical envelope columns (consistent with B2 §4.4).</w:t>
       </w:r>
     </w:p>
@@ -1584,6 +2546,9 @@
         <w:pStyle w:val="Compact"/>
       </w:pPr>
       <w:r>
+        <w:rPr>
+          <w:rFonts w:ascii="Arial" w:hAnsi="Arial" w:cs="Arial" w:eastAsia="Arial"/>
+        </w:rPr>
         <w:t xml:space="preserve">Family-specific extension columns follow the B2 patterns (Event Hub, Pub/Sub, network multi-vendor, K8s collapse).</w:t>
       </w:r>
     </w:p>
@@ -1596,6 +2561,9 @@
         <w:pStyle w:val="Compact"/>
       </w:pPr>
       <w:r>
+        <w:rPr>
+          <w:rFonts w:ascii="Arial" w:hAnsi="Arial" w:cs="Arial" w:eastAsia="Arial"/>
+        </w:rPr>
         <w:t xml:space="preserve">Classification is the highest across consuming platform domains (Core, ES, ITSI); masking layer is stated explicitly (see D1).</w:t>
       </w:r>
     </w:p>
@@ -1608,6 +2576,9 @@
         <w:pStyle w:val="Compact"/>
       </w:pPr>
       <w:r>
+        <w:rPr>
+          <w:rFonts w:ascii="Arial" w:hAnsi="Arial" w:cs="Arial" w:eastAsia="Arial"/>
+        </w:rPr>
         <w:t xml:space="preserve">Downstream Silver tables, Tier 1/2 normalization (OCSF vs governed native) and tier (hot/warm/cold) are declared so C does not re-derive them.</w:t>
       </w:r>
     </w:p>
@@ -1620,6 +2591,9 @@
         <w:pStyle w:val="Compact"/>
       </w:pPr>
       <w:r>
+        <w:rPr>
+          <w:rFonts w:ascii="Arial" w:hAnsi="Arial" w:cs="Arial" w:eastAsia="Arial"/>
+        </w:rPr>
         <w:t xml:space="preserve">Retention by layer (contract example: Bronze 13 months, Silver 13 months, 7-year WORM archive) matches storage lifecycle design.</w:t>
       </w:r>
     </w:p>
@@ -1630,14 +2604,21 @@
       <w:r>
         <w:rPr>
           <w:bCs/>
+          <w:rFonts w:ascii="Arial" w:hAnsi="Arial" w:cs="Arial" w:eastAsia="Arial"/>
           <w:b/>
         </w:rPr>
         <w:t xml:space="preserve">Constraint to state openly:</w:t>
       </w:r>
       <w:r>
+        <w:rPr>
+          <w:rFonts w:ascii="Arial" w:hAnsi="Arial" w:cs="Arial" w:eastAsia="Arial"/>
+        </w:rPr>
         <w:t xml:space="preserve"> </w:t>
       </w:r>
       <w:r>
+        <w:rPr>
+          <w:rFonts w:ascii="Arial" w:hAnsi="Arial" w:cs="Arial" w:eastAsia="Arial"/>
+        </w:rPr>
         <w:t xml:space="preserve">KPMG authoring capacity (15–20 contracts per sprint) is not the bottleneck; CVS data-owner availability is. Ownership is concentrated (top 25 owners hold &gt;90% of data), so domain-grouped workshops are the lever.</w:t>
       </w:r>
     </w:p>
@@ -1648,35 +2629,55 @@
       <w:r>
         <w:rPr>
           <w:bCs/>
+          <w:rFonts w:ascii="Arial" w:hAnsi="Arial" w:cs="Arial" w:eastAsia="Arial"/>
           <w:b/>
         </w:rPr>
         <w:t xml:space="preserve">Outputs:</w:t>
       </w:r>
       <w:r>
+        <w:rPr>
+          <w:rFonts w:ascii="Arial" w:hAnsi="Arial" w:cs="Arial" w:eastAsia="Arial"/>
+        </w:rPr>
         <w:t xml:space="preserve"> </w:t>
       </w:r>
       <w:r>
+        <w:rPr>
+          <w:rFonts w:ascii="Arial" w:hAnsi="Arial" w:cs="Arial" w:eastAsia="Arial"/>
+        </w:rPr>
         <w:t xml:space="preserve">source inventory and taxonomy, contract template and standards, completed contracts, classification and security boundary matrix, Unity Catalog registration standards, BAU handoff.</w:t>
       </w:r>
       <w:r>
+        <w:rPr>
+          <w:rFonts w:ascii="Arial" w:hAnsi="Arial" w:cs="Arial" w:eastAsia="Arial"/>
+        </w:rPr>
         <w:t xml:space="preserve"> </w:t>
       </w:r>
       <w:r>
         <w:rPr>
           <w:bCs/>
+          <w:rFonts w:ascii="Arial" w:hAnsi="Arial" w:cs="Arial" w:eastAsia="Arial"/>
           <w:b/>
         </w:rPr>
         <w:t xml:space="preserve">Exit gate:</w:t>
       </w:r>
       <w:r>
+        <w:rPr>
+          <w:rFonts w:ascii="Arial" w:hAnsi="Arial" w:cs="Arial" w:eastAsia="Arial"/>
+        </w:rPr>
         <w:t xml:space="preserve"> </w:t>
       </w:r>
       <w:r>
+        <w:rPr>
+          <w:rFonts w:ascii="Arial" w:hAnsi="Arial" w:cs="Arial" w:eastAsia="Arial"/>
+        </w:rPr>
         <w:t xml:space="preserve">all Tier 1 contracts registered by Week 10 (pre-freeze checkpoint).</w:t>
       </w:r>
     </w:p>
     <w:p>
       <w:r>
+        <w:rPr>
+          <w:rFonts w:ascii="Arial" w:hAnsi="Arial" w:cs="Arial" w:eastAsia="Arial"/>
+        </w:rPr>
         <w:pict>
           <v:rect style="width:0;height:1.5pt" o:hralign="center" o:hrstd="t" o:hr="t"/>
         </w:pict>
@@ -1689,6 +2690,9 @@
         <w:pStyle w:val="Heading2"/>
       </w:pPr>
       <w:r>
+        <w:rPr>
+          <w:rFonts w:ascii="Arial" w:hAnsi="Arial" w:cs="Arial" w:eastAsia="Arial"/>
+        </w:rPr>
         <w:t xml:space="preserve">4. Workstream B2: Bronze Data Landing</w:t>
       </w:r>
     </w:p>
@@ -1699,14 +2703,21 @@
       <w:r>
         <w:rPr>
           <w:bCs/>
+          <w:rFonts w:ascii="Arial" w:hAnsi="Arial" w:cs="Arial" w:eastAsia="Arial"/>
           <w:b/>
         </w:rPr>
         <w:t xml:space="preserve">Data-architecture objective:</w:t>
       </w:r>
       <w:r>
+        <w:rPr>
+          <w:rFonts w:ascii="Arial" w:hAnsi="Arial" w:cs="Arial" w:eastAsia="Arial"/>
+        </w:rPr>
         <w:t xml:space="preserve"> </w:t>
       </w:r>
       <w:r>
+        <w:rPr>
+          <w:rFonts w:ascii="Arial" w:hAnsi="Arial" w:cs="Arial" w:eastAsia="Arial"/>
+        </w:rPr>
         <w:t xml:space="preserve">every ingestion workflow lands reliably in governed Bronze Delta tables within the 5-minute SLA, with the design KPMG validates (SciCom executes Cribl and infrastructure).</w:t>
       </w:r>
     </w:p>
@@ -1717,6 +2728,7 @@
       <w:r>
         <w:rPr>
           <w:bCs/>
+          <w:rFonts w:ascii="Arial" w:hAnsi="Arial" w:cs="Arial" w:eastAsia="Arial"/>
           <w:b/>
         </w:rPr>
         <w:t xml:space="preserve">Approach</w:t>
@@ -1733,29 +2745,46 @@
       <w:r>
         <w:rPr>
           <w:bCs/>
+          <w:rFonts w:ascii="Arial" w:hAnsi="Arial" w:cs="Arial" w:eastAsia="Arial"/>
           <w:b/>
         </w:rPr>
         <w:t xml:space="preserve">Design Bronze (Data Architecture + Medallion).</w:t>
       </w:r>
       <w:r>
+        <w:rPr>
+          <w:rFonts w:ascii="Arial" w:hAnsi="Arial" w:cs="Arial" w:eastAsia="Arial"/>
+        </w:rPr>
         <w:t xml:space="preserve"> </w:t>
       </w:r>
       <w:r>
+        <w:rPr>
+          <w:rFonts w:ascii="Arial" w:hAnsi="Arial" w:cs="Arial" w:eastAsia="Arial"/>
+        </w:rPr>
         <w:t xml:space="preserve">Consolidate 925 indexes → 126 families → ~25–50 Bronze tables using the four patterns; canonical envelope on every table; partition by</w:t>
       </w:r>
       <w:r>
+        <w:rPr>
+          <w:rFonts w:ascii="Arial" w:hAnsi="Arial" w:cs="Arial" w:eastAsia="Arial"/>
+        </w:rPr>
         <w:t xml:space="preserve"> </w:t>
       </w:r>
       <w:r>
         <w:rPr>
           <w:rStyle w:val="VerbatimChar"/>
+          <w:rFonts w:ascii="Arial" w:hAnsi="Arial" w:cs="Arial" w:eastAsia="Arial"/>
         </w:rPr>
         <w:t xml:space="preserve">event_date</w:t>
       </w:r>
       <w:r>
+        <w:rPr>
+          <w:rFonts w:ascii="Arial" w:hAnsi="Arial" w:cs="Arial" w:eastAsia="Arial"/>
+        </w:rPr>
         <w:t xml:space="preserve"> </w:t>
       </w:r>
       <w:r>
+        <w:rPr>
+          <w:rFonts w:ascii="Arial" w:hAnsi="Arial" w:cs="Arial" w:eastAsia="Arial"/>
+        </w:rPr>
         <w:t xml:space="preserve">with a secondary dimension per table type.</w:t>
       </w:r>
     </w:p>
@@ -1770,26 +2799,40 @@
       <w:r>
         <w:rPr>
           <w:bCs/>
+          <w:rFonts w:ascii="Arial" w:hAnsi="Arial" w:cs="Arial" w:eastAsia="Arial"/>
           <w:b/>
         </w:rPr>
         <w:t xml:space="preserve">Fix the storage contract (Storage).</w:t>
       </w:r>
       <w:r>
+        <w:rPr>
+          <w:rFonts w:ascii="Arial" w:hAnsi="Arial" w:cs="Arial" w:eastAsia="Arial"/>
+        </w:rPr>
         <w:t xml:space="preserve"> </w:t>
       </w:r>
       <w:r>
+        <w:rPr>
+          <w:rFonts w:ascii="Arial" w:hAnsi="Arial" w:cs="Arial" w:eastAsia="Arial"/>
+        </w:rPr>
         <w:t xml:space="preserve">Landing paths by Bronze product,</w:t>
       </w:r>
       <w:r>
+        <w:rPr>
+          <w:rFonts w:ascii="Arial" w:hAnsi="Arial" w:cs="Arial" w:eastAsia="Arial"/>
+        </w:rPr>
         <w:t xml:space="preserve"> </w:t>
       </w:r>
       <w:r>
         <w:rPr>
           <w:rStyle w:val="VerbatimChar"/>
+          <w:rFonts w:ascii="Arial" w:hAnsi="Arial" w:cs="Arial" w:eastAsia="Arial"/>
         </w:rPr>
         <w:t xml:space="preserve">Product/Year/Month/Day/Hour</w:t>
       </w:r>
       <w:r>
+        <w:rPr>
+          <w:rFonts w:ascii="Arial" w:hAnsi="Arial" w:cs="Arial" w:eastAsia="Arial"/>
+        </w:rPr>
         <w:t xml:space="preserve">, JSON or Parquet, 128–512 MB files, CMK encryption, lifecycle and optional WORM; deterministic path → table mapping.</w:t>
       </w:r>
     </w:p>
@@ -1804,14 +2847,21 @@
       <w:r>
         <w:rPr>
           <w:bCs/>
+          <w:rFonts w:ascii="Arial" w:hAnsi="Arial" w:cs="Arial" w:eastAsia="Arial"/>
           <w:b/>
         </w:rPr>
         <w:t xml:space="preserve">Configure ingestion (Ingestion).</w:t>
       </w:r>
       <w:r>
+        <w:rPr>
+          <w:rFonts w:ascii="Arial" w:hAnsi="Arial" w:cs="Arial" w:eastAsia="Arial"/>
+        </w:rPr>
         <w:t xml:space="preserve"> </w:t>
       </w:r>
       <w:r>
+        <w:rPr>
+          <w:rFonts w:ascii="Arial" w:hAnsi="Arial" w:cs="Arial" w:eastAsia="Arial"/>
+        </w:rPr>
         <w:t xml:space="preserve">Auto Loader in file-notification mode via Event Grid, managed checkpoints, additive schema evolution with rescued-data column, malformed files to quarantine; streaming for Tier 1, 15-minute micro-batch for Tier 2, daily batch for Tier 3 (60–70% compute saving).</w:t>
       </w:r>
     </w:p>
@@ -1826,14 +2876,21 @@
       <w:r>
         <w:rPr>
           <w:bCs/>
+          <w:rFonts w:ascii="Arial" w:hAnsi="Arial" w:cs="Arial" w:eastAsia="Arial"/>
           <w:b/>
         </w:rPr>
         <w:t xml:space="preserve">Validate each workflow</w:t>
       </w:r>
       <w:r>
+        <w:rPr>
+          <w:rFonts w:ascii="Arial" w:hAnsi="Arial" w:cs="Arial" w:eastAsia="Arial"/>
+        </w:rPr>
         <w:t xml:space="preserve"> </w:t>
       </w:r>
       <w:r>
+        <w:rPr>
+          <w:rFonts w:ascii="Arial" w:hAnsi="Arial" w:cs="Arial" w:eastAsia="Arial"/>
+        </w:rPr>
         <w:t xml:space="preserve">with the five-step sequence (connectivity, sample, schema, throughput, 24-hour SLA), including persistent-queue sizing per data center (Shea &lt;1 hour is the known high risk) and the NiFi disposition and PHI chain-of-custody assessment.</w:t>
       </w:r>
     </w:p>
@@ -1848,26 +2905,40 @@
       <w:r>
         <w:rPr>
           <w:bCs/>
+          <w:rFonts w:ascii="Arial" w:hAnsi="Arial" w:cs="Arial" w:eastAsia="Arial"/>
           <w:b/>
         </w:rPr>
         <w:t xml:space="preserve">Test throughput:</w:t>
       </w:r>
       <w:r>
+        <w:rPr>
+          <w:rFonts w:ascii="Arial" w:hAnsi="Arial" w:cs="Arial" w:eastAsia="Arial"/>
+        </w:rPr>
         <w:t xml:space="preserve"> </w:t>
       </w:r>
       <w:r>
+        <w:rPr>
+          <w:rFonts w:ascii="Arial" w:hAnsi="Arial" w:cs="Arial" w:eastAsia="Arial"/>
+        </w:rPr>
         <w:t xml:space="preserve">smoke, ramp, production parity, 150% burst, failure recovery; measure</w:t>
       </w:r>
       <w:r>
+        <w:rPr>
+          <w:rFonts w:ascii="Arial" w:hAnsi="Arial" w:cs="Arial" w:eastAsia="Arial"/>
+        </w:rPr>
         <w:t xml:space="preserve"> </w:t>
       </w:r>
       <w:r>
         <w:rPr>
           <w:rStyle w:val="VerbatimChar"/>
+          <w:rFonts w:ascii="Arial" w:hAnsi="Arial" w:cs="Arial" w:eastAsia="Arial"/>
         </w:rPr>
         <w:t xml:space="preserve">ingest_timestamp − source_timestamp</w:t>
       </w:r>
       <w:r>
+        <w:rPr>
+          <w:rFonts w:ascii="Arial" w:hAnsi="Arial" w:cs="Arial" w:eastAsia="Arial"/>
+        </w:rPr>
         <w:t xml:space="preserve">.</w:t>
       </w:r>
     </w:p>
@@ -1882,14 +2953,21 @@
       <w:r>
         <w:rPr>
           <w:bCs/>
+          <w:rFonts w:ascii="Arial" w:hAnsi="Arial" w:cs="Arial" w:eastAsia="Arial"/>
           <w:b/>
         </w:rPr>
         <w:t xml:space="preserve">Gate activation</w:t>
       </w:r>
       <w:r>
+        <w:rPr>
+          <w:rFonts w:ascii="Arial" w:hAnsi="Arial" w:cs="Arial" w:eastAsia="Arial"/>
+        </w:rPr>
         <w:t xml:space="preserve"> </w:t>
       </w:r>
       <w:r>
+        <w:rPr>
+          <w:rFonts w:ascii="Arial" w:hAnsi="Arial" w:cs="Arial" w:eastAsia="Arial"/>
+        </w:rPr>
         <w:t xml:space="preserve">with the readiness scorecard (connectivity, throughput, data quality, governance, monitoring): all Green, Yellow only with risk acceptance, any Red blocks.</w:t>
       </w:r>
     </w:p>
@@ -1900,35 +2978,55 @@
       <w:r>
         <w:rPr>
           <w:bCs/>
+          <w:rFonts w:ascii="Arial" w:hAnsi="Arial" w:cs="Arial" w:eastAsia="Arial"/>
           <w:b/>
         </w:rPr>
         <w:t xml:space="preserve">Outputs:</w:t>
       </w:r>
       <w:r>
+        <w:rPr>
+          <w:rFonts w:ascii="Arial" w:hAnsi="Arial" w:cs="Arial" w:eastAsia="Arial"/>
+        </w:rPr>
         <w:t xml:space="preserve"> </w:t>
       </w:r>
       <w:r>
+        <w:rPr>
+          <w:rFonts w:ascii="Arial" w:hAnsi="Arial" w:cs="Arial" w:eastAsia="Arial"/>
+        </w:rPr>
         <w:t xml:space="preserve">Bronze design, routing matrix, Autoloader/Event Grid evidence, table and partition design, throughput and SLA report, pre-freeze readiness checkpoint.</w:t>
       </w:r>
       <w:r>
+        <w:rPr>
+          <w:rFonts w:ascii="Arial" w:hAnsi="Arial" w:cs="Arial" w:eastAsia="Arial"/>
+        </w:rPr>
         <w:t xml:space="preserve"> </w:t>
       </w:r>
       <w:r>
         <w:rPr>
           <w:bCs/>
+          <w:rFonts w:ascii="Arial" w:hAnsi="Arial" w:cs="Arial" w:eastAsia="Arial"/>
           <w:b/>
         </w:rPr>
         <w:t xml:space="preserve">Exit gate:</w:t>
       </w:r>
       <w:r>
+        <w:rPr>
+          <w:rFonts w:ascii="Arial" w:hAnsi="Arial" w:cs="Arial" w:eastAsia="Arial"/>
+        </w:rPr>
         <w:t xml:space="preserve"> </w:t>
       </w:r>
       <w:r>
+        <w:rPr>
+          <w:rFonts w:ascii="Arial" w:hAnsi="Arial" w:cs="Arial" w:eastAsia="Arial"/>
+        </w:rPr>
         <w:t xml:space="preserve">Tier 1 sources flowing with scorecard Green before the freeze; C can read populated Bronze.</w:t>
       </w:r>
     </w:p>
     <w:p>
       <w:r>
+        <w:rPr>
+          <w:rFonts w:ascii="Arial" w:hAnsi="Arial" w:cs="Arial" w:eastAsia="Arial"/>
+        </w:rPr>
         <w:pict>
           <v:rect style="width:0;height:1.5pt" o:hralign="center" o:hrstd="t" o:hr="t"/>
         </w:pict>
@@ -1941,6 +3039,9 @@
         <w:pStyle w:val="Heading2"/>
       </w:pPr>
       <w:r>
+        <w:rPr>
+          <w:rFonts w:ascii="Arial" w:hAnsi="Arial" w:cs="Arial" w:eastAsia="Arial"/>
+        </w:rPr>
         <w:t xml:space="preserve">5. Workstream C: Data Architecture and Pipeline Enablement</w:t>
       </w:r>
     </w:p>
@@ -1951,14 +3052,21 @@
       <w:r>
         <w:rPr>
           <w:bCs/>
+          <w:rFonts w:ascii="Arial" w:hAnsi="Arial" w:cs="Arial" w:eastAsia="Arial"/>
           <w:b/>
         </w:rPr>
         <w:t xml:space="preserve">Data-architecture objective:</w:t>
       </w:r>
       <w:r>
+        <w:rPr>
+          <w:rFonts w:ascii="Arial" w:hAnsi="Arial" w:cs="Arial" w:eastAsia="Arial"/>
+        </w:rPr>
         <w:t xml:space="preserve"> </w:t>
       </w:r>
       <w:r>
+        <w:rPr>
+          <w:rFonts w:ascii="Arial" w:hAnsi="Arial" w:cs="Arial" w:eastAsia="Arial"/>
+        </w:rPr>
         <w:t xml:space="preserve">deliver the canonical model, template-driven Silver, governed data products and Gold self-service.</w:t>
       </w:r>
     </w:p>
@@ -1969,6 +3077,7 @@
       <w:r>
         <w:rPr>
           <w:bCs/>
+          <w:rFonts w:ascii="Arial" w:hAnsi="Arial" w:cs="Arial" w:eastAsia="Arial"/>
           <w:b/>
         </w:rPr>
         <w:t xml:space="preserve">Approach</w:t>
@@ -1985,14 +3094,21 @@
       <w:r>
         <w:rPr>
           <w:bCs/>
+          <w:rFonts w:ascii="Arial" w:hAnsi="Arial" w:cs="Arial" w:eastAsia="Arial"/>
           <w:b/>
         </w:rPr>
         <w:t xml:space="preserve">Canonical model (Weeks 1–3).</w:t>
       </w:r>
       <w:r>
+        <w:rPr>
+          <w:rFonts w:ascii="Arial" w:hAnsi="Arial" w:cs="Arial" w:eastAsia="Arial"/>
+        </w:rPr>
         <w:t xml:space="preserve"> </w:t>
       </w:r>
       <w:r>
+        <w:rPr>
+          <w:rFonts w:ascii="Arial" w:hAnsi="Arial" w:cs="Arial" w:eastAsia="Arial"/>
+        </w:rPr>
         <w:t xml:space="preserve">Three tiers: Tier 1 OCSF/ECS for security data needing cross-domain detection; Tier 2 governed native schema for observability data; Tier 3 common metadata envelope on all tables. Document source → model → ontology mapping (answers the Jul 28 request).</w:t>
       </w:r>
     </w:p>
@@ -2007,41 +3123,65 @@
       <w:r>
         <w:rPr>
           <w:bCs/>
+          <w:rFonts w:ascii="Arial" w:hAnsi="Arial" w:cs="Arial" w:eastAsia="Arial"/>
           <w:b/>
         </w:rPr>
         <w:t xml:space="preserve">Conformed dimensions first.</w:t>
       </w:r>
       <w:r>
+        <w:rPr>
+          <w:rFonts w:ascii="Arial" w:hAnsi="Arial" w:cs="Arial" w:eastAsia="Arial"/>
+        </w:rPr>
         <w:t xml:space="preserve"> </w:t>
       </w:r>
       <w:r>
+        <w:rPr>
+          <w:rFonts w:ascii="Arial" w:hAnsi="Arial" w:cs="Arial" w:eastAsia="Arial"/>
+        </w:rPr>
         <w:t xml:space="preserve">Specify the 15 dimensions (SCD Type 2 for application, asset, business service, configuration item, business unit, cloud resources). Silver enrichment depends on CMDB-quality</w:t>
       </w:r>
       <w:r>
+        <w:rPr>
+          <w:rFonts w:ascii="Arial" w:hAnsi="Arial" w:cs="Arial" w:eastAsia="Arial"/>
+        </w:rPr>
         <w:t xml:space="preserve"> </w:t>
       </w:r>
       <w:r>
         <w:rPr>
           <w:rStyle w:val="VerbatimChar"/>
+          <w:rFonts w:ascii="Arial" w:hAnsi="Arial" w:cs="Arial" w:eastAsia="Arial"/>
         </w:rPr>
         <w:t xml:space="preserve">dim_asset</w:t>
       </w:r>
       <w:r>
+        <w:rPr>
+          <w:rFonts w:ascii="Arial" w:hAnsi="Arial" w:cs="Arial" w:eastAsia="Arial"/>
+        </w:rPr>
         <w:t xml:space="preserve"> </w:t>
       </w:r>
       <w:r>
+        <w:rPr>
+          <w:rFonts w:ascii="Arial" w:hAnsi="Arial" w:cs="Arial" w:eastAsia="Arial"/>
+        </w:rPr>
         <w:t xml:space="preserve">and</w:t>
       </w:r>
       <w:r>
+        <w:rPr>
+          <w:rFonts w:ascii="Arial" w:hAnsi="Arial" w:cs="Arial" w:eastAsia="Arial"/>
+        </w:rPr>
         <w:t xml:space="preserve"> </w:t>
       </w:r>
       <w:r>
         <w:rPr>
           <w:rStyle w:val="VerbatimChar"/>
+          <w:rFonts w:ascii="Arial" w:hAnsi="Arial" w:cs="Arial" w:eastAsia="Arial"/>
         </w:rPr>
         <w:t xml:space="preserve">dim_application</w:t>
       </w:r>
       <w:r>
+        <w:rPr>
+          <w:rFonts w:ascii="Arial" w:hAnsi="Arial" w:cs="Arial" w:eastAsia="Arial"/>
+        </w:rPr>
         <w:t xml:space="preserve">, so these land before most domain pipelines.</w:t>
       </w:r>
     </w:p>
@@ -2056,14 +3196,21 @@
       <w:r>
         <w:rPr>
           <w:bCs/>
+          <w:rFonts w:ascii="Arial" w:hAnsi="Arial" w:cs="Arial" w:eastAsia="Arial"/>
           <w:b/>
         </w:rPr>
         <w:t xml:space="preserve">Template library (Weeks 4–10).</w:t>
       </w:r>
       <w:r>
+        <w:rPr>
+          <w:rFonts w:ascii="Arial" w:hAnsi="Arial" w:cs="Arial" w:eastAsia="Arial"/>
+        </w:rPr>
         <w:t xml:space="preserve"> </w:t>
       </w:r>
       <w:r>
+        <w:rPr>
+          <w:rFonts w:ascii="Arial" w:hAnsi="Arial" w:cs="Arial" w:eastAsia="Arial"/>
+        </w:rPr>
         <w:t xml:space="preserve">18–22 parameterized DLT templates across eight categories, seeded by the A pilot. Each template: validate schema → parse → normalize → enrich → mask → de-duplicate → quality expectations. Tier hot/warm/cold from the contract SLA.</w:t>
       </w:r>
     </w:p>
@@ -2078,14 +3225,21 @@
       <w:r>
         <w:rPr>
           <w:bCs/>
+          <w:rFonts w:ascii="Arial" w:hAnsi="Arial" w:cs="Arial" w:eastAsia="Arial"/>
           <w:b/>
         </w:rPr>
         <w:t xml:space="preserve">Silver domains (Weeks 7–18).</w:t>
       </w:r>
       <w:r>
+        <w:rPr>
+          <w:rFonts w:ascii="Arial" w:hAnsi="Arial" w:cs="Arial" w:eastAsia="Arial"/>
+        </w:rPr>
         <w:t xml:space="preserve"> </w:t>
       </w:r>
       <w:r>
+        <w:rPr>
+          <w:rFonts w:ascii="Arial" w:hAnsi="Arial" w:cs="Arial" w:eastAsia="Arial"/>
+        </w:rPr>
         <w:t xml:space="preserve">Nine domains over four pods; many instantiations (240–320) converge on fewer physical tables (68–150). Engagement capacity supports ~350–400 priority pipelines of ~1,000 total.</w:t>
       </w:r>
     </w:p>
@@ -2100,14 +3254,21 @@
       <w:r>
         <w:rPr>
           <w:bCs/>
+          <w:rFonts w:ascii="Arial" w:hAnsi="Arial" w:cs="Arial" w:eastAsia="Arial"/>
           <w:b/>
         </w:rPr>
         <w:t xml:space="preserve">Governance.</w:t>
       </w:r>
       <w:r>
+        <w:rPr>
+          <w:rFonts w:ascii="Arial" w:hAnsi="Arial" w:cs="Arial" w:eastAsia="Arial"/>
+        </w:rPr>
         <w:t xml:space="preserve"> </w:t>
       </w:r>
       <w:r>
+        <w:rPr>
+          <w:rFonts w:ascii="Arial" w:hAnsi="Arial" w:cs="Arial" w:eastAsia="Arial"/>
+        </w:rPr>
         <w:t xml:space="preserve">Bronze Restricted → Silver Internal via regex, NER and tokenization masking; Unity Catalog tags, row filters, column masks; HIPAA evidence (access, masking, classification, lineage, retention).</w:t>
       </w:r>
     </w:p>
@@ -2122,14 +3283,21 @@
       <w:r>
         <w:rPr>
           <w:bCs/>
+          <w:rFonts w:ascii="Arial" w:hAnsi="Arial" w:cs="Arial" w:eastAsia="Arial"/>
           <w:b/>
         </w:rPr>
         <w:t xml:space="preserve">Data products and Gold (Weeks 11–22).</w:t>
       </w:r>
       <w:r>
+        <w:rPr>
+          <w:rFonts w:ascii="Arial" w:hAnsi="Arial" w:cs="Arial" w:eastAsia="Arial"/>
+        </w:rPr>
         <w:t xml:space="preserve"> </w:t>
       </w:r>
       <w:r>
+        <w:rPr>
+          <w:rFonts w:ascii="Arial" w:hAnsi="Arial" w:cs="Arial" w:eastAsia="Arial"/>
+        </w:rPr>
         <w:t xml:space="preserve">Promote Silver tables with a named consumer, product owner, published SLOs and &gt;99% expectation pass rate; 12 Gold products; Genie semantic models; team-owned Gold workspaces that read Silver, never Bronze.</w:t>
       </w:r>
     </w:p>
@@ -2140,35 +3308,55 @@
       <w:r>
         <w:rPr>
           <w:bCs/>
+          <w:rFonts w:ascii="Arial" w:hAnsi="Arial" w:cs="Arial" w:eastAsia="Arial"/>
           <w:b/>
         </w:rPr>
         <w:t xml:space="preserve">Outputs:</w:t>
       </w:r>
       <w:r>
+        <w:rPr>
+          <w:rFonts w:ascii="Arial" w:hAnsi="Arial" w:cs="Arial" w:eastAsia="Arial"/>
+        </w:rPr>
         <w:t xml:space="preserve"> </w:t>
       </w:r>
       <w:r>
+        <w:rPr>
+          <w:rFonts w:ascii="Arial" w:hAnsi="Arial" w:cs="Arial" w:eastAsia="Arial"/>
+        </w:rPr>
         <w:t xml:space="preserve">canonical model and mapping, template library, pipeline inventory, Silver data model and product catalog, conformed dimensions, UC governance configuration, Gold workspace design, runbooks.</w:t>
       </w:r>
       <w:r>
+        <w:rPr>
+          <w:rFonts w:ascii="Arial" w:hAnsi="Arial" w:cs="Arial" w:eastAsia="Arial"/>
+        </w:rPr>
         <w:t xml:space="preserve"> </w:t>
       </w:r>
       <w:r>
         <w:rPr>
           <w:bCs/>
+          <w:rFonts w:ascii="Arial" w:hAnsi="Arial" w:cs="Arial" w:eastAsia="Arial"/>
           <w:b/>
         </w:rPr>
         <w:t xml:space="preserve">Exit gate:</w:t>
       </w:r>
       <w:r>
+        <w:rPr>
+          <w:rFonts w:ascii="Arial" w:hAnsi="Arial" w:cs="Arial" w:eastAsia="Arial"/>
+        </w:rPr>
         <w:t xml:space="preserve"> </w:t>
       </w:r>
       <w:r>
+        <w:rPr>
+          <w:rFonts w:ascii="Arial" w:hAnsi="Arial" w:cs="Arial" w:eastAsia="Arial"/>
+        </w:rPr>
         <w:t xml:space="preserve">Silver CIM-domain tables queryable for D; Gold workspaces ready for E’s adoption waves.</w:t>
       </w:r>
     </w:p>
     <w:p>
       <w:r>
+        <w:rPr>
+          <w:rFonts w:ascii="Arial" w:hAnsi="Arial" w:cs="Arial" w:eastAsia="Arial"/>
+        </w:rPr>
         <w:pict>
           <v:rect style="width:0;height:1.5pt" o:hralign="center" o:hrstd="t" o:hr="t"/>
         </w:pict>
@@ -2181,814 +3369,1469 @@
         <w:pStyle w:val="Heading2"/>
       </w:pPr>
       <w:r>
+        <w:rPr>
+          <w:rFonts w:ascii="Arial" w:hAnsi="Arial" w:cs="Arial" w:eastAsia="Arial"/>
+        </w:rPr>
         <w:t xml:space="preserve">6. Decisions and conflicts the SME needs to rule on</w:t>
       </w:r>
     </w:p>
     <w:tbl>
       <w:tblPr>
         <w:tblStyle w:val="Table"/>
-        <w:tblW w:type="pct" w:w="5000"/>
+        <w:tblW w:type="dxa" w:w="9648"/>
         <w:tblLook w:firstRow="1" w:lastRow="0" w:firstColumn="0" w:lastColumn="0" w:noHBand="0" w:noVBand="0" w:val="0020"/>
         <w:jc w:val="start"/>
+        <w:tblBorders>
+          <w:top w:val="single" w:sz="4" w:space="0" w:color="BFC9DD"/>
+          <w:left w:val="single" w:sz="4" w:space="0" w:color="BFC9DD"/>
+          <w:bottom w:val="single" w:sz="4" w:space="0" w:color="BFC9DD"/>
+          <w:right w:val="single" w:sz="4" w:space="0" w:color="BFC9DD"/>
+          <w:insideH w:val="single" w:sz="4" w:space="0" w:color="BFC9DD"/>
+          <w:insideV w:val="single" w:sz="4" w:space="0" w:color="BFC9DD"/>
+        </w:tblBorders>
+        <w:tblCellMar>
+          <w:top w:w="50" w:type="dxa"/>
+          <w:left w:w="90" w:type="dxa"/>
+          <w:bottom w:w="50" w:type="dxa"/>
+          <w:right w:w="90" w:type="dxa"/>
+        </w:tblCellMar>
+        <w:tblLayout w:type="fixed"/>
       </w:tblPr>
       <w:tblGrid>
-        <w:gridCol w:w="1980"/>
-        <w:gridCol w:w="1980"/>
-        <w:gridCol w:w="1980"/>
-        <w:gridCol w:w="1980"/>
+        <w:gridCol w:w="504"/>
+        <w:gridCol w:w="4320"/>
+        <w:gridCol w:w="1944"/>
+        <w:gridCol w:w="2880"/>
       </w:tblGrid>
       <w:tr>
         <w:trPr>
           <w:tblHeader w:val="true"/>
+          <w:cantSplit/>
+          <w:tblHeader/>
         </w:trPr>
         <w:tc>
-          <w:tcPr/>
-          <w:p>
-            <w:pPr>
-              <w:pStyle w:val="Compact"/>
-              <w:jc w:val="left"/>
-            </w:pPr>
-            <w:r>
+          <w:tcPr>
+            <w:tcW w:type="dxa" w:w="504"/>
+            <w:shd w:val="clear" w:color="auto" w:fill="00338D"/>
+          </w:tcPr>
+          <w:p>
+            <w:pPr>
+              <w:pStyle w:val="Compact"/>
+              <w:spacing w:after="40" w:before="0" w:line="240" w:lineRule="auto"/>
+              <w:jc w:val="left"/>
+            </w:pPr>
+            <w:r>
+              <w:rPr>
+                <w:rFonts w:ascii="Arial" w:hAnsi="Arial"/>
+                <w:b/>
+                <w:color w:val="FFFFFF"/>
+                <w:sz w:val="17"/>
+              </w:rPr>
               <w:t xml:space="preserve">#</w:t>
             </w:r>
           </w:p>
         </w:tc>
         <w:tc>
-          <w:tcPr/>
-          <w:p>
-            <w:pPr>
-              <w:pStyle w:val="Compact"/>
-              <w:jc w:val="left"/>
-            </w:pPr>
-            <w:r>
+          <w:tcPr>
+            <w:tcW w:type="dxa" w:w="4320"/>
+            <w:shd w:val="clear" w:color="auto" w:fill="00338D"/>
+          </w:tcPr>
+          <w:p>
+            <w:pPr>
+              <w:pStyle w:val="Compact"/>
+              <w:spacing w:after="40" w:before="0" w:line="240" w:lineRule="auto"/>
+              <w:jc w:val="left"/>
+            </w:pPr>
+            <w:r>
+              <w:rPr>
+                <w:rFonts w:ascii="Arial" w:hAnsi="Arial"/>
+                <w:b/>
+                <w:color w:val="FFFFFF"/>
+                <w:sz w:val="17"/>
+              </w:rPr>
               <w:t xml:space="preserve">Issue</w:t>
             </w:r>
           </w:p>
         </w:tc>
         <w:tc>
-          <w:tcPr/>
-          <w:p>
-            <w:pPr>
-              <w:pStyle w:val="Compact"/>
-              <w:jc w:val="left"/>
-            </w:pPr>
-            <w:r>
+          <w:tcPr>
+            <w:tcW w:type="dxa" w:w="1944"/>
+            <w:shd w:val="clear" w:color="auto" w:fill="00338D"/>
+          </w:tcPr>
+          <w:p>
+            <w:pPr>
+              <w:pStyle w:val="Compact"/>
+              <w:spacing w:after="40" w:before="0" w:line="240" w:lineRule="auto"/>
+              <w:jc w:val="left"/>
+            </w:pPr>
+            <w:r>
+              <w:rPr>
+                <w:rFonts w:ascii="Arial" w:hAnsi="Arial"/>
+                <w:b/>
+                <w:color w:val="FFFFFF"/>
+                <w:sz w:val="17"/>
+              </w:rPr>
               <w:t xml:space="preserve">Where it conflicts</w:t>
             </w:r>
           </w:p>
         </w:tc>
         <w:tc>
-          <w:tcPr/>
-          <w:p>
-            <w:pPr>
-              <w:pStyle w:val="Compact"/>
-              <w:jc w:val="left"/>
-            </w:pPr>
-            <w:r>
+          <w:tcPr>
+            <w:tcW w:type="dxa" w:w="2880"/>
+            <w:shd w:val="clear" w:color="auto" w:fill="00338D"/>
+          </w:tcPr>
+          <w:p>
+            <w:pPr>
+              <w:pStyle w:val="Compact"/>
+              <w:spacing w:after="40" w:before="0" w:line="240" w:lineRule="auto"/>
+              <w:jc w:val="left"/>
+            </w:pPr>
+            <w:r>
+              <w:rPr>
+                <w:rFonts w:ascii="Arial" w:hAnsi="Arial"/>
+                <w:b/>
+                <w:color w:val="FFFFFF"/>
+                <w:sz w:val="17"/>
+              </w:rPr>
               <w:t xml:space="preserve">Recommended ruling</w:t>
             </w:r>
           </w:p>
         </w:tc>
       </w:tr>
       <w:tr>
-        <w:tc>
-          <w:tcPr/>
-          <w:p>
-            <w:pPr>
-              <w:pStyle w:val="Compact"/>
+        <w:trPr>
+          <w:cantSplit/>
+        </w:trPr>
+        <w:tc>
+          <w:tcPr>
+            <w:tcW w:type="dxa" w:w="504"/>
+          </w:tcPr>
+          <w:p>
+            <w:pPr>
+              <w:pStyle w:val="Compact"/>
+              <w:spacing w:after="40" w:before="0" w:line="240" w:lineRule="auto"/>
               <w:jc w:val="left"/>
             </w:pPr>
             <w:r>
               <w:rPr>
                 <w:bCs/>
+                <w:rFonts w:ascii="Arial" w:hAnsi="Arial"/>
                 <w:b/>
+                <w:color w:val="262626"/>
+                <w:sz w:val="17"/>
               </w:rPr>
               <w:t xml:space="preserve">D1</w:t>
             </w:r>
           </w:p>
         </w:tc>
         <w:tc>
-          <w:tcPr/>
-          <w:p>
-            <w:pPr>
-              <w:pStyle w:val="Compact"/>
+          <w:tcPr>
+            <w:tcW w:type="dxa" w:w="4320"/>
+          </w:tcPr>
+          <w:p>
+            <w:pPr>
+              <w:pStyle w:val="Compact"/>
+              <w:spacing w:after="40" w:before="0" w:line="240" w:lineRule="auto"/>
               <w:jc w:val="left"/>
             </w:pPr>
             <w:r>
               <w:rPr>
                 <w:bCs/>
+                <w:rFonts w:ascii="Arial" w:hAnsi="Arial"/>
                 <w:b/>
+                <w:color w:val="262626"/>
+                <w:sz w:val="17"/>
               </w:rPr>
               <w:t xml:space="preserve">Where PHI/PII is masked and what Bronze contains.</w:t>
             </w:r>
             <w:r>
+              <w:rPr>
+                <w:rFonts w:ascii="Arial" w:hAnsi="Arial"/>
+                <w:color w:val="262626"/>
+                <w:sz w:val="17"/>
+              </w:rPr>
               <w:t xml:space="preserve"> </w:t>
             </w:r>
             <w:r>
+              <w:rPr>
+                <w:rFonts w:ascii="Arial" w:hAnsi="Arial"/>
+                <w:color w:val="262626"/>
+                <w:sz w:val="17"/>
+              </w:rPr>
               <w:t xml:space="preserve">Walkthrough §5 says masking happens at Cribl before the lake, yet §6/§11 treat Bronze as Restricted with unmasked PHI. B1 contract example sets</w:t>
             </w:r>
             <w:r>
+              <w:rPr>
+                <w:rFonts w:ascii="Arial" w:hAnsi="Arial"/>
+                <w:color w:val="262626"/>
+                <w:sz w:val="17"/>
+              </w:rPr>
               <w:t xml:space="preserve"> </w:t>
             </w:r>
             <w:r>
               <w:rPr>
                 <w:rStyle w:val="VerbatimChar"/>
+                <w:rFonts w:ascii="Arial" w:hAnsi="Arial"/>
+                <w:color w:val="262626"/>
+                <w:sz w:val="17"/>
               </w:rPr>
               <w:t xml:space="preserve">cribl_guard_pre_ingestion</w:t>
             </w:r>
             <w:r>
+              <w:rPr>
+                <w:rFonts w:ascii="Arial" w:hAnsi="Arial"/>
+                <w:color w:val="262626"/>
+                <w:sz w:val="17"/>
+              </w:rPr>
               <w:t xml:space="preserve"> </w:t>
             </w:r>
             <w:r>
+              <w:rPr>
+                <w:rFonts w:ascii="Arial" w:hAnsi="Arial"/>
+                <w:color w:val="262626"/>
+                <w:sz w:val="17"/>
+              </w:rPr>
               <w:t xml:space="preserve">(Jul 31). C masks in DLT at Silver.</w:t>
             </w:r>
           </w:p>
         </w:tc>
         <w:tc>
-          <w:tcPr/>
-          <w:p>
-            <w:pPr>
-              <w:pStyle w:val="Compact"/>
-              <w:jc w:val="left"/>
-            </w:pPr>
-            <w:r>
+          <w:tcPr>
+            <w:tcW w:type="dxa" w:w="1944"/>
+          </w:tcPr>
+          <w:p>
+            <w:pPr>
+              <w:pStyle w:val="Compact"/>
+              <w:spacing w:after="40" w:before="0" w:line="240" w:lineRule="auto"/>
+              <w:jc w:val="left"/>
+            </w:pPr>
+            <w:r>
+              <w:rPr>
+                <w:rFonts w:ascii="Arial" w:hAnsi="Arial"/>
+                <w:color w:val="262626"/>
+                <w:sz w:val="17"/>
+              </w:rPr>
               <w:t xml:space="preserve">Walkthrough §5/§6, B1 §3.2, C §5.1</w:t>
             </w:r>
           </w:p>
         </w:tc>
         <w:tc>
-          <w:tcPr/>
-          <w:p>
-            <w:pPr>
-              <w:pStyle w:val="Compact"/>
-              <w:jc w:val="left"/>
-            </w:pPr>
-            <w:r>
+          <w:tcPr>
+            <w:tcW w:type="dxa" w:w="2880"/>
+          </w:tcPr>
+          <w:p>
+            <w:pPr>
+              <w:pStyle w:val="Compact"/>
+              <w:spacing w:after="40" w:before="0" w:line="240" w:lineRule="auto"/>
+              <w:jc w:val="left"/>
+            </w:pPr>
+            <w:r>
+              <w:rPr>
+                <w:rFonts w:ascii="Arial" w:hAnsi="Arial"/>
+                <w:color w:val="262626"/>
+                <w:sz w:val="17"/>
+              </w:rPr>
               <w:t xml:space="preserve">Defense in depth: Cribl Guard for known fields, DLT masking at Silver, Bronze stays Restricted until masking is proven by the OI-006 test. Tie to OI-002 (NiFi vs Cribl).</w:t>
             </w:r>
           </w:p>
         </w:tc>
       </w:tr>
       <w:tr>
-        <w:tc>
-          <w:tcPr/>
-          <w:p>
-            <w:pPr>
-              <w:pStyle w:val="Compact"/>
+        <w:trPr>
+          <w:cantSplit/>
+        </w:trPr>
+        <w:tc>
+          <w:tcPr>
+            <w:tcW w:type="dxa" w:w="504"/>
+            <w:shd w:val="clear" w:color="auto" w:fill="F2F5FA"/>
+          </w:tcPr>
+          <w:p>
+            <w:pPr>
+              <w:pStyle w:val="Compact"/>
+              <w:spacing w:after="40" w:before="0" w:line="240" w:lineRule="auto"/>
               <w:jc w:val="left"/>
             </w:pPr>
             <w:r>
               <w:rPr>
                 <w:bCs/>
+                <w:rFonts w:ascii="Arial" w:hAnsi="Arial"/>
                 <w:b/>
+                <w:color w:val="262626"/>
+                <w:sz w:val="17"/>
               </w:rPr>
               <w:t xml:space="preserve">D2</w:t>
             </w:r>
           </w:p>
         </w:tc>
         <w:tc>
-          <w:tcPr/>
-          <w:p>
-            <w:pPr>
-              <w:pStyle w:val="Compact"/>
+          <w:tcPr>
+            <w:tcW w:type="dxa" w:w="4320"/>
+            <w:shd w:val="clear" w:color="auto" w:fill="F2F5FA"/>
+          </w:tcPr>
+          <w:p>
+            <w:pPr>
+              <w:pStyle w:val="Compact"/>
+              <w:spacing w:after="40" w:before="0" w:line="240" w:lineRule="auto"/>
               <w:jc w:val="left"/>
             </w:pPr>
             <w:r>
               <w:rPr>
                 <w:bCs/>
+                <w:rFonts w:ascii="Arial" w:hAnsi="Arial"/>
                 <w:b/>
+                <w:color w:val="262626"/>
+                <w:sz w:val="17"/>
               </w:rPr>
               <w:t xml:space="preserve">Catalog structure.</w:t>
             </w:r>
             <w:r>
+              <w:rPr>
+                <w:rFonts w:ascii="Arial" w:hAnsi="Arial"/>
+                <w:color w:val="262626"/>
+                <w:sz w:val="17"/>
+              </w:rPr>
               <w:t xml:space="preserve"> </w:t>
             </w:r>
             <w:r>
+              <w:rPr>
+                <w:rFonts w:ascii="Arial" w:hAnsi="Arial"/>
+                <w:color w:val="262626"/>
+                <w:sz w:val="17"/>
+              </w:rPr>
               <w:t xml:space="preserve">Walkthrough proposes</w:t>
             </w:r>
             <w:r>
+              <w:rPr>
+                <w:rFonts w:ascii="Arial" w:hAnsi="Arial"/>
+                <w:color w:val="262626"/>
+                <w:sz w:val="17"/>
+              </w:rPr>
               <w:t xml:space="preserve"> </w:t>
             </w:r>
             <w:r>
               <w:rPr>
                 <w:rStyle w:val="VerbatimChar"/>
+                <w:rFonts w:ascii="Arial" w:hAnsi="Arial"/>
+                <w:color w:val="262626"/>
+                <w:sz w:val="17"/>
               </w:rPr>
               <w:t xml:space="preserve">observability_prod</w:t>
             </w:r>
             <w:r>
+              <w:rPr>
+                <w:rFonts w:ascii="Arial" w:hAnsi="Arial"/>
+                <w:color w:val="262626"/>
+                <w:sz w:val="17"/>
+              </w:rPr>
               <w:t xml:space="preserve">,</w:t>
             </w:r>
             <w:r>
+              <w:rPr>
+                <w:rFonts w:ascii="Arial" w:hAnsi="Arial"/>
+                <w:color w:val="262626"/>
+                <w:sz w:val="17"/>
+              </w:rPr>
               <w:t xml:space="preserve"> </w:t>
             </w:r>
             <w:r>
               <w:rPr>
                 <w:rStyle w:val="VerbatimChar"/>
+                <w:rFonts w:ascii="Arial" w:hAnsi="Arial"/>
+                <w:color w:val="262626"/>
+                <w:sz w:val="17"/>
               </w:rPr>
               <w:t xml:space="preserve">security_prod</w:t>
             </w:r>
             <w:r>
+              <w:rPr>
+                <w:rFonts w:ascii="Arial" w:hAnsi="Arial"/>
+                <w:color w:val="262626"/>
+                <w:sz w:val="17"/>
+              </w:rPr>
               <w:t xml:space="preserve">,</w:t>
             </w:r>
             <w:r>
+              <w:rPr>
+                <w:rFonts w:ascii="Arial" w:hAnsi="Arial"/>
+                <w:color w:val="262626"/>
+                <w:sz w:val="17"/>
+              </w:rPr>
               <w:t xml:space="preserve"> </w:t>
             </w:r>
             <w:r>
               <w:rPr>
                 <w:rStyle w:val="VerbatimChar"/>
+                <w:rFonts w:ascii="Arial" w:hAnsi="Arial"/>
+                <w:color w:val="262626"/>
+                <w:sz w:val="17"/>
               </w:rPr>
               <w:t xml:space="preserve">shared_enrichment</w:t>
             </w:r>
             <w:r>
+              <w:rPr>
+                <w:rFonts w:ascii="Arial" w:hAnsi="Arial"/>
+                <w:color w:val="262626"/>
+                <w:sz w:val="17"/>
+              </w:rPr>
               <w:t xml:space="preserve">,</w:t>
             </w:r>
             <w:r>
+              <w:rPr>
+                <w:rFonts w:ascii="Arial" w:hAnsi="Arial"/>
+                <w:color w:val="262626"/>
+                <w:sz w:val="17"/>
+              </w:rPr>
               <w:t xml:space="preserve"> </w:t>
             </w:r>
             <w:r>
               <w:rPr>
                 <w:rStyle w:val="VerbatimChar"/>
+                <w:rFonts w:ascii="Arial" w:hAnsi="Arial"/>
+                <w:color w:val="262626"/>
+                <w:sz w:val="17"/>
               </w:rPr>
               <w:t xml:space="preserve">workspaces_user</w:t>
             </w:r>
             <w:r>
+              <w:rPr>
+                <w:rFonts w:ascii="Arial" w:hAnsi="Arial"/>
+                <w:color w:val="262626"/>
+                <w:sz w:val="17"/>
+              </w:rPr>
               <w:t xml:space="preserve">; C says one catalog per data domain (~8–12).</w:t>
             </w:r>
           </w:p>
         </w:tc>
         <w:tc>
-          <w:tcPr/>
-          <w:p>
-            <w:pPr>
-              <w:pStyle w:val="Compact"/>
-              <w:jc w:val="left"/>
-            </w:pPr>
-            <w:r>
+          <w:tcPr>
+            <w:tcW w:type="dxa" w:w="1944"/>
+            <w:shd w:val="clear" w:color="auto" w:fill="F2F5FA"/>
+          </w:tcPr>
+          <w:p>
+            <w:pPr>
+              <w:pStyle w:val="Compact"/>
+              <w:spacing w:after="40" w:before="0" w:line="240" w:lineRule="auto"/>
+              <w:jc w:val="left"/>
+            </w:pPr>
+            <w:r>
+              <w:rPr>
+                <w:rFonts w:ascii="Arial" w:hAnsi="Arial"/>
+                <w:color w:val="262626"/>
+                <w:sz w:val="17"/>
+              </w:rPr>
               <w:t xml:space="preserve">Walkthrough §11, C §5.2</w:t>
             </w:r>
           </w:p>
         </w:tc>
         <w:tc>
-          <w:tcPr/>
-          <w:p>
-            <w:pPr>
-              <w:pStyle w:val="Compact"/>
-              <w:jc w:val="left"/>
-            </w:pPr>
-            <w:r>
+          <w:tcPr>
+            <w:tcW w:type="dxa" w:w="2880"/>
+            <w:shd w:val="clear" w:color="auto" w:fill="F2F5FA"/>
+          </w:tcPr>
+          <w:p>
+            <w:pPr>
+              <w:pStyle w:val="Compact"/>
+              <w:spacing w:after="40" w:before="0" w:line="240" w:lineRule="auto"/>
+              <w:jc w:val="left"/>
+            </w:pPr>
+            <w:r>
+              <w:rPr>
+                <w:rFonts w:ascii="Arial" w:hAnsi="Arial"/>
+                <w:color w:val="262626"/>
+                <w:sz w:val="17"/>
+              </w:rPr>
               <w:t xml:space="preserve">A decides in A3 and hands B1 the namespace; consider domain × environment with a shared enrichment catalog.</w:t>
             </w:r>
           </w:p>
         </w:tc>
       </w:tr>
       <w:tr>
-        <w:tc>
-          <w:tcPr/>
-          <w:p>
-            <w:pPr>
-              <w:pStyle w:val="Compact"/>
+        <w:trPr>
+          <w:cantSplit/>
+        </w:trPr>
+        <w:tc>
+          <w:tcPr>
+            <w:tcW w:type="dxa" w:w="504"/>
+          </w:tcPr>
+          <w:p>
+            <w:pPr>
+              <w:pStyle w:val="Compact"/>
+              <w:spacing w:after="40" w:before="0" w:line="240" w:lineRule="auto"/>
               <w:jc w:val="left"/>
             </w:pPr>
             <w:r>
               <w:rPr>
                 <w:bCs/>
+                <w:rFonts w:ascii="Arial" w:hAnsi="Arial"/>
                 <w:b/>
+                <w:color w:val="262626"/>
+                <w:sz w:val="17"/>
               </w:rPr>
               <w:t xml:space="preserve">D3</w:t>
             </w:r>
           </w:p>
         </w:tc>
         <w:tc>
-          <w:tcPr/>
-          <w:p>
-            <w:pPr>
-              <w:pStyle w:val="Compact"/>
+          <w:tcPr>
+            <w:tcW w:type="dxa" w:w="4320"/>
+          </w:tcPr>
+          <w:p>
+            <w:pPr>
+              <w:pStyle w:val="Compact"/>
+              <w:spacing w:after="40" w:before="0" w:line="240" w:lineRule="auto"/>
               <w:jc w:val="left"/>
             </w:pPr>
             <w:r>
               <w:rPr>
                 <w:bCs/>
+                <w:rFonts w:ascii="Arial" w:hAnsi="Arial"/>
                 <w:b/>
+                <w:color w:val="262626"/>
+                <w:sz w:val="17"/>
               </w:rPr>
               <w:t xml:space="preserve">Table counts.</w:t>
             </w:r>
             <w:r>
+              <w:rPr>
+                <w:rFonts w:ascii="Arial" w:hAnsi="Arial"/>
+                <w:color w:val="262626"/>
+                <w:sz w:val="17"/>
+              </w:rPr>
               <w:t xml:space="preserve"> </w:t>
             </w:r>
             <w:r>
+              <w:rPr>
+                <w:rFonts w:ascii="Arial" w:hAnsi="Arial"/>
+                <w:color w:val="262626"/>
+                <w:sz w:val="17"/>
+              </w:rPr>
               <w:t xml:space="preserve">Bronze: ~25 (walkthrough, B1) vs 25–50 (B2) vs</w:t>
             </w:r>
             <w:r>
+              <w:rPr>
+                <w:rFonts w:ascii="Arial" w:hAnsi="Arial"/>
+                <w:color w:val="262626"/>
+                <w:sz w:val="17"/>
+              </w:rPr>
               <w:t xml:space="preserve"> </w:t>
             </w:r>
             <w:r>
+              <w:rPr>
+                <w:rFonts w:ascii="Arial" w:hAnsi="Arial"/>
+                <w:color w:val="262626"/>
+                <w:sz w:val="17"/>
+              </w:rPr>
               <w:t xml:space="preserve">“</w:t>
             </w:r>
             <w:r>
+              <w:rPr>
+                <w:rFonts w:ascii="Arial" w:hAnsi="Arial"/>
+                <w:color w:val="262626"/>
+                <w:sz w:val="17"/>
+              </w:rPr>
               <w:t xml:space="preserve">26-50</w:t>
             </w:r>
             <w:r>
+              <w:rPr>
+                <w:rFonts w:ascii="Arial" w:hAnsi="Arial"/>
+                <w:color w:val="262626"/>
+                <w:sz w:val="17"/>
+              </w:rPr>
               <w:t xml:space="preserve">”</w:t>
             </w:r>
             <w:r>
+              <w:rPr>
+                <w:rFonts w:ascii="Arial" w:hAnsi="Arial"/>
+                <w:color w:val="262626"/>
+                <w:sz w:val="17"/>
+              </w:rPr>
               <w:t xml:space="preserve"> </w:t>
             </w:r>
             <w:r>
+              <w:rPr>
+                <w:rFonts w:ascii="Arial" w:hAnsi="Arial"/>
+                <w:color w:val="262626"/>
+                <w:sz w:val="17"/>
+              </w:rPr>
               <w:t xml:space="preserve">(kickoff). Silver: 20–30 (walkthrough) vs 68–150 physical / 240–320 instantiations (C).</w:t>
             </w:r>
           </w:p>
         </w:tc>
         <w:tc>
-          <w:tcPr/>
-          <w:p>
-            <w:pPr>
-              <w:pStyle w:val="Compact"/>
-              <w:jc w:val="left"/>
-            </w:pPr>
-            <w:r>
+          <w:tcPr>
+            <w:tcW w:type="dxa" w:w="1944"/>
+          </w:tcPr>
+          <w:p>
+            <w:pPr>
+              <w:pStyle w:val="Compact"/>
+              <w:spacing w:after="40" w:before="0" w:line="240" w:lineRule="auto"/>
+              <w:jc w:val="left"/>
+            </w:pPr>
+            <w:r>
+              <w:rPr>
+                <w:rFonts w:ascii="Arial" w:hAnsi="Arial"/>
+                <w:color w:val="262626"/>
+                <w:sz w:val="17"/>
+              </w:rPr>
               <w:t xml:space="preserve">Several</w:t>
             </w:r>
           </w:p>
         </w:tc>
         <w:tc>
-          <w:tcPr/>
-          <w:p>
-            <w:pPr>
-              <w:pStyle w:val="Compact"/>
-              <w:jc w:val="left"/>
-            </w:pPr>
-            <w:r>
+          <w:tcPr>
+            <w:tcW w:type="dxa" w:w="2880"/>
+          </w:tcPr>
+          <w:p>
+            <w:pPr>
+              <w:pStyle w:val="Compact"/>
+              <w:spacing w:after="40" w:before="0" w:line="240" w:lineRule="auto"/>
+              <w:jc w:val="left"/>
+            </w:pPr>
+            <w:r>
+              <w:rPr>
+                <w:rFonts w:ascii="Arial" w:hAnsi="Arial"/>
+                <w:color w:val="262626"/>
+                <w:sz w:val="17"/>
+              </w:rPr>
               <w:t xml:space="preserve">Use</w:t>
             </w:r>
             <w:r>
+              <w:rPr>
+                <w:rFonts w:ascii="Arial" w:hAnsi="Arial"/>
+                <w:color w:val="262626"/>
+                <w:sz w:val="17"/>
+              </w:rPr>
               <w:t xml:space="preserve"> </w:t>
             </w:r>
             <w:r>
+              <w:rPr>
+                <w:rFonts w:ascii="Arial" w:hAnsi="Arial"/>
+                <w:color w:val="262626"/>
+                <w:sz w:val="17"/>
+              </w:rPr>
               <w:t xml:space="preserve">“</w:t>
             </w:r>
             <w:r>
+              <w:rPr>
+                <w:rFonts w:ascii="Arial" w:hAnsi="Arial"/>
+                <w:color w:val="262626"/>
+                <w:sz w:val="17"/>
+              </w:rPr>
               <w:t xml:space="preserve">~25–50 Bronze</w:t>
             </w:r>
             <w:r>
+              <w:rPr>
+                <w:rFonts w:ascii="Arial" w:hAnsi="Arial"/>
+                <w:color w:val="262626"/>
+                <w:sz w:val="17"/>
+              </w:rPr>
               <w:t xml:space="preserve">”</w:t>
             </w:r>
             <w:r>
+              <w:rPr>
+                <w:rFonts w:ascii="Arial" w:hAnsi="Arial"/>
+                <w:color w:val="262626"/>
+                <w:sz w:val="17"/>
+              </w:rPr>
               <w:t xml:space="preserve"> </w:t>
             </w:r>
             <w:r>
+              <w:rPr>
+                <w:rFonts w:ascii="Arial" w:hAnsi="Arial"/>
+                <w:color w:val="262626"/>
+                <w:sz w:val="17"/>
+              </w:rPr>
               <w:t xml:space="preserve">and C’s reconciliation (instantiations → physical tables → 9 domains → 12 Gold); get CVS architecture-lead sign-off.</w:t>
             </w:r>
           </w:p>
         </w:tc>
       </w:tr>
       <w:tr>
-        <w:tc>
-          <w:tcPr/>
-          <w:p>
-            <w:pPr>
-              <w:pStyle w:val="Compact"/>
+        <w:trPr>
+          <w:cantSplit/>
+        </w:trPr>
+        <w:tc>
+          <w:tcPr>
+            <w:tcW w:type="dxa" w:w="504"/>
+            <w:shd w:val="clear" w:color="auto" w:fill="F2F5FA"/>
+          </w:tcPr>
+          <w:p>
+            <w:pPr>
+              <w:pStyle w:val="Compact"/>
+              <w:spacing w:after="40" w:before="0" w:line="240" w:lineRule="auto"/>
               <w:jc w:val="left"/>
             </w:pPr>
             <w:r>
               <w:rPr>
                 <w:bCs/>
+                <w:rFonts w:ascii="Arial" w:hAnsi="Arial"/>
                 <w:b/>
+                <w:color w:val="262626"/>
+                <w:sz w:val="17"/>
               </w:rPr>
               <w:t xml:space="preserve">D4</w:t>
             </w:r>
           </w:p>
         </w:tc>
         <w:tc>
-          <w:tcPr/>
-          <w:p>
-            <w:pPr>
-              <w:pStyle w:val="Compact"/>
+          <w:tcPr>
+            <w:tcW w:type="dxa" w:w="4320"/>
+            <w:shd w:val="clear" w:color="auto" w:fill="F2F5FA"/>
+          </w:tcPr>
+          <w:p>
+            <w:pPr>
+              <w:pStyle w:val="Compact"/>
+              <w:spacing w:after="40" w:before="0" w:line="240" w:lineRule="auto"/>
               <w:jc w:val="left"/>
             </w:pPr>
             <w:r>
               <w:rPr>
                 <w:bCs/>
+                <w:rFonts w:ascii="Arial" w:hAnsi="Arial"/>
                 <w:b/>
+                <w:color w:val="262626"/>
+                <w:sz w:val="17"/>
               </w:rPr>
               <w:t xml:space="preserve">Workflow numbering.</w:t>
             </w:r>
             <w:r>
+              <w:rPr>
+                <w:rFonts w:ascii="Arial" w:hAnsi="Arial"/>
+                <w:color w:val="262626"/>
+                <w:sz w:val="17"/>
+              </w:rPr>
               <w:t xml:space="preserve"> </w:t>
             </w:r>
             <w:r>
+              <w:rPr>
+                <w:rFonts w:ascii="Arial" w:hAnsi="Arial"/>
+                <w:color w:val="262626"/>
+                <w:sz w:val="17"/>
+              </w:rPr>
               <w:t xml:space="preserve">Walkthrough: WF1 = data center primary path. B2: WF1 = Tanium via Akamai, WF2 = data center via NiFi. SAIPA documents: WF1 DC, WF2 multi-cloud, WF3 Tanium.</w:t>
             </w:r>
           </w:p>
         </w:tc>
         <w:tc>
-          <w:tcPr/>
-          <w:p>
-            <w:pPr>
-              <w:pStyle w:val="Compact"/>
-              <w:jc w:val="left"/>
-            </w:pPr>
-            <w:r>
+          <w:tcPr>
+            <w:tcW w:type="dxa" w:w="1944"/>
+            <w:shd w:val="clear" w:color="auto" w:fill="F2F5FA"/>
+          </w:tcPr>
+          <w:p>
+            <w:pPr>
+              <w:pStyle w:val="Compact"/>
+              <w:spacing w:after="40" w:before="0" w:line="240" w:lineRule="auto"/>
+              <w:jc w:val="left"/>
+            </w:pPr>
+            <w:r>
+              <w:rPr>
+                <w:rFonts w:ascii="Arial" w:hAnsi="Arial"/>
+                <w:color w:val="262626"/>
+                <w:sz w:val="17"/>
+              </w:rPr>
               <w:t xml:space="preserve">Walkthrough §5, B2 §3, Appendix B</w:t>
             </w:r>
           </w:p>
         </w:tc>
         <w:tc>
-          <w:tcPr/>
-          <w:p>
-            <w:pPr>
-              <w:pStyle w:val="Compact"/>
-              <w:jc w:val="left"/>
-            </w:pPr>
-            <w:r>
+          <w:tcPr>
+            <w:tcW w:type="dxa" w:w="2880"/>
+            <w:shd w:val="clear" w:color="auto" w:fill="F2F5FA"/>
+          </w:tcPr>
+          <w:p>
+            <w:pPr>
+              <w:pStyle w:val="Compact"/>
+              <w:spacing w:after="40" w:before="0" w:line="240" w:lineRule="auto"/>
+              <w:jc w:val="left"/>
+            </w:pPr>
+            <w:r>
+              <w:rPr>
+                <w:rFonts w:ascii="Arial" w:hAnsi="Arial"/>
+                <w:color w:val="262626"/>
+                <w:sz w:val="17"/>
+              </w:rPr>
               <w:t xml:space="preserve">Publish one workflow registry before any test evidence is filed.</w:t>
             </w:r>
           </w:p>
         </w:tc>
       </w:tr>
       <w:tr>
-        <w:tc>
-          <w:tcPr/>
-          <w:p>
-            <w:pPr>
-              <w:pStyle w:val="Compact"/>
+        <w:trPr>
+          <w:cantSplit/>
+        </w:trPr>
+        <w:tc>
+          <w:tcPr>
+            <w:tcW w:type="dxa" w:w="504"/>
+          </w:tcPr>
+          <w:p>
+            <w:pPr>
+              <w:pStyle w:val="Compact"/>
+              <w:spacing w:after="40" w:before="0" w:line="240" w:lineRule="auto"/>
               <w:jc w:val="left"/>
             </w:pPr>
             <w:r>
               <w:rPr>
                 <w:bCs/>
+                <w:rFonts w:ascii="Arial" w:hAnsi="Arial"/>
                 <w:b/>
+                <w:color w:val="262626"/>
+                <w:sz w:val="17"/>
               </w:rPr>
               <w:t xml:space="preserve">D5</w:t>
             </w:r>
           </w:p>
         </w:tc>
         <w:tc>
-          <w:tcPr/>
-          <w:p>
-            <w:pPr>
-              <w:pStyle w:val="Compact"/>
+          <w:tcPr>
+            <w:tcW w:type="dxa" w:w="4320"/>
+          </w:tcPr>
+          <w:p>
+            <w:pPr>
+              <w:pStyle w:val="Compact"/>
+              <w:spacing w:after="40" w:before="0" w:line="240" w:lineRule="auto"/>
               <w:jc w:val="left"/>
             </w:pPr>
             <w:r>
               <w:rPr>
                 <w:bCs/>
+                <w:rFonts w:ascii="Arial" w:hAnsi="Arial"/>
                 <w:b/>
+                <w:color w:val="262626"/>
+                <w:sz w:val="17"/>
               </w:rPr>
               <w:t xml:space="preserve">Bronze table naming.</w:t>
             </w:r>
             <w:r>
+              <w:rPr>
+                <w:rFonts w:ascii="Arial" w:hAnsi="Arial"/>
+                <w:color w:val="262626"/>
+                <w:sz w:val="17"/>
+              </w:rPr>
               <w:t xml:space="preserve"> </w:t>
             </w:r>
             <w:r>
               <w:rPr>
                 <w:rStyle w:val="VerbatimChar"/>
+                <w:rFonts w:ascii="Arial" w:hAnsi="Arial"/>
+                <w:color w:val="262626"/>
+                <w:sz w:val="17"/>
               </w:rPr>
               <w:t xml:space="preserve">bronze.network_syslog</w:t>
             </w:r>
             <w:r>
+              <w:rPr>
+                <w:rFonts w:ascii="Arial" w:hAnsi="Arial"/>
+                <w:color w:val="262626"/>
+                <w:sz w:val="17"/>
+              </w:rPr>
               <w:t xml:space="preserve"> </w:t>
             </w:r>
             <w:r>
+              <w:rPr>
+                <w:rFonts w:ascii="Arial" w:hAnsi="Arial"/>
+                <w:color w:val="262626"/>
+                <w:sz w:val="17"/>
+              </w:rPr>
               <w:t xml:space="preserve">(B1 contract, B2 Pattern 3) vs</w:t>
             </w:r>
             <w:r>
+              <w:rPr>
+                <w:rFonts w:ascii="Arial" w:hAnsi="Arial"/>
+                <w:color w:val="262626"/>
+                <w:sz w:val="17"/>
+              </w:rPr>
               <w:t xml:space="preserve"> </w:t>
             </w:r>
             <w:r>
               <w:rPr>
                 <w:rStyle w:val="VerbatimChar"/>
+                <w:rFonts w:ascii="Arial" w:hAnsi="Arial"/>
+                <w:color w:val="262626"/>
+                <w:sz w:val="17"/>
               </w:rPr>
               <w:t xml:space="preserve">bronze.enterprise_network_security</w:t>
             </w:r>
             <w:r>
+              <w:rPr>
+                <w:rFonts w:ascii="Arial" w:hAnsi="Arial"/>
+                <w:color w:val="262626"/>
+                <w:sz w:val="17"/>
+              </w:rPr>
               <w:t xml:space="preserve"> </w:t>
             </w:r>
             <w:r>
+              <w:rPr>
+                <w:rFonts w:ascii="Arial" w:hAnsi="Arial"/>
+                <w:color w:val="262626"/>
+                <w:sz w:val="17"/>
+              </w:rPr>
               <w:t xml:space="preserve">(B2 path map).</w:t>
             </w:r>
           </w:p>
         </w:tc>
         <w:tc>
-          <w:tcPr/>
-          <w:p>
-            <w:pPr>
-              <w:pStyle w:val="Compact"/>
-              <w:jc w:val="left"/>
-            </w:pPr>
-            <w:r>
+          <w:tcPr>
+            <w:tcW w:type="dxa" w:w="1944"/>
+          </w:tcPr>
+          <w:p>
+            <w:pPr>
+              <w:pStyle w:val="Compact"/>
+              <w:spacing w:after="40" w:before="0" w:line="240" w:lineRule="auto"/>
+              <w:jc w:val="left"/>
+            </w:pPr>
+            <w:r>
+              <w:rPr>
+                <w:rFonts w:ascii="Arial" w:hAnsi="Arial"/>
+                <w:color w:val="262626"/>
+                <w:sz w:val="17"/>
+              </w:rPr>
               <w:t xml:space="preserve">B1, B2</w:t>
             </w:r>
           </w:p>
         </w:tc>
         <w:tc>
-          <w:tcPr/>
-          <w:p>
-            <w:pPr>
-              <w:pStyle w:val="Compact"/>
-              <w:jc w:val="left"/>
-            </w:pPr>
-            <w:r>
+          <w:tcPr>
+            <w:tcW w:type="dxa" w:w="2880"/>
+          </w:tcPr>
+          <w:p>
+            <w:pPr>
+              <w:pStyle w:val="Compact"/>
+              <w:spacing w:after="40" w:before="0" w:line="240" w:lineRule="auto"/>
+              <w:jc w:val="left"/>
+            </w:pPr>
+            <w:r>
+              <w:rPr>
+                <w:rFonts w:ascii="Arial" w:hAnsi="Arial"/>
+                <w:color w:val="262626"/>
+                <w:sz w:val="17"/>
+              </w:rPr>
               <w:t xml:space="preserve">Pick one; the path-to-table map should be the source of truth.</w:t>
             </w:r>
           </w:p>
         </w:tc>
       </w:tr>
       <w:tr>
-        <w:tc>
-          <w:tcPr/>
-          <w:p>
-            <w:pPr>
-              <w:pStyle w:val="Compact"/>
+        <w:trPr>
+          <w:cantSplit/>
+        </w:trPr>
+        <w:tc>
+          <w:tcPr>
+            <w:tcW w:type="dxa" w:w="504"/>
+            <w:shd w:val="clear" w:color="auto" w:fill="F2F5FA"/>
+          </w:tcPr>
+          <w:p>
+            <w:pPr>
+              <w:pStyle w:val="Compact"/>
+              <w:spacing w:after="40" w:before="0" w:line="240" w:lineRule="auto"/>
               <w:jc w:val="left"/>
             </w:pPr>
             <w:r>
               <w:rPr>
                 <w:bCs/>
+                <w:rFonts w:ascii="Arial" w:hAnsi="Arial"/>
                 <w:b/>
+                <w:color w:val="262626"/>
+                <w:sz w:val="17"/>
               </w:rPr>
               <w:t xml:space="preserve">D6</w:t>
             </w:r>
           </w:p>
         </w:tc>
         <w:tc>
-          <w:tcPr/>
-          <w:p>
-            <w:pPr>
-              <w:pStyle w:val="Compact"/>
+          <w:tcPr>
+            <w:tcW w:type="dxa" w:w="4320"/>
+            <w:shd w:val="clear" w:color="auto" w:fill="F2F5FA"/>
+          </w:tcPr>
+          <w:p>
+            <w:pPr>
+              <w:pStyle w:val="Compact"/>
+              <w:spacing w:after="40" w:before="0" w:line="240" w:lineRule="auto"/>
               <w:jc w:val="left"/>
             </w:pPr>
             <w:r>
               <w:rPr>
                 <w:bCs/>
+                <w:rFonts w:ascii="Arial" w:hAnsi="Arial"/>
                 <w:b/>
+                <w:color w:val="262626"/>
+                <w:sz w:val="17"/>
               </w:rPr>
               <w:t xml:space="preserve">Latency SLA.</w:t>
             </w:r>
             <w:r>
+              <w:rPr>
+                <w:rFonts w:ascii="Arial" w:hAnsi="Arial"/>
+                <w:color w:val="262626"/>
+                <w:sz w:val="17"/>
+              </w:rPr>
               <w:t xml:space="preserve"> </w:t>
             </w:r>
             <w:r>
+              <w:rPr>
+                <w:rFonts w:ascii="Arial" w:hAnsi="Arial"/>
+                <w:color w:val="262626"/>
+                <w:sz w:val="17"/>
+              </w:rPr>
               <w:t xml:space="preserve">99.9% in 5 minutes (B2), OI-003 asks &lt;30 s vs 5 min, diagram note says &lt;10 s, Event Grid green threshold &lt;30 s (A).</w:t>
             </w:r>
           </w:p>
         </w:tc>
         <w:tc>
-          <w:tcPr/>
-          <w:p>
-            <w:pPr>
-              <w:pStyle w:val="Compact"/>
-              <w:jc w:val="left"/>
-            </w:pPr>
-            <w:r>
+          <w:tcPr>
+            <w:tcW w:type="dxa" w:w="1944"/>
+            <w:shd w:val="clear" w:color="auto" w:fill="F2F5FA"/>
+          </w:tcPr>
+          <w:p>
+            <w:pPr>
+              <w:pStyle w:val="Compact"/>
+              <w:spacing w:after="40" w:before="0" w:line="240" w:lineRule="auto"/>
+              <w:jc w:val="left"/>
+            </w:pPr>
+            <w:r>
+              <w:rPr>
+                <w:rFonts w:ascii="Arial" w:hAnsi="Arial"/>
+                <w:color w:val="262626"/>
+                <w:sz w:val="17"/>
+              </w:rPr>
               <w:t xml:space="preserve">Walkthrough, A, B2</w:t>
             </w:r>
           </w:p>
         </w:tc>
         <w:tc>
-          <w:tcPr/>
-          <w:p>
-            <w:pPr>
-              <w:pStyle w:val="Compact"/>
-              <w:jc w:val="left"/>
-            </w:pPr>
-            <w:r>
+          <w:tcPr>
+            <w:tcW w:type="dxa" w:w="2880"/>
+            <w:shd w:val="clear" w:color="auto" w:fill="F2F5FA"/>
+          </w:tcPr>
+          <w:p>
+            <w:pPr>
+              <w:pStyle w:val="Compact"/>
+              <w:spacing w:after="40" w:before="0" w:line="240" w:lineRule="auto"/>
+              <w:jc w:val="left"/>
+            </w:pPr>
+            <w:r>
+              <w:rPr>
+                <w:rFonts w:ascii="Arial" w:hAnsi="Arial"/>
+                <w:color w:val="262626"/>
+                <w:sz w:val="17"/>
+              </w:rPr>
               <w:t xml:space="preserve">Define the clock (source to Bronze write) per tier; keep 5 minutes for hot as the contractual SLA.</w:t>
             </w:r>
           </w:p>
         </w:tc>
       </w:tr>
       <w:tr>
-        <w:tc>
-          <w:tcPr/>
-          <w:p>
-            <w:pPr>
-              <w:pStyle w:val="Compact"/>
+        <w:trPr>
+          <w:cantSplit/>
+        </w:trPr>
+        <w:tc>
+          <w:tcPr>
+            <w:tcW w:type="dxa" w:w="504"/>
+          </w:tcPr>
+          <w:p>
+            <w:pPr>
+              <w:pStyle w:val="Compact"/>
+              <w:spacing w:after="40" w:before="0" w:line="240" w:lineRule="auto"/>
               <w:jc w:val="left"/>
             </w:pPr>
             <w:r>
               <w:rPr>
                 <w:bCs/>
+                <w:rFonts w:ascii="Arial" w:hAnsi="Arial"/>
                 <w:b/>
+                <w:color w:val="262626"/>
+                <w:sz w:val="17"/>
               </w:rPr>
               <w:t xml:space="preserve">D7</w:t>
             </w:r>
           </w:p>
         </w:tc>
         <w:tc>
-          <w:tcPr/>
-          <w:p>
-            <w:pPr>
-              <w:pStyle w:val="Compact"/>
+          <w:tcPr>
+            <w:tcW w:type="dxa" w:w="4320"/>
+          </w:tcPr>
+          <w:p>
+            <w:pPr>
+              <w:pStyle w:val="Compact"/>
+              <w:spacing w:after="40" w:before="0" w:line="240" w:lineRule="auto"/>
               <w:jc w:val="left"/>
             </w:pPr>
             <w:r>
               <w:rPr>
                 <w:bCs/>
+                <w:rFonts w:ascii="Arial" w:hAnsi="Arial"/>
                 <w:b/>
+                <w:color w:val="262626"/>
+                <w:sz w:val="17"/>
               </w:rPr>
               <w:t xml:space="preserve">Freeze date.</w:t>
             </w:r>
             <w:r>
+              <w:rPr>
+                <w:rFonts w:ascii="Arial" w:hAnsi="Arial"/>
+                <w:color w:val="262626"/>
+                <w:sz w:val="17"/>
+              </w:rPr>
               <w:t xml:space="preserve"> </w:t>
             </w:r>
             <w:r>
+              <w:rPr>
+                <w:rFonts w:ascii="Arial" w:hAnsi="Arial"/>
+                <w:color w:val="262626"/>
+                <w:sz w:val="17"/>
+              </w:rPr>
               <w:t xml:space="preserve">B1/B2 say November freeze; kickoff says December 1 change freeze.</w:t>
             </w:r>
           </w:p>
         </w:tc>
         <w:tc>
-          <w:tcPr/>
-          <w:p>
-            <w:pPr>
-              <w:pStyle w:val="Compact"/>
-              <w:jc w:val="left"/>
-            </w:pPr>
-            <w:r>
+          <w:tcPr>
+            <w:tcW w:type="dxa" w:w="1944"/>
+          </w:tcPr>
+          <w:p>
+            <w:pPr>
+              <w:pStyle w:val="Compact"/>
+              <w:spacing w:after="40" w:before="0" w:line="240" w:lineRule="auto"/>
+              <w:jc w:val="left"/>
+            </w:pPr>
+            <w:r>
+              <w:rPr>
+                <w:rFonts w:ascii="Arial" w:hAnsi="Arial"/>
+                <w:color w:val="262626"/>
+                <w:sz w:val="17"/>
+              </w:rPr>
               <w:t xml:space="preserve">B1/B2 vs kickoff</w:t>
             </w:r>
           </w:p>
         </w:tc>
         <w:tc>
-          <w:tcPr/>
-          <w:p>
-            <w:pPr>
-              <w:pStyle w:val="Compact"/>
-              <w:jc w:val="left"/>
-            </w:pPr>
-            <w:r>
+          <w:tcPr>
+            <w:tcW w:type="dxa" w:w="2880"/>
+          </w:tcPr>
+          <w:p>
+            <w:pPr>
+              <w:pStyle w:val="Compact"/>
+              <w:spacing w:after="40" w:before="0" w:line="240" w:lineRule="auto"/>
+              <w:jc w:val="left"/>
+            </w:pPr>
+            <w:r>
+              <w:rPr>
+                <w:rFonts w:ascii="Arial" w:hAnsi="Arial"/>
+                <w:color w:val="262626"/>
+                <w:sz w:val="17"/>
+              </w:rPr>
               <w:t xml:space="preserve">Confirm with CVS PMO.</w:t>
             </w:r>
           </w:p>
         </w:tc>
       </w:tr>
       <w:tr>
-        <w:tc>
-          <w:tcPr/>
-          <w:p>
-            <w:pPr>
-              <w:pStyle w:val="Compact"/>
+        <w:trPr>
+          <w:cantSplit/>
+        </w:trPr>
+        <w:tc>
+          <w:tcPr>
+            <w:tcW w:type="dxa" w:w="504"/>
+            <w:shd w:val="clear" w:color="auto" w:fill="F2F5FA"/>
+          </w:tcPr>
+          <w:p>
+            <w:pPr>
+              <w:pStyle w:val="Compact"/>
+              <w:spacing w:after="40" w:before="0" w:line="240" w:lineRule="auto"/>
               <w:jc w:val="left"/>
             </w:pPr>
             <w:r>
               <w:rPr>
                 <w:bCs/>
+                <w:rFonts w:ascii="Arial" w:hAnsi="Arial"/>
                 <w:b/>
+                <w:color w:val="262626"/>
+                <w:sz w:val="17"/>
               </w:rPr>
               <w:t xml:space="preserve">D8</w:t>
             </w:r>
           </w:p>
         </w:tc>
         <w:tc>
-          <w:tcPr/>
-          <w:p>
-            <w:pPr>
-              <w:pStyle w:val="Compact"/>
+          <w:tcPr>
+            <w:tcW w:type="dxa" w:w="4320"/>
+            <w:shd w:val="clear" w:color="auto" w:fill="F2F5FA"/>
+          </w:tcPr>
+          <w:p>
+            <w:pPr>
+              <w:pStyle w:val="Compact"/>
+              <w:spacing w:after="40" w:before="0" w:line="240" w:lineRule="auto"/>
               <w:jc w:val="left"/>
             </w:pPr>
             <w:r>
               <w:rPr>
                 <w:bCs/>
+                <w:rFonts w:ascii="Arial" w:hAnsi="Arial"/>
                 <w:b/>
+                <w:color w:val="262626"/>
+                <w:sz w:val="17"/>
               </w:rPr>
               <w:t xml:space="preserve">Chronicle path.</w:t>
             </w:r>
             <w:r>
+              <w:rPr>
+                <w:rFonts w:ascii="Arial" w:hAnsi="Arial"/>
+                <w:color w:val="262626"/>
+                <w:sz w:val="17"/>
+              </w:rPr>
               <w:t xml:space="preserve"> </w:t>
             </w:r>
             <w:r>
+              <w:rPr>
+                <w:rFonts w:ascii="Arial" w:hAnsi="Arial"/>
+                <w:color w:val="262626"/>
+                <w:sz w:val="17"/>
+              </w:rPr>
               <w:t xml:space="preserve">Chronicle (~104 TB/day) may bypass Cribl.</w:t>
             </w:r>
           </w:p>
         </w:tc>
         <w:tc>
-          <w:tcPr/>
-          <w:p>
-            <w:pPr>
-              <w:pStyle w:val="Compact"/>
-              <w:jc w:val="left"/>
-            </w:pPr>
-            <w:r>
+          <w:tcPr>
+            <w:tcW w:type="dxa" w:w="1944"/>
+            <w:shd w:val="clear" w:color="auto" w:fill="F2F5FA"/>
+          </w:tcPr>
+          <w:p>
+            <w:pPr>
+              <w:pStyle w:val="Compact"/>
+              <w:spacing w:after="40" w:before="0" w:line="240" w:lineRule="auto"/>
+              <w:jc w:val="left"/>
+            </w:pPr>
+            <w:r>
+              <w:rPr>
+                <w:rFonts w:ascii="Arial" w:hAnsi="Arial"/>
+                <w:color w:val="262626"/>
+                <w:sz w:val="17"/>
+              </w:rPr>
               <w:t xml:space="preserve">B2 §6.1</w:t>
             </w:r>
           </w:p>
         </w:tc>
         <w:tc>
-          <w:tcPr/>
-          <w:p>
-            <w:pPr>
-              <w:pStyle w:val="Compact"/>
-              <w:jc w:val="left"/>
-            </w:pPr>
-            <w:r>
+          <w:tcPr>
+            <w:tcW w:type="dxa" w:w="2880"/>
+            <w:shd w:val="clear" w:color="auto" w:fill="F2F5FA"/>
+          </w:tcPr>
+          <w:p>
+            <w:pPr>
+              <w:pStyle w:val="Compact"/>
+              <w:spacing w:after="40" w:before="0" w:line="240" w:lineRule="auto"/>
+              <w:jc w:val="left"/>
+            </w:pPr>
+            <w:r>
+              <w:rPr>
+                <w:rFonts w:ascii="Arial" w:hAnsi="Arial"/>
+                <w:color w:val="262626"/>
+                <w:sz w:val="17"/>
+              </w:rPr>
               <w:t xml:space="preserve">Decide in A whether a separate ingestion validation track is needed.</w:t>
             </w:r>
           </w:p>
         </w:tc>
       </w:tr>
       <w:tr>
-        <w:tc>
-          <w:tcPr/>
-          <w:p>
-            <w:pPr>
-              <w:pStyle w:val="Compact"/>
+        <w:trPr>
+          <w:cantSplit/>
+        </w:trPr>
+        <w:tc>
+          <w:tcPr>
+            <w:tcW w:type="dxa" w:w="504"/>
+          </w:tcPr>
+          <w:p>
+            <w:pPr>
+              <w:pStyle w:val="Compact"/>
+              <w:spacing w:after="40" w:before="0" w:line="240" w:lineRule="auto"/>
               <w:jc w:val="left"/>
             </w:pPr>
             <w:r>
               <w:rPr>
                 <w:bCs/>
+                <w:rFonts w:ascii="Arial" w:hAnsi="Arial"/>
                 <w:b/>
+                <w:color w:val="262626"/>
+                <w:sz w:val="17"/>
               </w:rPr>
               <w:t xml:space="preserve">D9</w:t>
             </w:r>
           </w:p>
         </w:tc>
         <w:tc>
-          <w:tcPr/>
-          <w:p>
-            <w:pPr>
-              <w:pStyle w:val="Compact"/>
+          <w:tcPr>
+            <w:tcW w:type="dxa" w:w="4320"/>
+          </w:tcPr>
+          <w:p>
+            <w:pPr>
+              <w:pStyle w:val="Compact"/>
+              <w:spacing w:after="40" w:before="0" w:line="240" w:lineRule="auto"/>
               <w:jc w:val="left"/>
             </w:pPr>
             <w:r>
               <w:rPr>
                 <w:bCs/>
+                <w:rFonts w:ascii="Arial" w:hAnsi="Arial"/>
                 <w:b/>
+                <w:color w:val="262626"/>
+                <w:sz w:val="17"/>
               </w:rPr>
               <w:t xml:space="preserve">Document currency.</w:t>
             </w:r>
             <w:r>
+              <w:rPr>
+                <w:rFonts w:ascii="Arial" w:hAnsi="Arial"/>
+                <w:color w:val="262626"/>
+                <w:sz w:val="17"/>
+              </w:rPr>
               <w:t xml:space="preserve"> </w:t>
             </w:r>
             <w:r>
+              <w:rPr>
+                <w:rFonts w:ascii="Arial" w:hAnsi="Arial"/>
+                <w:color w:val="262626"/>
+                <w:sz w:val="17"/>
+              </w:rPr>
               <w:t xml:space="preserve">The</w:t>
             </w:r>
             <w:r>
+              <w:rPr>
+                <w:rFonts w:ascii="Arial" w:hAnsi="Arial"/>
+                <w:color w:val="262626"/>
+                <w:sz w:val="17"/>
+              </w:rPr>
               <w:t xml:space="preserve"> </w:t>
             </w:r>
             <w:r>
               <w:rPr>
                 <w:rStyle w:val="VerbatimChar"/>
+                <w:rFonts w:ascii="Arial" w:hAnsi="Arial"/>
+                <w:color w:val="262626"/>
+                <w:sz w:val="17"/>
               </w:rPr>
               <w:t xml:space="preserve">.md</w:t>
             </w:r>
             <w:r>
+              <w:rPr>
+                <w:rFonts w:ascii="Arial" w:hAnsi="Arial"/>
+                <w:color w:val="262626"/>
+                <w:sz w:val="17"/>
+              </w:rPr>
               <w:t xml:space="preserve"> </w:t>
             </w:r>
             <w:r>
+              <w:rPr>
+                <w:rFonts w:ascii="Arial" w:hAnsi="Arial"/>
+                <w:color w:val="262626"/>
+                <w:sz w:val="17"/>
+              </w:rPr>
               <w:t xml:space="preserve">methodologies for B1 and C are newer than the</w:t>
             </w:r>
             <w:r>
+              <w:rPr>
+                <w:rFonts w:ascii="Arial" w:hAnsi="Arial"/>
+                <w:color w:val="262626"/>
+                <w:sz w:val="17"/>
+              </w:rPr>
               <w:t xml:space="preserve"> </w:t>
             </w:r>
             <w:r>
               <w:rPr>
                 <w:rStyle w:val="VerbatimChar"/>
+                <w:rFonts w:ascii="Arial" w:hAnsi="Arial"/>
+                <w:color w:val="262626"/>
+                <w:sz w:val="17"/>
               </w:rPr>
               <w:t xml:space="preserve">_DRAFT.docx</w:t>
             </w:r>
             <w:r>
+              <w:rPr>
+                <w:rFonts w:ascii="Arial" w:hAnsi="Arial"/>
+                <w:color w:val="262626"/>
+                <w:sz w:val="17"/>
+              </w:rPr>
               <w:t xml:space="preserve"> </w:t>
             </w:r>
             <w:r>
+              <w:rPr>
+                <w:rFonts w:ascii="Arial" w:hAnsi="Arial"/>
+                <w:color w:val="262626"/>
+                <w:sz w:val="17"/>
+              </w:rPr>
               <w:t xml:space="preserve">copies (the docx lacks the Cribl Guard confirmation and C’s table-count reconciliation).</w:t>
             </w:r>
           </w:p>
         </w:tc>
         <w:tc>
-          <w:tcPr/>
-          <w:p>
-            <w:pPr>
-              <w:pStyle w:val="Compact"/>
-              <w:jc w:val="left"/>
-            </w:pPr>
-            <w:r>
+          <w:tcPr>
+            <w:tcW w:type="dxa" w:w="1944"/>
+          </w:tcPr>
+          <w:p>
+            <w:pPr>
+              <w:pStyle w:val="Compact"/>
+              <w:spacing w:after="40" w:before="0" w:line="240" w:lineRule="auto"/>
+              <w:jc w:val="left"/>
+            </w:pPr>
+            <w:r>
+              <w:rPr>
+                <w:rFonts w:ascii="Arial" w:hAnsi="Arial"/>
+                <w:color w:val="262626"/>
+                <w:sz w:val="17"/>
+              </w:rPr>
               <w:t xml:space="preserve">CVS folder</w:t>
             </w:r>
           </w:p>
         </w:tc>
         <w:tc>
-          <w:tcPr/>
-          <w:p>
-            <w:pPr>
-              <w:pStyle w:val="Compact"/>
-              <w:jc w:val="left"/>
-            </w:pPr>
-            <w:r>
+          <w:tcPr>
+            <w:tcW w:type="dxa" w:w="2880"/>
+          </w:tcPr>
+          <w:p>
+            <w:pPr>
+              <w:pStyle w:val="Compact"/>
+              <w:spacing w:after="40" w:before="0" w:line="240" w:lineRule="auto"/>
+              <w:jc w:val="left"/>
+            </w:pPr>
+            <w:r>
+              <w:rPr>
+                <w:rFonts w:ascii="Arial" w:hAnsi="Arial"/>
+                <w:color w:val="262626"/>
+                <w:sz w:val="17"/>
+              </w:rPr>
               <w:t xml:space="preserve">Regenerate the docx files from the</w:t>
             </w:r>
             <w:r>
+              <w:rPr>
+                <w:rFonts w:ascii="Arial" w:hAnsi="Arial"/>
+                <w:color w:val="262626"/>
+                <w:sz w:val="17"/>
+              </w:rPr>
               <w:t xml:space="preserve"> </w:t>
             </w:r>
             <w:r>
               <w:rPr>
                 <w:rStyle w:val="VerbatimChar"/>
+                <w:rFonts w:ascii="Arial" w:hAnsi="Arial"/>
+                <w:color w:val="262626"/>
+                <w:sz w:val="17"/>
               </w:rPr>
               <w:t xml:space="preserve">.md</w:t>
             </w:r>
             <w:r>
+              <w:rPr>
+                <w:rFonts w:ascii="Arial" w:hAnsi="Arial"/>
+                <w:color w:val="262626"/>
+                <w:sz w:val="17"/>
+              </w:rPr>
               <w:t xml:space="preserve"> </w:t>
             </w:r>
             <w:r>
+              <w:rPr>
+                <w:rFonts w:ascii="Arial" w:hAnsi="Arial"/>
+                <w:color w:val="262626"/>
+                <w:sz w:val="17"/>
+              </w:rPr>
               <w:t xml:space="preserve">before circulating.</w:t>
             </w:r>
           </w:p>
@@ -2997,6 +4840,9 @@
     </w:tbl>
     <w:p>
       <w:r>
+        <w:rPr>
+          <w:rFonts w:ascii="Arial" w:hAnsi="Arial" w:cs="Arial" w:eastAsia="Arial"/>
+        </w:rPr>
         <w:pict>
           <v:rect style="width:0;height:1.5pt" o:hralign="center" o:hrstd="t" o:hr="t"/>
         </w:pict>
@@ -3009,6 +4855,9 @@
         <w:pStyle w:val="Heading2"/>
       </w:pPr>
       <w:r>
+        <w:rPr>
+          <w:rFonts w:ascii="Arial" w:hAnsi="Arial" w:cs="Arial" w:eastAsia="Arial"/>
+        </w:rPr>
         <w:t xml:space="preserve">7. SME changes made to the primer (A_DB Architecture Assessment Primer)</w:t>
       </w:r>
     </w:p>
@@ -3017,421 +4866,784 @@
         <w:pStyle w:val="FirstParagraph"/>
       </w:pPr>
       <w:r>
+        <w:rPr>
+          <w:rFonts w:ascii="Arial" w:hAnsi="Arial" w:cs="Arial" w:eastAsia="Arial"/>
+        </w:rPr>
         <w:t xml:space="preserve">File:</w:t>
       </w:r>
       <w:r>
+        <w:rPr>
+          <w:rFonts w:ascii="Arial" w:hAnsi="Arial" w:cs="Arial" w:eastAsia="Arial"/>
+        </w:rPr>
         <w:t xml:space="preserve"> </w:t>
       </w:r>
       <w:r>
         <w:rPr>
           <w:rStyle w:val="VerbatimChar"/>
+          <w:rFonts w:ascii="Arial" w:hAnsi="Arial" w:cs="Arial" w:eastAsia="Arial"/>
         </w:rPr>
         <w:t xml:space="preserve">A_DB Architecture Assessment Primer - SME Refined.pptx</w:t>
       </w:r>
       <w:r>
+        <w:rPr>
+          <w:rFonts w:ascii="Arial" w:hAnsi="Arial" w:cs="Arial" w:eastAsia="Arial"/>
+        </w:rPr>
         <w:t xml:space="preserve"> </w:t>
       </w:r>
       <w:r>
+        <w:rPr>
+          <w:rFonts w:ascii="Arial" w:hAnsi="Arial" w:cs="Arial" w:eastAsia="Arial"/>
+        </w:rPr>
         <w:t xml:space="preserve">(original left untouched).</w:t>
       </w:r>
     </w:p>
     <w:tbl>
       <w:tblPr>
         <w:tblStyle w:val="Table"/>
-        <w:tblW w:type="pct" w:w="5000"/>
+        <w:tblW w:type="dxa" w:w="9648"/>
         <w:tblLook w:firstRow="1" w:lastRow="0" w:firstColumn="0" w:lastColumn="0" w:noHBand="0" w:noVBand="0" w:val="0020"/>
         <w:jc w:val="start"/>
+        <w:tblBorders>
+          <w:top w:val="single" w:sz="4" w:space="0" w:color="BFC9DD"/>
+          <w:left w:val="single" w:sz="4" w:space="0" w:color="BFC9DD"/>
+          <w:bottom w:val="single" w:sz="4" w:space="0" w:color="BFC9DD"/>
+          <w:right w:val="single" w:sz="4" w:space="0" w:color="BFC9DD"/>
+          <w:insideH w:val="single" w:sz="4" w:space="0" w:color="BFC9DD"/>
+          <w:insideV w:val="single" w:sz="4" w:space="0" w:color="BFC9DD"/>
+        </w:tblBorders>
+        <w:tblCellMar>
+          <w:top w:w="50" w:type="dxa"/>
+          <w:left w:w="90" w:type="dxa"/>
+          <w:bottom w:w="50" w:type="dxa"/>
+          <w:right w:w="90" w:type="dxa"/>
+        </w:tblCellMar>
+        <w:tblLayout w:type="fixed"/>
       </w:tblPr>
       <w:tblGrid>
-        <w:gridCol w:w="2640"/>
-        <w:gridCol w:w="2640"/>
-        <w:gridCol w:w="2640"/>
+        <w:gridCol w:w="1263"/>
+        <w:gridCol w:w="4792"/>
+        <w:gridCol w:w="3592"/>
       </w:tblGrid>
       <w:tr>
         <w:trPr>
           <w:tblHeader w:val="true"/>
+          <w:cantSplit/>
+          <w:tblHeader/>
         </w:trPr>
         <w:tc>
-          <w:tcPr/>
-          <w:p>
-            <w:pPr>
-              <w:pStyle w:val="Compact"/>
-              <w:jc w:val="left"/>
-            </w:pPr>
-            <w:r>
+          <w:tcPr>
+            <w:tcW w:type="dxa" w:w="1263"/>
+            <w:shd w:val="clear" w:color="auto" w:fill="00338D"/>
+          </w:tcPr>
+          <w:p>
+            <w:pPr>
+              <w:pStyle w:val="Compact"/>
+              <w:spacing w:after="40" w:before="0" w:line="240" w:lineRule="auto"/>
+              <w:jc w:val="left"/>
+            </w:pPr>
+            <w:r>
+              <w:rPr>
+                <w:rFonts w:ascii="Arial" w:hAnsi="Arial"/>
+                <w:b/>
+                <w:color w:val="FFFFFF"/>
+                <w:sz w:val="17"/>
+              </w:rPr>
               <w:t xml:space="preserve">Slide</w:t>
             </w:r>
           </w:p>
         </w:tc>
         <w:tc>
-          <w:tcPr/>
-          <w:p>
-            <w:pPr>
-              <w:pStyle w:val="Compact"/>
-              <w:jc w:val="left"/>
-            </w:pPr>
-            <w:r>
+          <w:tcPr>
+            <w:tcW w:type="dxa" w:w="4792"/>
+            <w:shd w:val="clear" w:color="auto" w:fill="00338D"/>
+          </w:tcPr>
+          <w:p>
+            <w:pPr>
+              <w:pStyle w:val="Compact"/>
+              <w:spacing w:after="40" w:before="0" w:line="240" w:lineRule="auto"/>
+              <w:jc w:val="left"/>
+            </w:pPr>
+            <w:r>
+              <w:rPr>
+                <w:rFonts w:ascii="Arial" w:hAnsi="Arial"/>
+                <w:b/>
+                <w:color w:val="FFFFFF"/>
+                <w:sz w:val="17"/>
+              </w:rPr>
               <w:t xml:space="preserve">Change</w:t>
             </w:r>
           </w:p>
         </w:tc>
         <w:tc>
-          <w:tcPr/>
-          <w:p>
-            <w:pPr>
-              <w:pStyle w:val="Compact"/>
-              <w:jc w:val="left"/>
-            </w:pPr>
-            <w:r>
+          <w:tcPr>
+            <w:tcW w:type="dxa" w:w="3592"/>
+            <w:shd w:val="clear" w:color="auto" w:fill="00338D"/>
+          </w:tcPr>
+          <w:p>
+            <w:pPr>
+              <w:pStyle w:val="Compact"/>
+              <w:spacing w:after="40" w:before="0" w:line="240" w:lineRule="auto"/>
+              <w:jc w:val="left"/>
+            </w:pPr>
+            <w:r>
+              <w:rPr>
+                <w:rFonts w:ascii="Arial" w:hAnsi="Arial"/>
+                <w:b/>
+                <w:color w:val="FFFFFF"/>
+                <w:sz w:val="17"/>
+              </w:rPr>
               <w:t xml:space="preserve">Why</w:t>
             </w:r>
           </w:p>
         </w:tc>
       </w:tr>
       <w:tr>
-        <w:tc>
-          <w:tcPr/>
-          <w:p>
-            <w:pPr>
-              <w:pStyle w:val="Compact"/>
-              <w:jc w:val="left"/>
-            </w:pPr>
-            <w:r>
+        <w:trPr>
+          <w:cantSplit/>
+        </w:trPr>
+        <w:tc>
+          <w:tcPr>
+            <w:tcW w:type="dxa" w:w="1263"/>
+          </w:tcPr>
+          <w:p>
+            <w:pPr>
+              <w:pStyle w:val="Compact"/>
+              <w:spacing w:after="40" w:before="0" w:line="240" w:lineRule="auto"/>
+              <w:jc w:val="left"/>
+            </w:pPr>
+            <w:r>
+              <w:rPr>
+                <w:rFonts w:ascii="Arial" w:hAnsi="Arial"/>
+                <w:color w:val="262626"/>
+                <w:sz w:val="17"/>
+              </w:rPr>
               <w:t xml:space="preserve">2 Data Foundation</w:t>
             </w:r>
           </w:p>
         </w:tc>
         <w:tc>
-          <w:tcPr/>
-          <w:p>
-            <w:pPr>
-              <w:pStyle w:val="Compact"/>
-              <w:jc w:val="left"/>
-            </w:pPr>
-            <w:r>
+          <w:tcPr>
+            <w:tcW w:type="dxa" w:w="4792"/>
+          </w:tcPr>
+          <w:p>
+            <w:pPr>
+              <w:pStyle w:val="Compact"/>
+              <w:spacing w:after="40" w:before="0" w:line="240" w:lineRule="auto"/>
+              <w:jc w:val="left"/>
+            </w:pPr>
+            <w:r>
+              <w:rPr>
+                <w:rFonts w:ascii="Arial" w:hAnsi="Arial"/>
+                <w:color w:val="262626"/>
+                <w:sz w:val="17"/>
+              </w:rPr>
               <w:t xml:space="preserve">Rebuilt all four quadrants; widened right-hand boxes into unused slide space; real bullets; explicit heading formatting</w:t>
             </w:r>
           </w:p>
         </w:tc>
         <w:tc>
-          <w:tcPr/>
-          <w:p>
-            <w:pPr>
-              <w:pStyle w:val="Compact"/>
-              <w:jc w:val="left"/>
-            </w:pPr>
-            <w:r>
+          <w:tcPr>
+            <w:tcW w:type="dxa" w:w="3592"/>
+          </w:tcPr>
+          <w:p>
+            <w:pPr>
+              <w:pStyle w:val="Compact"/>
+              <w:spacing w:after="40" w:before="0" w:line="240" w:lineRule="auto"/>
+              <w:jc w:val="left"/>
+            </w:pPr>
+            <w:r>
+              <w:rPr>
+                <w:rFonts w:ascii="Arial" w:hAnsi="Arial"/>
+                <w:color w:val="262626"/>
+                <w:sz w:val="17"/>
+              </w:rPr>
               <w:t xml:space="preserve">The original used only the left two-thirds of the slide and left Medallion nearly empty</w:t>
             </w:r>
           </w:p>
         </w:tc>
       </w:tr>
       <w:tr>
-        <w:tc>
-          <w:tcPr/>
-          <w:p>
-            <w:pPr>
-              <w:pStyle w:val="Compact"/>
-              <w:jc w:val="left"/>
-            </w:pPr>
-            <w:r>
+        <w:trPr>
+          <w:cantSplit/>
+        </w:trPr>
+        <w:tc>
+          <w:tcPr>
+            <w:tcW w:type="dxa" w:w="1263"/>
+            <w:shd w:val="clear" w:color="auto" w:fill="F2F5FA"/>
+          </w:tcPr>
+          <w:p>
+            <w:pPr>
+              <w:pStyle w:val="Compact"/>
+              <w:spacing w:after="40" w:before="0" w:line="240" w:lineRule="auto"/>
+              <w:jc w:val="left"/>
+            </w:pPr>
+            <w:r>
+              <w:rPr>
+                <w:rFonts w:ascii="Arial" w:hAnsi="Arial"/>
+                <w:color w:val="262626"/>
+                <w:sz w:val="17"/>
+              </w:rPr>
               <w:t xml:space="preserve">2 Data Architecture</w:t>
             </w:r>
           </w:p>
         </w:tc>
         <w:tc>
-          <w:tcPr/>
-          <w:p>
-            <w:pPr>
-              <w:pStyle w:val="Compact"/>
-              <w:jc w:val="left"/>
-            </w:pPr>
-            <w:r>
+          <w:tcPr>
+            <w:tcW w:type="dxa" w:w="4792"/>
+            <w:shd w:val="clear" w:color="auto" w:fill="F2F5FA"/>
+          </w:tcPr>
+          <w:p>
+            <w:pPr>
+              <w:pStyle w:val="Compact"/>
+              <w:spacing w:after="40" w:before="0" w:line="240" w:lineRule="auto"/>
+              <w:jc w:val="left"/>
+            </w:pPr>
+            <w:r>
+              <w:rPr>
+                <w:rFonts w:ascii="Arial" w:hAnsi="Arial"/>
+                <w:color w:val="262626"/>
+                <w:sz w:val="17"/>
+              </w:rPr>
               <w:t xml:space="preserve">Single</w:t>
             </w:r>
             <w:r>
+              <w:rPr>
+                <w:rFonts w:ascii="Arial" w:hAnsi="Arial"/>
+                <w:color w:val="262626"/>
+                <w:sz w:val="17"/>
+              </w:rPr>
               <w:t xml:space="preserve"> </w:t>
             </w:r>
             <w:r>
+              <w:rPr>
+                <w:rFonts w:ascii="Arial" w:hAnsi="Arial"/>
+                <w:color w:val="262626"/>
+                <w:sz w:val="17"/>
+              </w:rPr>
               <w:t xml:space="preserve">“</w:t>
             </w:r>
             <w:r>
+              <w:rPr>
+                <w:rFonts w:ascii="Arial" w:hAnsi="Arial"/>
+                <w:color w:val="262626"/>
+                <w:sz w:val="17"/>
+              </w:rPr>
               <w:t xml:space="preserve">canonical data model</w:t>
             </w:r>
             <w:r>
+              <w:rPr>
+                <w:rFonts w:ascii="Arial" w:hAnsi="Arial"/>
+                <w:color w:val="262626"/>
+                <w:sz w:val="17"/>
+              </w:rPr>
               <w:t xml:space="preserve">”</w:t>
             </w:r>
             <w:r>
+              <w:rPr>
+                <w:rFonts w:ascii="Arial" w:hAnsi="Arial"/>
+                <w:color w:val="262626"/>
+                <w:sz w:val="17"/>
+              </w:rPr>
               <w:t xml:space="preserve"> </w:t>
             </w:r>
             <w:r>
+              <w:rPr>
+                <w:rFonts w:ascii="Arial" w:hAnsi="Arial"/>
+                <w:color w:val="262626"/>
+                <w:sz w:val="17"/>
+              </w:rPr>
               <w:t xml:space="preserve">bullet became a tiered model (OCSF/ECS, governed native, common envelope); added conformed dimensions, source → model → ontology, ODCS contract fields, product SLOs and promotion criteria</w:t>
             </w:r>
           </w:p>
         </w:tc>
         <w:tc>
-          <w:tcPr/>
-          <w:p>
-            <w:pPr>
-              <w:pStyle w:val="Compact"/>
-              <w:jc w:val="left"/>
-            </w:pPr>
-            <w:r>
+          <w:tcPr>
+            <w:tcW w:type="dxa" w:w="3592"/>
+            <w:shd w:val="clear" w:color="auto" w:fill="F2F5FA"/>
+          </w:tcPr>
+          <w:p>
+            <w:pPr>
+              <w:pStyle w:val="Compact"/>
+              <w:spacing w:after="40" w:before="0" w:line="240" w:lineRule="auto"/>
+              <w:jc w:val="left"/>
+            </w:pPr>
+            <w:r>
+              <w:rPr>
+                <w:rFonts w:ascii="Arial" w:hAnsi="Arial"/>
+                <w:color w:val="262626"/>
+                <w:sz w:val="17"/>
+              </w:rPr>
               <w:t xml:space="preserve">OCSF is security-only (Robinson, Jun 25), so one canonical model does not fit observability</w:t>
             </w:r>
           </w:p>
         </w:tc>
       </w:tr>
       <w:tr>
-        <w:tc>
-          <w:tcPr/>
-          <w:p>
-            <w:pPr>
-              <w:pStyle w:val="Compact"/>
-              <w:jc w:val="left"/>
-            </w:pPr>
-            <w:r>
+        <w:trPr>
+          <w:cantSplit/>
+        </w:trPr>
+        <w:tc>
+          <w:tcPr>
+            <w:tcW w:type="dxa" w:w="1263"/>
+          </w:tcPr>
+          <w:p>
+            <w:pPr>
+              <w:pStyle w:val="Compact"/>
+              <w:spacing w:after="40" w:before="0" w:line="240" w:lineRule="auto"/>
+              <w:jc w:val="left"/>
+            </w:pPr>
+            <w:r>
+              <w:rPr>
+                <w:rFonts w:ascii="Arial" w:hAnsi="Arial"/>
+                <w:color w:val="262626"/>
+                <w:sz w:val="17"/>
+              </w:rPr>
               <w:t xml:space="preserve">2 Ingestion</w:t>
             </w:r>
           </w:p>
         </w:tc>
         <w:tc>
-          <w:tcPr/>
-          <w:p>
-            <w:pPr>
-              <w:pStyle w:val="Compact"/>
-              <w:jc w:val="left"/>
-            </w:pPr>
-            <w:r>
+          <w:tcPr>
+            <w:tcW w:type="dxa" w:w="4792"/>
+          </w:tcPr>
+          <w:p>
+            <w:pPr>
+              <w:pStyle w:val="Compact"/>
+              <w:spacing w:after="40" w:before="0" w:line="240" w:lineRule="auto"/>
+              <w:jc w:val="left"/>
+            </w:pPr>
+            <w:r>
+              <w:rPr>
+                <w:rFonts w:ascii="Arial" w:hAnsi="Arial"/>
+                <w:color w:val="262626"/>
+                <w:sz w:val="17"/>
+              </w:rPr>
               <w:t xml:space="preserve">Added Event Grid file notification, latency tiers, idempotency, late-arriving data, schema evolution with rescued-data column, quarantine, and Cribl upstream</w:t>
             </w:r>
           </w:p>
         </w:tc>
         <w:tc>
-          <w:tcPr/>
-          <w:p>
-            <w:pPr>
-              <w:pStyle w:val="Compact"/>
-              <w:jc w:val="left"/>
-            </w:pPr>
-            <w:r>
+          <w:tcPr>
+            <w:tcW w:type="dxa" w:w="3592"/>
+          </w:tcPr>
+          <w:p>
+            <w:pPr>
+              <w:pStyle w:val="Compact"/>
+              <w:spacing w:after="40" w:before="0" w:line="240" w:lineRule="auto"/>
+              <w:jc w:val="left"/>
+            </w:pPr>
+            <w:r>
+              <w:rPr>
+                <w:rFonts w:ascii="Arial" w:hAnsi="Arial"/>
+                <w:color w:val="262626"/>
+                <w:sz w:val="17"/>
+              </w:rPr>
               <w:t xml:space="preserve">These are the failure modes at scale; ADF alone does not describe telemetry ingestion</w:t>
             </w:r>
           </w:p>
         </w:tc>
       </w:tr>
       <w:tr>
-        <w:tc>
-          <w:tcPr/>
-          <w:p>
-            <w:pPr>
-              <w:pStyle w:val="Compact"/>
-              <w:jc w:val="left"/>
-            </w:pPr>
-            <w:r>
+        <w:trPr>
+          <w:cantSplit/>
+        </w:trPr>
+        <w:tc>
+          <w:tcPr>
+            <w:tcW w:type="dxa" w:w="1263"/>
+            <w:shd w:val="clear" w:color="auto" w:fill="F2F5FA"/>
+          </w:tcPr>
+          <w:p>
+            <w:pPr>
+              <w:pStyle w:val="Compact"/>
+              <w:spacing w:after="40" w:before="0" w:line="240" w:lineRule="auto"/>
+              <w:jc w:val="left"/>
+            </w:pPr>
+            <w:r>
+              <w:rPr>
+                <w:rFonts w:ascii="Arial" w:hAnsi="Arial"/>
+                <w:color w:val="262626"/>
+                <w:sz w:val="17"/>
+              </w:rPr>
               <w:t xml:space="preserve">2 Storage</w:t>
             </w:r>
           </w:p>
         </w:tc>
         <w:tc>
-          <w:tcPr/>
-          <w:p>
-            <w:pPr>
-              <w:pStyle w:val="Compact"/>
-              <w:jc w:val="left"/>
-            </w:pPr>
-            <w:r>
+          <w:tcPr>
+            <w:tcW w:type="dxa" w:w="4792"/>
+            <w:shd w:val="clear" w:color="auto" w:fill="F2F5FA"/>
+          </w:tcPr>
+          <w:p>
+            <w:pPr>
+              <w:pStyle w:val="Compact"/>
+              <w:spacing w:after="40" w:before="0" w:line="240" w:lineRule="auto"/>
+              <w:jc w:val="left"/>
+            </w:pPr>
+            <w:r>
+              <w:rPr>
+                <w:rFonts w:ascii="Arial" w:hAnsi="Arial"/>
+                <w:color w:val="262626"/>
+                <w:sz w:val="17"/>
+              </w:rPr>
               <w:t xml:space="preserve">Landing zone now Incoming / Validated / Quarantine; folders by product not source index; added ADLS Access (missing from slide 2 but on slide 1); file-size target; cold-copy caveat on Archive tier</w:t>
             </w:r>
           </w:p>
         </w:tc>
         <w:tc>
-          <w:tcPr/>
-          <w:p>
-            <w:pPr>
-              <w:pStyle w:val="Compact"/>
-              <w:jc w:val="left"/>
-            </w:pPr>
-            <w:r>
+          <w:tcPr>
+            <w:tcW w:type="dxa" w:w="3592"/>
+            <w:shd w:val="clear" w:color="auto" w:fill="F2F5FA"/>
+          </w:tcPr>
+          <w:p>
+            <w:pPr>
+              <w:pStyle w:val="Compact"/>
+              <w:spacing w:after="40" w:before="0" w:line="240" w:lineRule="auto"/>
+              <w:jc w:val="left"/>
+            </w:pPr>
+            <w:r>
+              <w:rPr>
+                <w:rFonts w:ascii="Arial" w:hAnsi="Arial"/>
+                <w:color w:val="262626"/>
+                <w:sz w:val="17"/>
+              </w:rPr>
               <w:t xml:space="preserve">Archive-tier blobs cannot be read by Delta without rehydration, so lifecycle tiering must not touch active tables</w:t>
             </w:r>
           </w:p>
         </w:tc>
       </w:tr>
       <w:tr>
-        <w:tc>
-          <w:tcPr/>
-          <w:p>
-            <w:pPr>
-              <w:pStyle w:val="Compact"/>
-              <w:jc w:val="left"/>
-            </w:pPr>
-            <w:r>
+        <w:trPr>
+          <w:cantSplit/>
+        </w:trPr>
+        <w:tc>
+          <w:tcPr>
+            <w:tcW w:type="dxa" w:w="1263"/>
+          </w:tcPr>
+          <w:p>
+            <w:pPr>
+              <w:pStyle w:val="Compact"/>
+              <w:spacing w:after="40" w:before="0" w:line="240" w:lineRule="auto"/>
+              <w:jc w:val="left"/>
+            </w:pPr>
+            <w:r>
+              <w:rPr>
+                <w:rFonts w:ascii="Arial" w:hAnsi="Arial"/>
+                <w:color w:val="262626"/>
+                <w:sz w:val="17"/>
+              </w:rPr>
               <w:t xml:space="preserve">2 Medallion</w:t>
             </w:r>
           </w:p>
         </w:tc>
         <w:tc>
-          <w:tcPr/>
-          <w:p>
-            <w:pPr>
-              <w:pStyle w:val="Compact"/>
-              <w:jc w:val="left"/>
-            </w:pPr>
-            <w:r>
+          <w:tcPr>
+            <w:tcW w:type="dxa" w:w="4792"/>
+          </w:tcPr>
+          <w:p>
+            <w:pPr>
+              <w:pStyle w:val="Compact"/>
+              <w:spacing w:after="40" w:before="0" w:line="240" w:lineRule="auto"/>
+              <w:jc w:val="left"/>
+            </w:pPr>
+            <w:r>
+              <w:rPr>
+                <w:rFonts w:ascii="Arial" w:hAnsi="Arial"/>
+                <w:color w:val="262626"/>
+                <w:sz w:val="17"/>
+              </w:rPr>
               <w:t xml:space="preserve">Added the three layers’ contracts of responsibility, classification per layer, Gold guardrail (no Bronze access), and a Delta Lake row</w:t>
             </w:r>
           </w:p>
         </w:tc>
         <w:tc>
-          <w:tcPr/>
-          <w:p>
-            <w:pPr>
-              <w:pStyle w:val="Compact"/>
-              <w:jc w:val="left"/>
-            </w:pPr>
-            <w:r>
+          <w:tcPr>
+            <w:tcW w:type="dxa" w:w="3592"/>
+          </w:tcPr>
+          <w:p>
+            <w:pPr>
+              <w:pStyle w:val="Compact"/>
+              <w:spacing w:after="40" w:before="0" w:line="240" w:lineRule="auto"/>
+              <w:jc w:val="left"/>
+            </w:pPr>
+            <w:r>
+              <w:rPr>
+                <w:rFonts w:ascii="Arial" w:hAnsi="Arial"/>
+                <w:color w:val="262626"/>
+                <w:sz w:val="17"/>
+              </w:rPr>
               <w:t xml:space="preserve">Slide 1 listed Delta Lake but slide 2 omitted it</w:t>
             </w:r>
           </w:p>
         </w:tc>
       </w:tr>
       <w:tr>
-        <w:tc>
-          <w:tcPr/>
-          <w:p>
-            <w:pPr>
-              <w:pStyle w:val="Compact"/>
-              <w:jc w:val="left"/>
-            </w:pPr>
-            <w:r>
+        <w:trPr>
+          <w:cantSplit/>
+        </w:trPr>
+        <w:tc>
+          <w:tcPr>
+            <w:tcW w:type="dxa" w:w="1263"/>
+            <w:shd w:val="clear" w:color="auto" w:fill="F2F5FA"/>
+          </w:tcPr>
+          <w:p>
+            <w:pPr>
+              <w:pStyle w:val="Compact"/>
+              <w:spacing w:after="40" w:before="0" w:line="240" w:lineRule="auto"/>
+              <w:jc w:val="left"/>
+            </w:pPr>
+            <w:r>
+              <w:rPr>
+                <w:rFonts w:ascii="Arial" w:hAnsi="Arial"/>
+                <w:color w:val="262626"/>
+                <w:sz w:val="17"/>
+              </w:rPr>
               <w:t xml:space="preserve">1</w:t>
             </w:r>
           </w:p>
         </w:tc>
         <w:tc>
-          <w:tcPr/>
-          <w:p>
-            <w:pPr>
-              <w:pStyle w:val="Compact"/>
-              <w:jc w:val="left"/>
-            </w:pPr>
-            <w:r>
+          <w:tcPr>
+            <w:tcW w:type="dxa" w:w="4792"/>
+            <w:shd w:val="clear" w:color="auto" w:fill="F2F5FA"/>
+          </w:tcPr>
+          <w:p>
+            <w:pPr>
+              <w:pStyle w:val="Compact"/>
+              <w:spacing w:after="40" w:before="0" w:line="240" w:lineRule="auto"/>
+              <w:jc w:val="left"/>
+            </w:pPr>
+            <w:r>
+              <w:rPr>
+                <w:rFonts w:ascii="Arial" w:hAnsi="Arial"/>
+                <w:color w:val="262626"/>
+                <w:sz w:val="17"/>
+              </w:rPr>
               <w:t xml:space="preserve">Removed stray periods (</w:t>
             </w:r>
             <w:r>
+              <w:rPr>
+                <w:rFonts w:ascii="Arial" w:hAnsi="Arial"/>
+                <w:color w:val="262626"/>
+                <w:sz w:val="17"/>
+              </w:rPr>
               <w:t xml:space="preserve">“</w:t>
             </w:r>
             <w:r>
+              <w:rPr>
+                <w:rFonts w:ascii="Arial" w:hAnsi="Arial"/>
+                <w:color w:val="262626"/>
+                <w:sz w:val="17"/>
+              </w:rPr>
               <w:t xml:space="preserve">Delta Lake.</w:t>
             </w:r>
             <w:r>
+              <w:rPr>
+                <w:rFonts w:ascii="Arial" w:hAnsi="Arial"/>
+                <w:color w:val="262626"/>
+                <w:sz w:val="17"/>
+              </w:rPr>
               <w:t xml:space="preserve">”</w:t>
             </w:r>
             <w:r>
+              <w:rPr>
+                <w:rFonts w:ascii="Arial" w:hAnsi="Arial"/>
+                <w:color w:val="262626"/>
+                <w:sz w:val="17"/>
+              </w:rPr>
               <w:t xml:space="preserve">,</w:t>
             </w:r>
             <w:r>
+              <w:rPr>
+                <w:rFonts w:ascii="Arial" w:hAnsi="Arial"/>
+                <w:color w:val="262626"/>
+                <w:sz w:val="17"/>
+              </w:rPr>
               <w:t xml:space="preserve"> </w:t>
             </w:r>
             <w:r>
+              <w:rPr>
+                <w:rFonts w:ascii="Arial" w:hAnsi="Arial"/>
+                <w:color w:val="262626"/>
+                <w:sz w:val="17"/>
+              </w:rPr>
               <w:t xml:space="preserve">“</w:t>
             </w:r>
             <w:r>
+              <w:rPr>
+                <w:rFonts w:ascii="Arial" w:hAnsi="Arial"/>
+                <w:color w:val="262626"/>
+                <w:sz w:val="17"/>
+              </w:rPr>
               <w:t xml:space="preserve">Processing Controls.</w:t>
             </w:r>
             <w:r>
+              <w:rPr>
+                <w:rFonts w:ascii="Arial" w:hAnsi="Arial"/>
+                <w:color w:val="262626"/>
+                <w:sz w:val="17"/>
+              </w:rPr>
               <w:t xml:space="preserve">”</w:t>
             </w:r>
             <w:r>
+              <w:rPr>
+                <w:rFonts w:ascii="Arial" w:hAnsi="Arial"/>
+                <w:color w:val="262626"/>
+                <w:sz w:val="17"/>
+              </w:rPr>
               <w:t xml:space="preserve">)</w:t>
             </w:r>
           </w:p>
         </w:tc>
         <w:tc>
-          <w:tcPr/>
-          <w:p>
-            <w:pPr>
-              <w:pStyle w:val="Compact"/>
-              <w:jc w:val="left"/>
-            </w:pPr>
-            <w:r>
+          <w:tcPr>
+            <w:tcW w:type="dxa" w:w="3592"/>
+            <w:shd w:val="clear" w:color="auto" w:fill="F2F5FA"/>
+          </w:tcPr>
+          <w:p>
+            <w:pPr>
+              <w:pStyle w:val="Compact"/>
+              <w:spacing w:after="40" w:before="0" w:line="240" w:lineRule="auto"/>
+              <w:jc w:val="left"/>
+            </w:pPr>
+            <w:r>
+              <w:rPr>
+                <w:rFonts w:ascii="Arial" w:hAnsi="Arial"/>
+                <w:color w:val="262626"/>
+                <w:sz w:val="17"/>
+              </w:rPr>
               <w:t xml:space="preserve">Sub-heading names on slide 1 now match slide 2 exactly</w:t>
             </w:r>
           </w:p>
         </w:tc>
       </w:tr>
       <w:tr>
-        <w:tc>
-          <w:tcPr/>
-          <w:p>
-            <w:pPr>
-              <w:pStyle w:val="Compact"/>
-              <w:jc w:val="left"/>
-            </w:pPr>
-            <w:r>
+        <w:trPr>
+          <w:cantSplit/>
+        </w:trPr>
+        <w:tc>
+          <w:tcPr>
+            <w:tcW w:type="dxa" w:w="1263"/>
+          </w:tcPr>
+          <w:p>
+            <w:pPr>
+              <w:pStyle w:val="Compact"/>
+              <w:spacing w:after="40" w:before="0" w:line="240" w:lineRule="auto"/>
+              <w:jc w:val="left"/>
+            </w:pPr>
+            <w:r>
+              <w:rPr>
+                <w:rFonts w:ascii="Arial" w:hAnsi="Arial"/>
+                <w:color w:val="262626"/>
+                <w:sz w:val="17"/>
+              </w:rPr>
               <w:t xml:space="preserve">4</w:t>
             </w:r>
           </w:p>
         </w:tc>
         <w:tc>
-          <w:tcPr/>
-          <w:p>
-            <w:pPr>
-              <w:pStyle w:val="Compact"/>
-              <w:jc w:val="left"/>
-            </w:pPr>
-            <w:r>
+          <w:tcPr>
+            <w:tcW w:type="dxa" w:w="4792"/>
+          </w:tcPr>
+          <w:p>
+            <w:pPr>
+              <w:pStyle w:val="Compact"/>
+              <w:spacing w:after="40" w:before="0" w:line="240" w:lineRule="auto"/>
+              <w:jc w:val="left"/>
+            </w:pPr>
+            <w:r>
+              <w:rPr>
+                <w:rFonts w:ascii="Arial" w:hAnsi="Arial"/>
+                <w:color w:val="262626"/>
+                <w:sz w:val="17"/>
+              </w:rPr>
               <w:t xml:space="preserve">Replaced the duplicated business question (reconciliation tolerances appeared twice) with a data-definition question</w:t>
             </w:r>
           </w:p>
         </w:tc>
         <w:tc>
-          <w:tcPr/>
-          <w:p>
-            <w:pPr>
-              <w:pStyle w:val="Compact"/>
-              <w:jc w:val="left"/>
-            </w:pPr>
-            <w:r>
+          <w:tcPr>
+            <w:tcW w:type="dxa" w:w="3592"/>
+          </w:tcPr>
+          <w:p>
+            <w:pPr>
+              <w:pStyle w:val="Compact"/>
+              <w:spacing w:after="40" w:before="0" w:line="240" w:lineRule="auto"/>
+              <w:jc w:val="left"/>
+            </w:pPr>
+            <w:r>
+              <w:rPr>
+                <w:rFonts w:ascii="Arial" w:hAnsi="Arial"/>
+                <w:color w:val="262626"/>
+                <w:sz w:val="17"/>
+              </w:rPr>
               <w:t xml:space="preserve">Clear defect</w:t>
             </w:r>
           </w:p>
         </w:tc>
       </w:tr>
       <w:tr>
-        <w:tc>
-          <w:tcPr/>
-          <w:p>
-            <w:pPr>
-              <w:pStyle w:val="Compact"/>
-              <w:jc w:val="left"/>
-            </w:pPr>
-            <w:r>
+        <w:trPr>
+          <w:cantSplit/>
+        </w:trPr>
+        <w:tc>
+          <w:tcPr>
+            <w:tcW w:type="dxa" w:w="1263"/>
+            <w:shd w:val="clear" w:color="auto" w:fill="F2F5FA"/>
+          </w:tcPr>
+          <w:p>
+            <w:pPr>
+              <w:pStyle w:val="Compact"/>
+              <w:spacing w:after="40" w:before="0" w:line="240" w:lineRule="auto"/>
+              <w:jc w:val="left"/>
+            </w:pPr>
+            <w:r>
+              <w:rPr>
+                <w:rFonts w:ascii="Arial" w:hAnsi="Arial"/>
+                <w:color w:val="262626"/>
+                <w:sz w:val="17"/>
+              </w:rPr>
               <w:t xml:space="preserve">5</w:t>
             </w:r>
           </w:p>
         </w:tc>
         <w:tc>
-          <w:tcPr/>
-          <w:p>
-            <w:pPr>
-              <w:pStyle w:val="Compact"/>
-              <w:jc w:val="left"/>
-            </w:pPr>
-            <w:r>
+          <w:tcPr>
+            <w:tcW w:type="dxa" w:w="4792"/>
+            <w:shd w:val="clear" w:color="auto" w:fill="F2F5FA"/>
+          </w:tcPr>
+          <w:p>
+            <w:pPr>
+              <w:pStyle w:val="Compact"/>
+              <w:spacing w:after="40" w:before="0" w:line="240" w:lineRule="auto"/>
+              <w:jc w:val="left"/>
+            </w:pPr>
+            <w:r>
+              <w:rPr>
+                <w:rFonts w:ascii="Arial" w:hAnsi="Arial"/>
+                <w:color w:val="262626"/>
+                <w:sz w:val="17"/>
+              </w:rPr>
               <w:t xml:space="preserve">Added interview role 7, Ingestion / Pipeline Engineer</w:t>
             </w:r>
           </w:p>
         </w:tc>
         <w:tc>
-          <w:tcPr/>
-          <w:p>
-            <w:pPr>
-              <w:pStyle w:val="Compact"/>
-              <w:jc w:val="left"/>
-            </w:pPr>
-            <w:r>
+          <w:tcPr>
+            <w:tcW w:type="dxa" w:w="3592"/>
+            <w:shd w:val="clear" w:color="auto" w:fill="F2F5FA"/>
+          </w:tcPr>
+          <w:p>
+            <w:pPr>
+              <w:pStyle w:val="Compact"/>
+              <w:spacing w:after="40" w:before="0" w:line="240" w:lineRule="auto"/>
+              <w:jc w:val="left"/>
+            </w:pPr>
+            <w:r>
+              <w:rPr>
+                <w:rFonts w:ascii="Arial" w:hAnsi="Arial"/>
+                <w:color w:val="262626"/>
+                <w:sz w:val="17"/>
+              </w:rPr>
               <w:t xml:space="preserve">Nobody on the list owned Cribl/NiFi/Event Grid/Auto Loader configuration</w:t>
             </w:r>
           </w:p>
@@ -3445,19 +5657,29 @@
       <w:r>
         <w:rPr>
           <w:bCs/>
+          <w:rFonts w:ascii="Arial" w:hAnsi="Arial" w:cs="Arial" w:eastAsia="Arial"/>
           <w:b/>
         </w:rPr>
         <w:t xml:space="preserve">Not changed (flag for the next pass):</w:t>
       </w:r>
       <w:r>
+        <w:rPr>
+          <w:rFonts w:ascii="Arial" w:hAnsi="Arial" w:cs="Arial" w:eastAsia="Arial"/>
+        </w:rPr>
         <w:t xml:space="preserve"> </w:t>
       </w:r>
       <w:r>
+        <w:rPr>
+          <w:rFonts w:ascii="Arial" w:hAnsi="Arial" w:cs="Arial" w:eastAsia="Arial"/>
+        </w:rPr>
         <w:t xml:space="preserve">slides 4 and 5 are Splunk-specific while slides 1–3 are generic framework content; on slide 4 the top tech-oriented text slightly overlaps its header banner (pre-existing); on slide 1 the centre hexagon label wraps in LibreOffice rendering, so check it in PowerPoint.</w:t>
       </w:r>
     </w:p>
     <w:p>
       <w:r>
+        <w:rPr>
+          <w:rFonts w:ascii="Arial" w:hAnsi="Arial" w:cs="Arial" w:eastAsia="Arial"/>
+        </w:rPr>
         <w:pict>
           <v:rect style="width:0;height:1.5pt" o:hralign="center" o:hrstd="t" o:hr="t"/>
         </w:pict>
@@ -3470,6 +5692,9 @@
         <w:pStyle w:val="Heading2"/>
       </w:pPr>
       <w:r>
+        <w:rPr>
+          <w:rFonts w:ascii="Arial" w:hAnsi="Arial" w:cs="Arial" w:eastAsia="Arial"/>
+        </w:rPr>
         <w:t xml:space="preserve">8. Sources</w:t>
       </w:r>
     </w:p>
@@ -3480,154 +5705,272 @@
       <w:r>
         <w:rPr>
           <w:rStyle w:val="VerbatimChar"/>
+          <w:rFonts w:ascii="Arial" w:hAnsi="Arial" w:cs="Arial" w:eastAsia="Arial"/>
         </w:rPr>
         <w:t xml:space="preserve">Kickoff Deck DRAFT.pptx</w:t>
       </w:r>
       <w:r>
+        <w:rPr>
+          <w:rFonts w:ascii="Arial" w:hAnsi="Arial" w:cs="Arial" w:eastAsia="Arial"/>
+        </w:rPr>
         <w:t xml:space="preserve">;</w:t>
       </w:r>
       <w:r>
+        <w:rPr>
+          <w:rFonts w:ascii="Arial" w:hAnsi="Arial" w:cs="Arial" w:eastAsia="Arial"/>
+        </w:rPr>
         <w:t xml:space="preserve"> </w:t>
       </w:r>
       <w:r>
         <w:rPr>
           <w:rStyle w:val="VerbatimChar"/>
+          <w:rFonts w:ascii="Arial" w:hAnsi="Arial" w:cs="Arial" w:eastAsia="Arial"/>
         </w:rPr>
         <w:t xml:space="preserve">A_DB Architecture Assessment Primer.pptx</w:t>
       </w:r>
       <w:r>
+        <w:rPr>
+          <w:rFonts w:ascii="Arial" w:hAnsi="Arial" w:cs="Arial" w:eastAsia="Arial"/>
+        </w:rPr>
         <w:t xml:space="preserve">;</w:t>
       </w:r>
       <w:r>
+        <w:rPr>
+          <w:rFonts w:ascii="Arial" w:hAnsi="Arial" w:cs="Arial" w:eastAsia="Arial"/>
+        </w:rPr>
         <w:t xml:space="preserve"> </w:t>
       </w:r>
       <w:r>
         <w:rPr>
           <w:rStyle w:val="VerbatimChar"/>
+          <w:rFonts w:ascii="Arial" w:hAnsi="Arial" w:cs="Arial" w:eastAsia="Arial"/>
         </w:rPr>
         <w:t xml:space="preserve">workstream-A_architect-environment-walkthrough (1).md</w:t>
       </w:r>
       <w:r>
+        <w:rPr>
+          <w:rFonts w:ascii="Arial" w:hAnsi="Arial" w:cs="Arial" w:eastAsia="Arial"/>
+        </w:rPr>
         <w:t xml:space="preserve">;</w:t>
       </w:r>
       <w:r>
+        <w:rPr>
+          <w:rFonts w:ascii="Arial" w:hAnsi="Arial" w:cs="Arial" w:eastAsia="Arial"/>
+        </w:rPr>
         <w:t xml:space="preserve"> </w:t>
       </w:r>
       <w:r>
         <w:rPr>
           <w:rStyle w:val="VerbatimChar"/>
+          <w:rFonts w:ascii="Arial" w:hAnsi="Arial" w:cs="Arial" w:eastAsia="Arial"/>
         </w:rPr>
         <w:t xml:space="preserve">workstream-A_architecture-assessment-methodology_DRAFT.docx</w:t>
       </w:r>
       <w:r>
+        <w:rPr>
+          <w:rFonts w:ascii="Arial" w:hAnsi="Arial" w:cs="Arial" w:eastAsia="Arial"/>
+        </w:rPr>
         <w:t xml:space="preserve">;</w:t>
       </w:r>
       <w:r>
+        <w:rPr>
+          <w:rFonts w:ascii="Arial" w:hAnsi="Arial" w:cs="Arial" w:eastAsia="Arial"/>
+        </w:rPr>
         <w:t xml:space="preserve"> </w:t>
       </w:r>
       <w:r>
         <w:rPr>
           <w:rStyle w:val="VerbatimChar"/>
+          <w:rFonts w:ascii="Arial" w:hAnsi="Arial" w:cs="Arial" w:eastAsia="Arial"/>
         </w:rPr>
         <w:t xml:space="preserve">workstream-B1_data-contracts-methodology.md</w:t>
       </w:r>
       <w:r>
+        <w:rPr>
+          <w:rFonts w:ascii="Arial" w:hAnsi="Arial" w:cs="Arial" w:eastAsia="Arial"/>
+        </w:rPr>
         <w:t xml:space="preserve"> </w:t>
       </w:r>
       <w:r>
+        <w:rPr>
+          <w:rFonts w:ascii="Arial" w:hAnsi="Arial" w:cs="Arial" w:eastAsia="Arial"/>
+        </w:rPr>
         <w:t xml:space="preserve">and</w:t>
       </w:r>
       <w:r>
+        <w:rPr>
+          <w:rFonts w:ascii="Arial" w:hAnsi="Arial" w:cs="Arial" w:eastAsia="Arial"/>
+        </w:rPr>
         <w:t xml:space="preserve"> </w:t>
       </w:r>
       <w:r>
         <w:rPr>
           <w:rStyle w:val="VerbatimChar"/>
+          <w:rFonts w:ascii="Arial" w:hAnsi="Arial" w:cs="Arial" w:eastAsia="Arial"/>
         </w:rPr>
         <w:t xml:space="preserve">_DRAFT.docx</w:t>
       </w:r>
       <w:r>
+        <w:rPr>
+          <w:rFonts w:ascii="Arial" w:hAnsi="Arial" w:cs="Arial" w:eastAsia="Arial"/>
+        </w:rPr>
         <w:t xml:space="preserve">;</w:t>
       </w:r>
       <w:r>
+        <w:rPr>
+          <w:rFonts w:ascii="Arial" w:hAnsi="Arial" w:cs="Arial" w:eastAsia="Arial"/>
+        </w:rPr>
         <w:t xml:space="preserve"> </w:t>
       </w:r>
       <w:r>
         <w:rPr>
           <w:rStyle w:val="VerbatimChar"/>
+          <w:rFonts w:ascii="Arial" w:hAnsi="Arial" w:cs="Arial" w:eastAsia="Arial"/>
         </w:rPr>
         <w:t xml:space="preserve">workstream-B2_bronze-data-landing-methodology.md</w:t>
       </w:r>
       <w:r>
+        <w:rPr>
+          <w:rFonts w:ascii="Arial" w:hAnsi="Arial" w:cs="Arial" w:eastAsia="Arial"/>
+        </w:rPr>
         <w:t xml:space="preserve"> </w:t>
       </w:r>
       <w:r>
+        <w:rPr>
+          <w:rFonts w:ascii="Arial" w:hAnsi="Arial" w:cs="Arial" w:eastAsia="Arial"/>
+        </w:rPr>
         <w:t xml:space="preserve">and</w:t>
       </w:r>
       <w:r>
+        <w:rPr>
+          <w:rFonts w:ascii="Arial" w:hAnsi="Arial" w:cs="Arial" w:eastAsia="Arial"/>
+        </w:rPr>
         <w:t xml:space="preserve"> </w:t>
       </w:r>
       <w:r>
         <w:rPr>
           <w:rStyle w:val="VerbatimChar"/>
+          <w:rFonts w:ascii="Arial" w:hAnsi="Arial" w:cs="Arial" w:eastAsia="Arial"/>
         </w:rPr>
         <w:t xml:space="preserve">_DRAFT.docx</w:t>
       </w:r>
       <w:r>
+        <w:rPr>
+          <w:rFonts w:ascii="Arial" w:hAnsi="Arial" w:cs="Arial" w:eastAsia="Arial"/>
+        </w:rPr>
         <w:t xml:space="preserve">;</w:t>
       </w:r>
       <w:r>
+        <w:rPr>
+          <w:rFonts w:ascii="Arial" w:hAnsi="Arial" w:cs="Arial" w:eastAsia="Arial"/>
+        </w:rPr>
         <w:t xml:space="preserve"> </w:t>
       </w:r>
       <w:r>
         <w:rPr>
           <w:rStyle w:val="VerbatimChar"/>
+          <w:rFonts w:ascii="Arial" w:hAnsi="Arial" w:cs="Arial" w:eastAsia="Arial"/>
         </w:rPr>
         <w:t xml:space="preserve">workstream-C_data-architecture-methodology.md</w:t>
       </w:r>
       <w:r>
+        <w:rPr>
+          <w:rFonts w:ascii="Arial" w:hAnsi="Arial" w:cs="Arial" w:eastAsia="Arial"/>
+        </w:rPr>
         <w:t xml:space="preserve"> </w:t>
       </w:r>
       <w:r>
+        <w:rPr>
+          <w:rFonts w:ascii="Arial" w:hAnsi="Arial" w:cs="Arial" w:eastAsia="Arial"/>
+        </w:rPr>
         <w:t xml:space="preserve">and</w:t>
       </w:r>
       <w:r>
+        <w:rPr>
+          <w:rFonts w:ascii="Arial" w:hAnsi="Arial" w:cs="Arial" w:eastAsia="Arial"/>
+        </w:rPr>
         <w:t xml:space="preserve"> </w:t>
       </w:r>
       <w:r>
         <w:rPr>
           <w:rStyle w:val="VerbatimChar"/>
+          <w:rFonts w:ascii="Arial" w:hAnsi="Arial" w:cs="Arial" w:eastAsia="Arial"/>
         </w:rPr>
         <w:t xml:space="preserve">_DRAFT.docx</w:t>
       </w:r>
       <w:r>
+        <w:rPr>
+          <w:rFonts w:ascii="Arial" w:hAnsi="Arial" w:cs="Arial" w:eastAsia="Arial"/>
+        </w:rPr>
         <w:t xml:space="preserve">;</w:t>
       </w:r>
       <w:r>
+        <w:rPr>
+          <w:rFonts w:ascii="Arial" w:hAnsi="Arial" w:cs="Arial" w:eastAsia="Arial"/>
+        </w:rPr>
         <w:t xml:space="preserve"> </w:t>
       </w:r>
       <w:r>
         <w:rPr>
           <w:rStyle w:val="VerbatimChar"/>
+          <w:rFonts w:ascii="Arial" w:hAnsi="Arial" w:cs="Arial" w:eastAsia="Arial"/>
         </w:rPr>
         <w:t xml:space="preserve">workstream-D_observability-rationalization-methodology_DRAFT.docx</w:t>
       </w:r>
       <w:r>
+        <w:rPr>
+          <w:rFonts w:ascii="Arial" w:hAnsi="Arial" w:cs="Arial" w:eastAsia="Arial"/>
+        </w:rPr>
         <w:t xml:space="preserve"> </w:t>
       </w:r>
       <w:r>
+        <w:rPr>
+          <w:rFonts w:ascii="Arial" w:hAnsi="Arial" w:cs="Arial" w:eastAsia="Arial"/>
+        </w:rPr>
         <w:t xml:space="preserve">(used for the C → D dependency and Chronicle scope).</w:t>
       </w:r>
     </w:p>
     <w:bookmarkEnd w:id="27"/>
     <w:bookmarkEnd w:id="28"/>
-    <w:sectPr/>
+    <w:sectPr>
+      <w:footerReference w:type="default" r:id="rId9"/>
+      <w:pgMar w:left="1296" w:right="1296" w:top="1296" w:bottom="1152"/>
+    </w:sectPr>
   </w:body>
 </w:document>
 </file>
 
 <file path=word/comments.xml><?xml version="1.0" encoding="utf-8"?>
 <w:comments xmlns:w="http://schemas.openxmlformats.org/wordprocessingml/2006/main" xmlns:m="http://schemas.openxmlformats.org/officeDocument/2006/math" xmlns:r="http://schemas.openxmlformats.org/officeDocument/2006/relationships" xmlns:o="urn:schemas-microsoft-com:office:office" xmlns:v="urn:schemas-microsoft-com:vml" xmlns:w10="urn:schemas-microsoft-com:office:word" xmlns:a="http://schemas.openxmlformats.org/drawingml/2006/main" xmlns:pic="http://schemas.openxmlformats.org/drawingml/2006/picture" xmlns:wp="http://schemas.openxmlformats.org/drawingml/2006/wordprocessingDrawing"/>
+</file>
+
+<file path=word/footer1.xml><?xml version="1.0" encoding="utf-8"?>
+<w:ftr xmlns:m="http://schemas.openxmlformats.org/officeDocument/2006/math" xmlns:mc="http://schemas.openxmlformats.org/markup-compatibility/2006" xmlns:mo="http://schemas.microsoft.com/office/mac/office/2008/main" xmlns:mv="urn:schemas-microsoft-com:mac:vml" xmlns:o="urn:schemas-microsoft-com:office:office" xmlns:r="http://schemas.openxmlformats.org/officeDocument/2006/relationships" xmlns:v="urn:schemas-microsoft-com:vml" xmlns:w10="urn:schemas-microsoft-com:office:word" xmlns:w14="http://schemas.microsoft.com/office/word/2010/wordml" xmlns:w="http://schemas.openxmlformats.org/wordprocessingml/2006/main" xmlns:wne="http://schemas.microsoft.com/office/word/2006/wordml" xmlns:wp14="http://schemas.microsoft.com/office/word/2010/wordprocessingDrawing" xmlns:wp="http://schemas.openxmlformats.org/drawingml/2006/wordprocessingDrawing" xmlns:wpc="http://schemas.microsoft.com/office/word/2010/wordprocessingCanvas" xmlns:wpg="http://schemas.microsoft.com/office/word/2010/wordprocessingGroup" xmlns:wpi="http://schemas.microsoft.com/office/word/2010/wordprocessingInk" xmlns:wps="http://schemas.microsoft.com/office/word/2010/wordprocessingShape" mc:Ignorable="w14 wp14">
+  <w:p>
+    <w:pPr>
+      <w:pStyle w:val="Footer"/>
+      <w:jc w:val="left"/>
+    </w:pPr>
+    <w:r/>
+    <w:r>
+      <w:rPr>
+        <w:rFonts w:ascii="Arial" w:hAnsi="Arial"/>
+        <w:color w:val="767676"/>
+        <w:sz w:val="16"/>
+      </w:rPr>
+      <w:t xml:space="preserve">KPMG | CVS Health: Data Architecture Approach, Workstreams A, B, C | Draft for SME review    Page </w:t>
+    </w:r>
+    <w:r>
+      <w:rPr>
+        <w:rFonts w:ascii="Arial" w:hAnsi="Arial"/>
+        <w:sz w:val="16"/>
+      </w:rPr>
+      <w:fldChar w:fldCharType="begin"/>
+      <w:instrText xml:space="preserve">PAGE</w:instrText>
+      <w:fldChar w:fldCharType="end"/>
+    </w:r>
+  </w:p>
+</w:ftr>
 </file>
 
 <file path=word/footnotes.xml><?xml version="1.0" encoding="utf-8"?>
@@ -4038,29 +6381,55 @@
   <w:style w:default="1" w:styleId="Normal" w:type="paragraph">
     <w:name w:val="Normal"/>
     <w:qFormat/>
+    <w:pPr>
+      <w:spacing w:after="120" w:line="264" w:lineRule="auto"/>
+    </w:pPr>
+    <w:rPr>
+      <w:rFonts w:ascii="Arial" w:hAnsi="Arial" w:cs="Arial" w:eastAsia="Arial"/>
+      <w:color w:val="404040"/>
+      <w:sz w:val="20"/>
+    </w:rPr>
   </w:style>
   <w:style w:styleId="BodyText" w:type="paragraph">
     <w:name w:val="Body Text"/>
     <w:basedOn w:val="Normal"/>
     <w:link w:val="BodyTextChar"/>
     <w:pPr>
-      <w:spacing w:after="180" w:before="180"/>
+      <w:spacing w:after="120" w:before="180" w:line="264" w:lineRule="auto"/>
     </w:pPr>
     <w:qFormat/>
+    <w:rPr>
+      <w:rFonts w:ascii="Arial" w:hAnsi="Arial" w:cs="Arial" w:eastAsia="Arial"/>
+      <w:color w:val="404040"/>
+      <w:sz w:val="20"/>
+    </w:rPr>
   </w:style>
   <w:style w:customStyle="1" w:styleId="FirstParagraph" w:type="paragraph">
     <w:name w:val="First Paragraph"/>
     <w:basedOn w:val="BodyText"/>
     <w:next w:val="BodyText"/>
     <w:qFormat/>
+    <w:pPr>
+      <w:spacing w:after="120" w:line="264" w:lineRule="auto"/>
+    </w:pPr>
+    <w:rPr>
+      <w:rFonts w:ascii="Arial" w:hAnsi="Arial" w:cs="Arial" w:eastAsia="Arial"/>
+      <w:color w:val="404040"/>
+      <w:sz w:val="20"/>
+    </w:rPr>
   </w:style>
   <w:style w:customStyle="1" w:styleId="Compact" w:type="paragraph">
     <w:name w:val="Compact"/>
     <w:basedOn w:val="BodyText"/>
     <w:qFormat/>
     <w:pPr>
-      <w:spacing w:after="36" w:before="36"/>
+      <w:spacing w:after="120" w:before="36" w:line="264" w:lineRule="auto"/>
     </w:pPr>
+    <w:rPr>
+      <w:rFonts w:ascii="Arial" w:hAnsi="Arial" w:cs="Arial" w:eastAsia="Arial"/>
+      <w:color w:val="404040"/>
+      <w:sz w:val="20"/>
+    </w:rPr>
   </w:style>
   <w:style w:styleId="Title" w:type="paragraph">
     <w:name w:val="Title"/>
@@ -4070,15 +6439,15 @@
     <w:pPr>
       <w:keepNext/>
       <w:keepLines/>
-      <w:spacing w:after="240" w:before="480"/>
+      <w:spacing w:after="120" w:before="0"/>
       <w:jc w:val="center"/>
     </w:pPr>
     <w:rPr>
-      <w:rFonts w:asciiTheme="majorHAnsi" w:cstheme="majorBidi" w:eastAsiaTheme="majorEastAsia" w:hAnsiTheme="majorHAnsi"/>
+      <w:rFonts w:ascii="Arial" w:hAnsi="Arial" w:cs="Arial" w:eastAsia="Arial"/>
       <w:b/>
       <w:bCs/>
-      <w:color w:themeColor="accent1" w:themeShade="B5" w:val="345A8A"/>
-      <w:sz w:val="36"/>
+      <w:color w:val="00338D"/>
+      <w:sz w:val="44"/>
       <w:szCs w:val="36"/>
     </w:rPr>
   </w:style>
@@ -4169,15 +6538,15 @@
     <w:pPr>
       <w:keepNext/>
       <w:keepLines/>
-      <w:spacing w:after="0" w:before="480"/>
+      <w:spacing w:after="120" w:before="360"/>
       <w:outlineLvl w:val="0"/>
     </w:pPr>
     <w:rPr>
-      <w:rFonts w:asciiTheme="majorHAnsi" w:cstheme="majorBidi" w:eastAsiaTheme="majorEastAsia" w:hAnsiTheme="majorHAnsi"/>
+      <w:rFonts w:ascii="Arial" w:hAnsi="Arial" w:cs="Arial" w:eastAsia="Arial"/>
       <w:b/>
       <w:bCs/>
-      <w:color w:themeColor="accent1" w:val="4F81BD"/>
-      <w:sz w:val="32"/>
+      <w:color w:val="00338D"/>
+      <w:sz w:val="30"/>
       <w:szCs w:val="32"/>
     </w:rPr>
   </w:style>
@@ -4191,15 +6560,15 @@
     <w:pPr>
       <w:keepNext/>
       <w:keepLines/>
-      <w:spacing w:after="0" w:before="200"/>
+      <w:spacing w:after="80" w:before="240"/>
       <w:outlineLvl w:val="1"/>
     </w:pPr>
     <w:rPr>
-      <w:rFonts w:asciiTheme="majorHAnsi" w:cstheme="majorBidi" w:eastAsiaTheme="majorEastAsia" w:hAnsiTheme="majorHAnsi"/>
+      <w:rFonts w:ascii="Arial" w:hAnsi="Arial" w:cs="Arial" w:eastAsia="Arial"/>
       <w:b/>
       <w:bCs/>
-      <w:color w:themeColor="accent1" w:val="4F81BD"/>
-      <w:sz w:val="28"/>
+      <w:color w:val="00338D"/>
+      <w:sz w:val="24"/>
       <w:szCs w:val="28"/>
     </w:rPr>
   </w:style>
@@ -4213,15 +6582,15 @@
     <w:pPr>
       <w:keepNext/>
       <w:keepLines/>
-      <w:spacing w:after="0" w:before="200"/>
+      <w:spacing w:after="60" w:before="200"/>
       <w:outlineLvl w:val="2"/>
     </w:pPr>
     <w:rPr>
-      <w:rFonts w:asciiTheme="majorHAnsi" w:cstheme="majorBidi" w:eastAsiaTheme="majorEastAsia" w:hAnsiTheme="majorHAnsi"/>
+      <w:rFonts w:ascii="Arial" w:hAnsi="Arial" w:cs="Arial" w:eastAsia="Arial"/>
       <w:b/>
       <w:bCs/>
-      <w:color w:themeColor="accent1" w:val="4F81BD"/>
-      <w:sz w:val="24"/>
+      <w:color w:val="00338D"/>
+      <w:sz w:val="21"/>
       <w:szCs w:val="24"/>
     </w:rPr>
   </w:style>
